--- a/documents/Sarswati_Dhokare(SYMCA)_Project_Synopsis.docx
+++ b/documents/Sarswati_Dhokare(SYMCA)_Project_Synopsis.docx
@@ -1,345 +1,333 @@
 
 <file path=word/document.xml><?xml version="1.0" encoding="utf-8"?>
 <w:document xmlns:wpc="http://schemas.microsoft.com/office/word/2010/wordprocessingCanvas" xmlns:cx="http://schemas.microsoft.com/office/drawing/2014/chartex" xmlns:cx1="http://schemas.microsoft.com/office/drawing/2015/9/8/chartex" xmlns:cx2="http://schemas.microsoft.com/office/drawing/2015/10/21/chartex" xmlns:cx3="http://schemas.microsoft.com/office/drawing/2016/5/9/chartex" xmlns:cx4="http://schemas.microsoft.com/office/drawing/2016/5/10/chartex" xmlns:cx5="http://schemas.microsoft.com/office/drawing/2016/5/11/chartex" xmlns:cx6="http://schemas.microsoft.com/office/drawing/2016/5/12/chartex" xmlns:cx7="http://schemas.microsoft.com/office/drawing/2016/5/13/chartex" xmlns:cx8="http://schemas.microsoft.com/office/drawing/2016/5/14/chartex" xmlns:mc="http://schemas.openxmlformats.org/markup-compatibility/2006" xmlns:aink="http://schemas.microsoft.com/office/drawing/2016/ink" xmlns:am3d="http://schemas.microsoft.com/office/drawing/2017/model3d" xmlns:o="urn:schemas-microsoft-com:office:office" xmlns:oel="http://schemas.microsoft.com/office/2019/extlst" xmlns:r="http://schemas.openxmlformats.org/officeDocument/2006/relationships" xmlns:m="http://schemas.openxmlformats.org/officeDocument/2006/math" xmlns:v="urn:schemas-microsoft-com:vml" xmlns:wp14="http://schemas.microsoft.com/office/word/2010/wordprocessingDrawing" xmlns:wp="http://schemas.openxmlformats.org/drawingml/2006/wordprocessingDrawing" xmlns:w10="urn:schemas-microsoft-com:office:word" xmlns:w="http://schemas.openxmlformats.org/wordprocessingml/2006/main" xmlns:w14="http://schemas.microsoft.com/office/word/2010/wordml" xmlns:w15="http://schemas.microsoft.com/office/word/2012/wordml" xmlns:w16cex="http://schemas.microsoft.com/office/word/2018/wordml/cex" xmlns:w16cid="http://schemas.microsoft.com/office/word/2016/wordml/cid" xmlns:w16="http://schemas.microsoft.com/office/word/2018/wordml" xmlns:w16du="http://schemas.microsoft.com/office/word/2023/wordml/word16du" xmlns:w16sdtdh="http://schemas.microsoft.com/office/word/2020/wordml/sdtdatahash" xmlns:w16sdtfl="http://schemas.microsoft.com/office/word/2024/wordml/sdtformatlock" xmlns:w16se="http://schemas.microsoft.com/office/word/2015/wordml/symex" xmlns:wpg="http://schemas.microsoft.com/office/word/2010/wordprocessingGroup" xmlns:wpi="http://schemas.microsoft.com/office/word/2010/wordprocessingInk" xmlns:wne="http://schemas.microsoft.com/office/word/2006/wordml" xmlns:wps="http://schemas.microsoft.com/office/word/2010/wordprocessingShape" mc:Ignorable="w14 w15 w16se w16cid w16 w16cex w16sdtdh w16sdtfl w16du wp14">
+  <w:background w:color="FFFFFF" w:themeColor="background1"/>
   <w:body>
     <w:p>
       <w:pPr>
-        <w:shd w:val="clear" w:color="auto" w:fill="FFFFFF"/>
         <w:spacing w:after="150"/>
         <w:jc w:val="center"/>
         <w:rPr>
-          <w:rFonts w:ascii="Roboto" w:eastAsia="Times New Roman" w:hAnsi="Roboto" w:cs="Times New Roman"/>
-          <w:b/>
-          <w:bCs/>
-          <w:color w:val="444444"/>
-          <w:sz w:val="30"/>
-          <w:szCs w:val="30"/>
-          <w:lang w:val="en-IN" w:eastAsia="en-GB"/>
-        </w:rPr>
-      </w:pPr>
-    </w:p>
-    <w:p>
-      <w:pPr>
-        <w:shd w:val="clear" w:color="auto" w:fill="FFFFFF"/>
+          <w:rFonts w:ascii="Bookman Old Style" w:hAnsi="Bookman Old Style"/>
+          <w:b/>
+          <w:bCs/>
+          <w:color w:val="C00000"/>
+          <w:kern w:val="2"/>
+          <w:sz w:val="32"/>
+          <w:szCs w:val="32"/>
+          <w:lang w:val="en-US"/>
+          <w14:ligatures w14:val="standardContextual"/>
+        </w:rPr>
+      </w:pPr>
+      <w:r>
+        <w:rPr>
+          <w:rFonts w:ascii="Bookman Old Style" w:hAnsi="Bookman Old Style"/>
+          <w:b/>
+          <w:bCs/>
+          <w:color w:val="C00000"/>
+          <w:kern w:val="2"/>
+          <w:sz w:val="32"/>
+          <w:szCs w:val="32"/>
+          <w:lang w:val="en-US"/>
+          <w14:ligatures w14:val="standardContextual"/>
+        </w:rPr>
+        <w:t>Retail Insight Pro: Data-Driven Analysis for Optimizing Retail Operations</w:t>
+      </w:r>
+      <w:r>
+        <w:rPr>
+          <w:rFonts w:ascii="Bookman Old Style" w:hAnsi="Bookman Old Style"/>
+          <w:b/>
+          <w:bCs/>
+          <w:color w:val="C00000"/>
+          <w:kern w:val="2"/>
+          <w:sz w:val="32"/>
+          <w:szCs w:val="32"/>
+          <w:lang w:val="en-US"/>
+          <w14:ligatures w14:val="standardContextual"/>
+        </w:rPr>
+        <w:t>   </w:t>
+      </w:r>
+    </w:p>
+    <w:p>
+      <w:pPr>
+        <w:spacing w:after="150" w:line="360" w:lineRule="auto"/>
+        <w:rPr>
+          <w:rFonts w:ascii="Bookman Old Style" w:eastAsia="Times New Roman" w:hAnsi="Bookman Old Style" w:cs="Times New Roman"/>
+          <w:b/>
+          <w:bCs/>
+          <w:lang w:val="en-IN" w:eastAsia="en-GB"/>
+        </w:rPr>
+      </w:pPr>
+    </w:p>
+    <w:p>
+      <w:pPr>
+        <w:spacing w:after="150" w:line="360" w:lineRule="auto"/>
+        <w:rPr>
+          <w:rFonts w:ascii="Bookman Old Style" w:eastAsia="Times New Roman" w:hAnsi="Bookman Old Style" w:cs="Times New Roman"/>
+          <w:b/>
+          <w:bCs/>
+          <w:lang w:val="en-IN" w:eastAsia="en-GB"/>
+        </w:rPr>
+      </w:pPr>
+      <w:r>
+        <w:rPr>
+          <w:rFonts w:ascii="Bookman Old Style" w:eastAsia="Times New Roman" w:hAnsi="Bookman Old Style" w:cs="Times New Roman"/>
+          <w:b/>
+          <w:bCs/>
+          <w:lang w:val="en-IN" w:eastAsia="en-GB"/>
+        </w:rPr>
+        <w:t>Project Overview:</w:t>
+      </w:r>
+    </w:p>
+    <w:p>
+      <w:pPr>
+        <w:spacing w:after="150" w:line="360" w:lineRule="auto"/>
+        <w:rPr>
+          <w:rFonts w:ascii="Bookman Old Style" w:hAnsi="Bookman Old Style"/>
+          <w:kern w:val="2"/>
+          <w:sz w:val="22"/>
+          <w:szCs w:val="22"/>
+          <w:lang w:val="en-US"/>
+          <w14:ligatures w14:val="standardContextual"/>
+        </w:rPr>
+      </w:pPr>
+      <w:r>
+        <w:rPr>
+          <w:rFonts w:ascii="Bookman Old Style" w:hAnsi="Bookman Old Style"/>
+          <w:kern w:val="2"/>
+          <w:sz w:val="22"/>
+          <w:szCs w:val="22"/>
+          <w:lang w:val="en-US"/>
+          <w14:ligatures w14:val="standardContextual"/>
+        </w:rPr>
+        <w:t xml:space="preserve">The project focuses on enhancing retail operations by </w:t>
+      </w:r>
+      <w:proofErr w:type="spellStart"/>
+      <w:r>
+        <w:rPr>
+          <w:rFonts w:ascii="Bookman Old Style" w:hAnsi="Bookman Old Style"/>
+          <w:kern w:val="2"/>
+          <w:sz w:val="22"/>
+          <w:szCs w:val="22"/>
+          <w:lang w:val="en-US"/>
+          <w14:ligatures w14:val="standardContextual"/>
+        </w:rPr>
+        <w:t>analy</w:t>
+      </w:r>
+      <w:r>
+        <w:rPr>
+          <w:rFonts w:ascii="Bookman Old Style" w:hAnsi="Bookman Old Style"/>
+          <w:kern w:val="2"/>
+          <w:sz w:val="22"/>
+          <w:szCs w:val="22"/>
+          <w:lang w:val="en-US"/>
+          <w14:ligatures w14:val="standardContextual"/>
+        </w:rPr>
+        <w:t>z</w:t>
+      </w:r>
+      <w:r>
+        <w:rPr>
+          <w:rFonts w:ascii="Bookman Old Style" w:hAnsi="Bookman Old Style"/>
+          <w:kern w:val="2"/>
+          <w:sz w:val="22"/>
+          <w:szCs w:val="22"/>
+          <w:lang w:val="en-US"/>
+          <w14:ligatures w14:val="standardContextual"/>
+        </w:rPr>
+        <w:t>ing</w:t>
+      </w:r>
+      <w:proofErr w:type="spellEnd"/>
+      <w:r>
+        <w:rPr>
+          <w:rFonts w:ascii="Bookman Old Style" w:hAnsi="Bookman Old Style"/>
+          <w:kern w:val="2"/>
+          <w:sz w:val="22"/>
+          <w:szCs w:val="22"/>
+          <w:lang w:val="en-US"/>
+          <w14:ligatures w14:val="standardContextual"/>
+        </w:rPr>
+        <w:t xml:space="preserve"> datasets to optimize sales, inventory, and customer engagement. Using data-driven insights, it aims to build dashboards, perform predictive analytics for demand forecasting, and understand customer </w:t>
+      </w:r>
+      <w:r>
+        <w:rPr>
+          <w:rFonts w:ascii="Bookman Old Style" w:hAnsi="Bookman Old Style"/>
+          <w:kern w:val="2"/>
+          <w:sz w:val="22"/>
+          <w:szCs w:val="22"/>
+          <w:lang w:val="en-US"/>
+          <w14:ligatures w14:val="standardContextual"/>
+        </w:rPr>
+        <w:t>behaviour</w:t>
+      </w:r>
+      <w:r>
+        <w:rPr>
+          <w:rFonts w:ascii="Bookman Old Style" w:hAnsi="Bookman Old Style"/>
+          <w:kern w:val="2"/>
+          <w:sz w:val="22"/>
+          <w:szCs w:val="22"/>
+          <w:lang w:val="en-US"/>
+          <w14:ligatures w14:val="standardContextual"/>
+        </w:rPr>
+        <w:t xml:space="preserve"> through segmentation. Azure Cloud services are integrated for data storage and processing, with AI applied for advanced analytics such as personalized product recommendations.</w:t>
+      </w:r>
+    </w:p>
+    <w:p>
+      <w:pPr>
+        <w:spacing w:after="150" w:line="276" w:lineRule="auto"/>
+        <w:rPr>
+          <w:rFonts w:ascii="Bookman Old Style" w:hAnsi="Bookman Old Style"/>
+          <w:kern w:val="2"/>
+          <w:sz w:val="22"/>
+          <w:szCs w:val="22"/>
+          <w:lang w:val="en-US"/>
+          <w14:ligatures w14:val="standardContextual"/>
+        </w:rPr>
+      </w:pPr>
+      <w:proofErr w:type="spellStart"/>
+      <w:r>
+        <w:rPr>
+          <w:rFonts w:ascii="Bookman Old Style" w:eastAsia="Times New Roman" w:hAnsi="Bookman Old Style" w:cs="Times New Roman"/>
+          <w:b/>
+          <w:bCs/>
+          <w:color w:val="444444"/>
+          <w:sz w:val="21"/>
+          <w:szCs w:val="21"/>
+          <w:lang w:val="en-IN" w:eastAsia="en-GB"/>
+        </w:rPr>
+        <w:t>Analyze</w:t>
+      </w:r>
+      <w:proofErr w:type="spellEnd"/>
+      <w:r>
+        <w:rPr>
+          <w:rFonts w:ascii="Bookman Old Style" w:eastAsia="Times New Roman" w:hAnsi="Bookman Old Style" w:cs="Times New Roman"/>
+          <w:b/>
+          <w:bCs/>
+          <w:color w:val="444444"/>
+          <w:sz w:val="21"/>
+          <w:szCs w:val="21"/>
+          <w:lang w:val="en-IN" w:eastAsia="en-GB"/>
+        </w:rPr>
+        <w:t xml:space="preserve"> Sales:</w:t>
+      </w:r>
+      <w:r>
+        <w:rPr>
+          <w:rFonts w:ascii="Bookman Old Style" w:eastAsia="Times New Roman" w:hAnsi="Bookman Old Style" w:cs="Times New Roman"/>
+          <w:color w:val="444444"/>
+          <w:sz w:val="21"/>
+          <w:szCs w:val="21"/>
+          <w:lang w:val="en-IN" w:eastAsia="en-GB"/>
+        </w:rPr>
+        <w:t xml:space="preserve"> </w:t>
+      </w:r>
+      <w:r>
+        <w:rPr>
+          <w:rFonts w:ascii="Bookman Old Style" w:hAnsi="Bookman Old Style"/>
+          <w:kern w:val="2"/>
+          <w:sz w:val="22"/>
+          <w:szCs w:val="22"/>
+          <w:lang w:val="en-US"/>
+          <w14:ligatures w14:val="standardContextual"/>
+        </w:rPr>
+        <w:t>Look at how products are selling over time and predict future sales.</w:t>
+      </w:r>
+    </w:p>
+    <w:p>
+      <w:pPr>
+        <w:spacing w:after="150" w:line="276" w:lineRule="auto"/>
+        <w:rPr>
+          <w:rFonts w:ascii="Bookman Old Style" w:hAnsi="Bookman Old Style"/>
+          <w:kern w:val="2"/>
+          <w:sz w:val="22"/>
+          <w:szCs w:val="22"/>
+          <w:lang w:val="en-US"/>
+          <w14:ligatures w14:val="standardContextual"/>
+        </w:rPr>
+      </w:pPr>
+      <w:r>
+        <w:rPr>
+          <w:rFonts w:ascii="Bookman Old Style" w:eastAsia="Times New Roman" w:hAnsi="Bookman Old Style" w:cs="Times New Roman"/>
+          <w:b/>
+          <w:bCs/>
+          <w:color w:val="444444"/>
+          <w:sz w:val="21"/>
+          <w:szCs w:val="21"/>
+          <w:lang w:val="en-IN" w:eastAsia="en-GB"/>
+        </w:rPr>
+        <w:t>Manage Inventory:</w:t>
+      </w:r>
+      <w:r>
+        <w:rPr>
+          <w:rFonts w:ascii="Bookman Old Style" w:eastAsia="Times New Roman" w:hAnsi="Bookman Old Style" w:cs="Times New Roman"/>
+          <w:color w:val="444444"/>
+          <w:sz w:val="21"/>
+          <w:szCs w:val="21"/>
+          <w:lang w:val="en-IN" w:eastAsia="en-GB"/>
+        </w:rPr>
+        <w:t xml:space="preserve"> </w:t>
+      </w:r>
+      <w:r>
+        <w:rPr>
+          <w:rFonts w:ascii="Bookman Old Style" w:hAnsi="Bookman Old Style"/>
+          <w:kern w:val="2"/>
+          <w:sz w:val="22"/>
+          <w:szCs w:val="22"/>
+          <w:lang w:val="en-US"/>
+          <w14:ligatures w14:val="standardContextual"/>
+        </w:rPr>
+        <w:t>Help businesses know when to restock products so they don’t run out or have too much.</w:t>
+      </w:r>
+    </w:p>
+    <w:p>
+      <w:pPr>
+        <w:spacing w:after="150" w:line="276" w:lineRule="auto"/>
+        <w:rPr>
+          <w:rFonts w:ascii="Bookman Old Style" w:hAnsi="Bookman Old Style"/>
+          <w:kern w:val="2"/>
+          <w:sz w:val="22"/>
+          <w:szCs w:val="22"/>
+          <w:lang w:val="en-US"/>
+          <w14:ligatures w14:val="standardContextual"/>
+        </w:rPr>
+      </w:pPr>
+      <w:r>
+        <w:rPr>
+          <w:rFonts w:ascii="Bookman Old Style" w:eastAsia="Times New Roman" w:hAnsi="Bookman Old Style" w:cs="Times New Roman"/>
+          <w:b/>
+          <w:bCs/>
+          <w:color w:val="444444"/>
+          <w:sz w:val="21"/>
+          <w:szCs w:val="21"/>
+          <w:lang w:val="en-IN" w:eastAsia="en-GB"/>
+        </w:rPr>
+        <w:t>Understand Customers:</w:t>
+      </w:r>
+      <w:r>
+        <w:rPr>
+          <w:rFonts w:ascii="Bookman Old Style" w:eastAsia="Times New Roman" w:hAnsi="Bookman Old Style" w:cs="Times New Roman"/>
+          <w:color w:val="444444"/>
+          <w:sz w:val="21"/>
+          <w:szCs w:val="21"/>
+          <w:lang w:val="en-IN" w:eastAsia="en-GB"/>
+        </w:rPr>
+        <w:t xml:space="preserve"> </w:t>
+      </w:r>
+      <w:r>
+        <w:rPr>
+          <w:rFonts w:ascii="Bookman Old Style" w:hAnsi="Bookman Old Style"/>
+          <w:kern w:val="2"/>
+          <w:sz w:val="22"/>
+          <w:szCs w:val="22"/>
+          <w:lang w:val="en-US"/>
+          <w14:ligatures w14:val="standardContextual"/>
+        </w:rPr>
+        <w:t>Group customers based on what they like or buy, so businesses can offer them the right products or discounts.</w:t>
+      </w:r>
+    </w:p>
+    <w:p>
+      <w:pPr>
         <w:spacing w:after="150"/>
-        <w:jc w:val="center"/>
-        <w:rPr>
-          <w:rFonts w:ascii="Roboto" w:eastAsia="Times New Roman" w:hAnsi="Roboto" w:cs="Times New Roman"/>
-          <w:b/>
-          <w:bCs/>
-          <w:sz w:val="27"/>
-          <w:szCs w:val="27"/>
-          <w:lang w:val="en-IN" w:eastAsia="en-GB"/>
-        </w:rPr>
-      </w:pPr>
-      <w:r>
-        <w:rPr>
-          <w:rFonts w:ascii="Roboto" w:eastAsia="Times New Roman" w:hAnsi="Roboto" w:cs="Times New Roman"/>
-          <w:b/>
-          <w:bCs/>
-          <w:sz w:val="27"/>
-          <w:szCs w:val="27"/>
-          <w:u w:val="single"/>
-          <w:lang w:val="en-IN" w:eastAsia="en-GB"/>
-        </w:rPr>
-        <w:t>Retail Insight Pro: Data-Driven Analysis for Optimizing Retail Operations</w:t>
-      </w:r>
-      <w:r>
-        <w:rPr>
-          <w:rFonts w:ascii="Roboto" w:eastAsia="Times New Roman" w:hAnsi="Roboto" w:cs="Times New Roman"/>
-          <w:b/>
-          <w:bCs/>
-          <w:sz w:val="27"/>
-          <w:szCs w:val="27"/>
-          <w:lang w:val="en-IN" w:eastAsia="en-GB"/>
-        </w:rPr>
-        <w:t>   </w:t>
-      </w:r>
-    </w:p>
-    <w:p>
-      <w:pPr>
-        <w:shd w:val="clear" w:color="auto" w:fill="FFFFFF"/>
-        <w:spacing w:after="150" w:line="360" w:lineRule="auto"/>
-        <w:rPr>
-          <w:rFonts w:ascii="Roboto" w:eastAsia="Times New Roman" w:hAnsi="Roboto" w:cs="Times New Roman"/>
-          <w:color w:val="444444"/>
-          <w:sz w:val="21"/>
-          <w:szCs w:val="21"/>
-          <w:lang w:val="en-IN" w:eastAsia="en-GB"/>
-        </w:rPr>
-      </w:pPr>
-    </w:p>
-    <w:p>
-      <w:pPr>
-        <w:shd w:val="clear" w:color="auto" w:fill="FFFFFF"/>
-        <w:spacing w:after="150" w:line="360" w:lineRule="auto"/>
-        <w:rPr>
-          <w:rFonts w:ascii="Roboto" w:eastAsia="Times New Roman" w:hAnsi="Roboto" w:cs="Times New Roman"/>
-          <w:b/>
-          <w:bCs/>
-          <w:lang w:val="en-IN" w:eastAsia="en-GB"/>
-        </w:rPr>
-      </w:pPr>
-      <w:r>
-        <w:rPr>
-          <w:rFonts w:ascii="Roboto" w:eastAsia="Times New Roman" w:hAnsi="Roboto" w:cs="Times New Roman"/>
-          <w:b/>
-          <w:bCs/>
-          <w:lang w:val="en-IN" w:eastAsia="en-GB"/>
-        </w:rPr>
-        <w:t>Project Overview:</w:t>
-      </w:r>
-    </w:p>
-    <w:p>
-      <w:pPr>
-        <w:shd w:val="clear" w:color="auto" w:fill="FFFFFF"/>
-        <w:spacing w:after="150" w:line="360" w:lineRule="auto"/>
-        <w:rPr>
-          <w:rFonts w:ascii="Roboto" w:eastAsia="Times New Roman" w:hAnsi="Roboto" w:cs="Times New Roman"/>
-          <w:color w:val="444444"/>
-          <w:sz w:val="21"/>
-          <w:szCs w:val="21"/>
-          <w:lang w:val="en-IN" w:eastAsia="en-GB"/>
-        </w:rPr>
-      </w:pPr>
-      <w:r>
-        <w:rPr>
-          <w:rFonts w:ascii="Roboto" w:eastAsia="Times New Roman" w:hAnsi="Roboto" w:cs="Times New Roman"/>
-          <w:color w:val="444444"/>
-          <w:sz w:val="21"/>
-          <w:szCs w:val="21"/>
-          <w:lang w:val="en-IN" w:eastAsia="en-GB"/>
-        </w:rPr>
-        <w:t xml:space="preserve">The project focuses on enhancing retail operations by </w:t>
-      </w:r>
-      <w:proofErr w:type="spellStart"/>
-      <w:r>
-        <w:rPr>
-          <w:rFonts w:ascii="Roboto" w:eastAsia="Times New Roman" w:hAnsi="Roboto" w:cs="Times New Roman"/>
-          <w:color w:val="444444"/>
-          <w:sz w:val="21"/>
-          <w:szCs w:val="21"/>
-          <w:lang w:val="en-IN" w:eastAsia="en-GB"/>
-        </w:rPr>
-        <w:t>analy</w:t>
-      </w:r>
-      <w:r>
-        <w:rPr>
-          <w:rFonts w:ascii="Roboto" w:eastAsia="Times New Roman" w:hAnsi="Roboto" w:cs="Times New Roman"/>
-          <w:color w:val="444444"/>
-          <w:sz w:val="21"/>
-          <w:szCs w:val="21"/>
-          <w:lang w:val="en-IN" w:eastAsia="en-GB"/>
-        </w:rPr>
-        <w:t>z</w:t>
-      </w:r>
-      <w:r>
-        <w:rPr>
-          <w:rFonts w:ascii="Roboto" w:eastAsia="Times New Roman" w:hAnsi="Roboto" w:cs="Times New Roman"/>
-          <w:color w:val="444444"/>
-          <w:sz w:val="21"/>
-          <w:szCs w:val="21"/>
-          <w:lang w:val="en-IN" w:eastAsia="en-GB"/>
-        </w:rPr>
-        <w:t>ing</w:t>
-      </w:r>
-      <w:proofErr w:type="spellEnd"/>
-      <w:r>
-        <w:rPr>
-          <w:rFonts w:ascii="Roboto" w:eastAsia="Times New Roman" w:hAnsi="Roboto" w:cs="Times New Roman"/>
-          <w:color w:val="444444"/>
-          <w:sz w:val="21"/>
-          <w:szCs w:val="21"/>
-          <w:lang w:val="en-IN" w:eastAsia="en-GB"/>
-        </w:rPr>
-        <w:t xml:space="preserve"> datasets to optimize sales, inventory, and customer engagement. Using data-driven insights, it aims to build dashboards, perform predictive analytics for demand forecasting, and understand customer </w:t>
-      </w:r>
-      <w:r>
-        <w:rPr>
-          <w:rFonts w:ascii="Roboto" w:eastAsia="Times New Roman" w:hAnsi="Roboto" w:cs="Times New Roman"/>
-          <w:color w:val="444444"/>
-          <w:sz w:val="21"/>
-          <w:szCs w:val="21"/>
-          <w:lang w:val="en-IN" w:eastAsia="en-GB"/>
-        </w:rPr>
-        <w:t>behaviour</w:t>
-      </w:r>
-      <w:r>
-        <w:rPr>
-          <w:rFonts w:ascii="Roboto" w:eastAsia="Times New Roman" w:hAnsi="Roboto" w:cs="Times New Roman"/>
-          <w:color w:val="444444"/>
-          <w:sz w:val="21"/>
-          <w:szCs w:val="21"/>
-          <w:lang w:val="en-IN" w:eastAsia="en-GB"/>
-        </w:rPr>
-        <w:t xml:space="preserve"> through segmentation. </w:t>
-      </w:r>
-      <w:r>
-        <w:rPr>
-          <w:rFonts w:ascii="Roboto" w:eastAsia="Times New Roman" w:hAnsi="Roboto" w:cs="Times New Roman"/>
-          <w:color w:val="444444"/>
-          <w:sz w:val="21"/>
-          <w:szCs w:val="21"/>
-          <w:lang w:val="en-IN" w:eastAsia="en-GB"/>
-        </w:rPr>
-        <w:t xml:space="preserve">Azure </w:t>
-      </w:r>
-      <w:r>
-        <w:rPr>
-          <w:rFonts w:ascii="Roboto" w:eastAsia="Times New Roman" w:hAnsi="Roboto" w:cs="Times New Roman"/>
-          <w:color w:val="444444"/>
-          <w:sz w:val="21"/>
-          <w:szCs w:val="21"/>
-          <w:lang w:val="en-IN" w:eastAsia="en-GB"/>
-        </w:rPr>
-        <w:t>Cloud services</w:t>
-      </w:r>
-      <w:r>
-        <w:rPr>
-          <w:rFonts w:ascii="Roboto" w:eastAsia="Times New Roman" w:hAnsi="Roboto" w:cs="Times New Roman"/>
-          <w:color w:val="444444"/>
-          <w:sz w:val="21"/>
-          <w:szCs w:val="21"/>
-          <w:lang w:val="en-IN" w:eastAsia="en-GB"/>
-        </w:rPr>
-        <w:t xml:space="preserve"> </w:t>
-      </w:r>
-      <w:r>
-        <w:rPr>
-          <w:rFonts w:ascii="Roboto" w:eastAsia="Times New Roman" w:hAnsi="Roboto" w:cs="Times New Roman"/>
-          <w:color w:val="444444"/>
-          <w:sz w:val="21"/>
-          <w:szCs w:val="21"/>
-          <w:lang w:val="en-IN" w:eastAsia="en-GB"/>
-        </w:rPr>
-        <w:t>are integrated for data storage and processing, with AI applied for advanced analytics such as personalized product recommendations.</w:t>
-      </w:r>
-    </w:p>
-    <w:p>
-      <w:pPr>
-        <w:shd w:val="clear" w:color="auto" w:fill="FFFFFF"/>
-        <w:spacing w:after="150" w:line="276" w:lineRule="auto"/>
-        <w:rPr>
-          <w:rFonts w:ascii="Roboto" w:eastAsia="Times New Roman" w:hAnsi="Roboto" w:cs="Times New Roman"/>
-          <w:color w:val="444444"/>
-          <w:sz w:val="21"/>
-          <w:szCs w:val="21"/>
-          <w:lang w:val="en-IN" w:eastAsia="en-GB"/>
-        </w:rPr>
-      </w:pPr>
-      <w:proofErr w:type="spellStart"/>
-      <w:r>
-        <w:rPr>
-          <w:rFonts w:ascii="Roboto" w:eastAsia="Times New Roman" w:hAnsi="Roboto" w:cs="Times New Roman"/>
-          <w:b/>
-          <w:bCs/>
-          <w:color w:val="444444"/>
-          <w:sz w:val="21"/>
-          <w:szCs w:val="21"/>
-          <w:lang w:val="en-IN" w:eastAsia="en-GB"/>
-        </w:rPr>
-        <w:t>Analyze</w:t>
-      </w:r>
-      <w:proofErr w:type="spellEnd"/>
-      <w:r>
-        <w:rPr>
-          <w:rFonts w:ascii="Roboto" w:eastAsia="Times New Roman" w:hAnsi="Roboto" w:cs="Times New Roman"/>
-          <w:b/>
-          <w:bCs/>
-          <w:color w:val="444444"/>
-          <w:sz w:val="21"/>
-          <w:szCs w:val="21"/>
-          <w:lang w:val="en-IN" w:eastAsia="en-GB"/>
-        </w:rPr>
-        <w:t xml:space="preserve"> Sales:</w:t>
-      </w:r>
-      <w:r>
-        <w:rPr>
-          <w:rFonts w:ascii="Roboto" w:eastAsia="Times New Roman" w:hAnsi="Roboto" w:cs="Times New Roman"/>
-          <w:color w:val="444444"/>
-          <w:sz w:val="21"/>
-          <w:szCs w:val="21"/>
-          <w:lang w:val="en-IN" w:eastAsia="en-GB"/>
-        </w:rPr>
-        <w:t xml:space="preserve"> Look at how products are selling over time and predict future sales.</w:t>
-      </w:r>
-    </w:p>
-    <w:p>
-      <w:pPr>
-        <w:shd w:val="clear" w:color="auto" w:fill="FFFFFF"/>
-        <w:spacing w:after="150" w:line="276" w:lineRule="auto"/>
-        <w:rPr>
-          <w:rFonts w:ascii="Roboto" w:eastAsia="Times New Roman" w:hAnsi="Roboto" w:cs="Times New Roman"/>
-          <w:color w:val="444444"/>
-          <w:sz w:val="21"/>
-          <w:szCs w:val="21"/>
-          <w:lang w:val="en-IN" w:eastAsia="en-GB"/>
-        </w:rPr>
-      </w:pPr>
-      <w:r>
-        <w:rPr>
-          <w:rFonts w:ascii="Roboto" w:eastAsia="Times New Roman" w:hAnsi="Roboto" w:cs="Times New Roman"/>
-          <w:b/>
-          <w:bCs/>
-          <w:color w:val="444444"/>
-          <w:sz w:val="21"/>
-          <w:szCs w:val="21"/>
-          <w:lang w:val="en-IN" w:eastAsia="en-GB"/>
-        </w:rPr>
-        <w:t>Manage Inventory:</w:t>
-      </w:r>
-      <w:r>
-        <w:rPr>
-          <w:rFonts w:ascii="Roboto" w:eastAsia="Times New Roman" w:hAnsi="Roboto" w:cs="Times New Roman"/>
-          <w:color w:val="444444"/>
-          <w:sz w:val="21"/>
-          <w:szCs w:val="21"/>
-          <w:lang w:val="en-IN" w:eastAsia="en-GB"/>
-        </w:rPr>
-        <w:t xml:space="preserve"> Help businesses know when to restock products so they don’t run out or have too much.</w:t>
-      </w:r>
-    </w:p>
-    <w:p>
-      <w:pPr>
-        <w:shd w:val="clear" w:color="auto" w:fill="FFFFFF"/>
-        <w:spacing w:after="150" w:line="276" w:lineRule="auto"/>
-        <w:rPr>
-          <w:rFonts w:ascii="Roboto" w:eastAsia="Times New Roman" w:hAnsi="Roboto" w:cs="Times New Roman"/>
-          <w:color w:val="444444"/>
-          <w:sz w:val="21"/>
-          <w:szCs w:val="21"/>
-          <w:lang w:val="en-IN" w:eastAsia="en-GB"/>
-        </w:rPr>
-      </w:pPr>
-      <w:r>
-        <w:rPr>
-          <w:rFonts w:ascii="Roboto" w:eastAsia="Times New Roman" w:hAnsi="Roboto" w:cs="Times New Roman"/>
-          <w:b/>
-          <w:bCs/>
-          <w:color w:val="444444"/>
-          <w:sz w:val="21"/>
-          <w:szCs w:val="21"/>
-          <w:lang w:val="en-IN" w:eastAsia="en-GB"/>
-        </w:rPr>
-        <w:t>Understand Customers:</w:t>
-      </w:r>
-      <w:r>
-        <w:rPr>
-          <w:rFonts w:ascii="Roboto" w:eastAsia="Times New Roman" w:hAnsi="Roboto" w:cs="Times New Roman"/>
-          <w:color w:val="444444"/>
-          <w:sz w:val="21"/>
-          <w:szCs w:val="21"/>
-          <w:lang w:val="en-IN" w:eastAsia="en-GB"/>
-        </w:rPr>
-        <w:t xml:space="preserve"> Group customers based on what they like or buy, so businesses can offer them the right products or discounts.</w:t>
-      </w:r>
-    </w:p>
-    <w:p>
-      <w:pPr>
-        <w:shd w:val="clear" w:color="auto" w:fill="FFFFFF"/>
-        <w:spacing w:after="150"/>
-        <w:rPr>
-          <w:rFonts w:ascii="Roboto" w:eastAsia="Times New Roman" w:hAnsi="Roboto" w:cs="Times New Roman"/>
+        <w:rPr>
+          <w:rFonts w:ascii="Bookman Old Style" w:eastAsia="Times New Roman" w:hAnsi="Bookman Old Style" w:cs="Times New Roman"/>
           <w:color w:val="444444"/>
           <w:sz w:val="16"/>
           <w:szCs w:val="16"/>
@@ -349,18 +337,17 @@
     </w:p>
     <w:p>
       <w:pPr>
-        <w:shd w:val="clear" w:color="auto" w:fill="FFFFFF"/>
         <w:spacing w:after="150" w:line="360" w:lineRule="auto"/>
         <w:rPr>
-          <w:rFonts w:ascii="Roboto" w:eastAsia="Times New Roman" w:hAnsi="Roboto" w:cs="Times New Roman"/>
-          <w:b/>
-          <w:bCs/>
-          <w:lang w:val="en-IN" w:eastAsia="en-GB"/>
-        </w:rPr>
-      </w:pPr>
-      <w:r>
-        <w:rPr>
-          <w:rFonts w:ascii="Roboto" w:eastAsia="Times New Roman" w:hAnsi="Roboto" w:cs="Times New Roman"/>
+          <w:rFonts w:ascii="Bookman Old Style" w:eastAsia="Times New Roman" w:hAnsi="Bookman Old Style" w:cs="Times New Roman"/>
+          <w:b/>
+          <w:bCs/>
+          <w:lang w:val="en-IN" w:eastAsia="en-GB"/>
+        </w:rPr>
+      </w:pPr>
+      <w:r>
+        <w:rPr>
+          <w:rFonts w:ascii="Bookman Old Style" w:eastAsia="Times New Roman" w:hAnsi="Bookman Old Style" w:cs="Times New Roman"/>
           <w:b/>
           <w:bCs/>
           <w:lang w:val="en-IN" w:eastAsia="en-GB"/>
@@ -369,7 +356,7 @@
       </w:r>
       <w:r>
         <w:rPr>
-          <w:rFonts w:ascii="Roboto" w:eastAsia="Times New Roman" w:hAnsi="Roboto" w:cs="Times New Roman"/>
+          <w:rFonts w:ascii="Bookman Old Style" w:eastAsia="Times New Roman" w:hAnsi="Bookman Old Style" w:cs="Times New Roman"/>
           <w:b/>
           <w:bCs/>
           <w:lang w:val="en-IN" w:eastAsia="en-GB"/>
@@ -383,19 +370,19 @@
           <w:ilvl w:val="0"/>
           <w:numId w:val="3"/>
         </w:numPr>
-        <w:shd w:val="clear" w:color="auto" w:fill="FFFFFF"/>
         <w:spacing w:line="360" w:lineRule="auto"/>
         <w:rPr>
-          <w:rFonts w:ascii="Roboto" w:eastAsia="Times New Roman" w:hAnsi="Roboto" w:cs="Times New Roman"/>
-          <w:color w:val="444444"/>
-          <w:sz w:val="21"/>
-          <w:szCs w:val="21"/>
-          <w:lang w:val="en-IN" w:eastAsia="en-GB"/>
-        </w:rPr>
-      </w:pPr>
-      <w:r>
-        <w:rPr>
-          <w:rFonts w:ascii="Roboto" w:eastAsia="Times New Roman" w:hAnsi="Roboto" w:cs="Times New Roman"/>
+          <w:rFonts w:ascii="Bookman Old Style" w:hAnsi="Bookman Old Style"/>
+          <w:kern w:val="2"/>
+          <w:sz w:val="22"/>
+          <w:szCs w:val="22"/>
+          <w:lang w:val="en-US"/>
+          <w14:ligatures w14:val="standardContextual"/>
+        </w:rPr>
+      </w:pPr>
+      <w:r>
+        <w:rPr>
+          <w:rFonts w:ascii="Bookman Old Style" w:eastAsia="Times New Roman" w:hAnsi="Bookman Old Style" w:cs="Times New Roman"/>
           <w:b/>
           <w:bCs/>
           <w:color w:val="444444"/>
@@ -407,7 +394,7 @@
       </w:r>
       <w:r>
         <w:rPr>
-          <w:rFonts w:ascii="Roboto" w:eastAsia="Times New Roman" w:hAnsi="Roboto" w:cs="Times New Roman"/>
+          <w:rFonts w:ascii="Bookman Old Style" w:eastAsia="Times New Roman" w:hAnsi="Bookman Old Style" w:cs="Times New Roman"/>
           <w:color w:val="444444"/>
           <w:sz w:val="21"/>
           <w:szCs w:val="21"/>
@@ -418,57 +405,59 @@
       <w:proofErr w:type="spellStart"/>
       <w:r>
         <w:rPr>
-          <w:rFonts w:ascii="Roboto" w:eastAsia="Times New Roman" w:hAnsi="Roboto" w:cs="Times New Roman"/>
-          <w:color w:val="444444"/>
-          <w:sz w:val="21"/>
-          <w:szCs w:val="21"/>
-          <w:lang w:val="en-IN" w:eastAsia="en-GB"/>
+          <w:rFonts w:ascii="Bookman Old Style" w:hAnsi="Bookman Old Style"/>
+          <w:kern w:val="2"/>
+          <w:sz w:val="22"/>
+          <w:szCs w:val="22"/>
+          <w:lang w:val="en-US"/>
+          <w14:ligatures w14:val="standardContextual"/>
         </w:rPr>
         <w:t>Analyze</w:t>
       </w:r>
       <w:proofErr w:type="spellEnd"/>
       <w:r>
         <w:rPr>
-          <w:rFonts w:ascii="Roboto" w:eastAsia="Times New Roman" w:hAnsi="Roboto" w:cs="Times New Roman"/>
-          <w:color w:val="444444"/>
-          <w:sz w:val="21"/>
-          <w:szCs w:val="21"/>
-          <w:lang w:val="en-IN" w:eastAsia="en-GB"/>
+          <w:rFonts w:ascii="Bookman Old Style" w:hAnsi="Bookman Old Style"/>
+          <w:kern w:val="2"/>
+          <w:sz w:val="22"/>
+          <w:szCs w:val="22"/>
+          <w:lang w:val="en-US"/>
+          <w14:ligatures w14:val="standardContextual"/>
         </w:rPr>
         <w:t xml:space="preserve"> historical sales data to identify patterns and forecast future demand.</w:t>
       </w:r>
     </w:p>
     <w:p>
       <w:pPr>
-        <w:shd w:val="clear" w:color="auto" w:fill="FFFFFF"/>
         <w:spacing w:line="360" w:lineRule="auto"/>
         <w:ind w:left="720"/>
         <w:rPr>
-          <w:rFonts w:ascii="Roboto" w:eastAsia="Times New Roman" w:hAnsi="Roboto" w:cs="Times New Roman"/>
-          <w:color w:val="444444"/>
-          <w:sz w:val="21"/>
-          <w:szCs w:val="21"/>
-          <w:lang w:val="en-IN" w:eastAsia="en-GB"/>
-        </w:rPr>
-      </w:pPr>
-      <w:r>
-        <w:rPr>
-          <w:rFonts w:ascii="Roboto" w:eastAsia="Times New Roman" w:hAnsi="Roboto" w:cs="Times New Roman"/>
-          <w:color w:val="444444"/>
-          <w:sz w:val="21"/>
-          <w:szCs w:val="21"/>
-          <w:lang w:val="en-IN" w:eastAsia="en-GB"/>
+          <w:rFonts w:ascii="Bookman Old Style" w:hAnsi="Bookman Old Style"/>
+          <w:kern w:val="2"/>
+          <w:sz w:val="22"/>
+          <w:szCs w:val="22"/>
+          <w:lang w:val="en-US"/>
+          <w14:ligatures w14:val="standardContextual"/>
+        </w:rPr>
+      </w:pPr>
+      <w:r>
+        <w:rPr>
+          <w:rFonts w:ascii="Bookman Old Style" w:hAnsi="Bookman Old Style"/>
+          <w:kern w:val="2"/>
+          <w:sz w:val="22"/>
+          <w:szCs w:val="22"/>
+          <w:lang w:val="en-US"/>
+          <w14:ligatures w14:val="standardContextual"/>
         </w:rPr>
         <w:t>Example: Find out if winter clothes sell more during November and December by looking at historical data and predict how much stock is needed for next year.</w:t>
       </w:r>
     </w:p>
     <w:p>
       <w:pPr>
-        <w:shd w:val="clear" w:color="auto" w:fill="FFFFFF"/>
         <w:spacing w:after="150"/>
         <w:ind w:left="720"/>
         <w:rPr>
-          <w:rFonts w:ascii="Roboto" w:eastAsia="Times New Roman" w:hAnsi="Roboto" w:cs="Times New Roman"/>
+          <w:rFonts w:ascii="Bookman Old Style" w:eastAsia="Times New Roman" w:hAnsi="Bookman Old Style" w:cs="Times New Roman"/>
           <w:color w:val="444444"/>
           <w:sz w:val="4"/>
           <w:szCs w:val="4"/>
@@ -482,19 +471,18 @@
           <w:ilvl w:val="0"/>
           <w:numId w:val="3"/>
         </w:numPr>
-        <w:shd w:val="clear" w:color="auto" w:fill="FFFFFF"/>
         <w:spacing w:line="360" w:lineRule="auto"/>
         <w:rPr>
-          <w:rFonts w:ascii="Roboto" w:eastAsia="Times New Roman" w:hAnsi="Roboto" w:cs="Times New Roman"/>
-          <w:color w:val="444444"/>
-          <w:sz w:val="21"/>
-          <w:szCs w:val="21"/>
-          <w:lang w:val="en-IN" w:eastAsia="en-GB"/>
-        </w:rPr>
-      </w:pPr>
-      <w:r>
-        <w:rPr>
-          <w:rFonts w:ascii="Roboto" w:eastAsia="Times New Roman" w:hAnsi="Roboto" w:cs="Times New Roman"/>
+          <w:rFonts w:ascii="Bookman Old Style" w:eastAsia="Times New Roman" w:hAnsi="Bookman Old Style" w:cs="Times New Roman"/>
+          <w:color w:val="444444"/>
+          <w:sz w:val="21"/>
+          <w:szCs w:val="21"/>
+          <w:lang w:val="en-IN" w:eastAsia="en-GB"/>
+        </w:rPr>
+      </w:pPr>
+      <w:r>
+        <w:rPr>
+          <w:rFonts w:ascii="Bookman Old Style" w:eastAsia="Times New Roman" w:hAnsi="Bookman Old Style" w:cs="Times New Roman"/>
           <w:b/>
           <w:bCs/>
           <w:color w:val="444444"/>
@@ -506,7 +494,7 @@
       </w:r>
       <w:r>
         <w:rPr>
-          <w:rFonts w:ascii="Roboto" w:eastAsia="Times New Roman" w:hAnsi="Roboto" w:cs="Times New Roman"/>
+          <w:rFonts w:ascii="Bookman Old Style" w:eastAsia="Times New Roman" w:hAnsi="Bookman Old Style" w:cs="Times New Roman"/>
           <w:color w:val="444444"/>
           <w:sz w:val="21"/>
           <w:szCs w:val="21"/>
@@ -517,20 +505,19 @@
     </w:p>
     <w:p>
       <w:pPr>
-        <w:shd w:val="clear" w:color="auto" w:fill="FFFFFF"/>
         <w:spacing w:line="360" w:lineRule="auto"/>
         <w:ind w:left="720"/>
         <w:rPr>
-          <w:rFonts w:ascii="Roboto" w:eastAsia="Times New Roman" w:hAnsi="Roboto" w:cs="Times New Roman"/>
-          <w:color w:val="444444"/>
-          <w:sz w:val="21"/>
-          <w:szCs w:val="21"/>
-          <w:lang w:val="en-IN" w:eastAsia="en-GB"/>
-        </w:rPr>
-      </w:pPr>
-      <w:r>
-        <w:rPr>
-          <w:rFonts w:ascii="Roboto" w:eastAsia="Times New Roman" w:hAnsi="Roboto" w:cs="Times New Roman"/>
+          <w:rFonts w:ascii="Bookman Old Style" w:eastAsia="Times New Roman" w:hAnsi="Bookman Old Style" w:cs="Times New Roman"/>
+          <w:color w:val="444444"/>
+          <w:sz w:val="21"/>
+          <w:szCs w:val="21"/>
+          <w:lang w:val="en-IN" w:eastAsia="en-GB"/>
+        </w:rPr>
+      </w:pPr>
+      <w:r>
+        <w:rPr>
+          <w:rFonts w:ascii="Bookman Old Style" w:eastAsia="Times New Roman" w:hAnsi="Bookman Old Style" w:cs="Times New Roman"/>
           <w:color w:val="444444"/>
           <w:sz w:val="21"/>
           <w:szCs w:val="21"/>
@@ -541,11 +528,10 @@
     </w:p>
     <w:p>
       <w:pPr>
-        <w:shd w:val="clear" w:color="auto" w:fill="FFFFFF"/>
         <w:spacing w:after="150"/>
         <w:ind w:left="720"/>
         <w:rPr>
-          <w:rFonts w:ascii="Roboto" w:eastAsia="Times New Roman" w:hAnsi="Roboto" w:cs="Times New Roman"/>
+          <w:rFonts w:ascii="Bookman Old Style" w:eastAsia="Times New Roman" w:hAnsi="Bookman Old Style" w:cs="Times New Roman"/>
           <w:color w:val="444444"/>
           <w:sz w:val="4"/>
           <w:szCs w:val="4"/>
@@ -559,19 +545,18 @@
           <w:ilvl w:val="0"/>
           <w:numId w:val="3"/>
         </w:numPr>
-        <w:shd w:val="clear" w:color="auto" w:fill="FFFFFF"/>
         <w:spacing w:line="360" w:lineRule="auto"/>
         <w:rPr>
-          <w:rFonts w:ascii="Roboto" w:eastAsia="Times New Roman" w:hAnsi="Roboto" w:cs="Times New Roman"/>
-          <w:color w:val="444444"/>
-          <w:sz w:val="21"/>
-          <w:szCs w:val="21"/>
-          <w:lang w:val="en-IN" w:eastAsia="en-GB"/>
-        </w:rPr>
-      </w:pPr>
-      <w:r>
-        <w:rPr>
-          <w:rFonts w:ascii="Roboto" w:eastAsia="Times New Roman" w:hAnsi="Roboto" w:cs="Times New Roman"/>
+          <w:rFonts w:ascii="Bookman Old Style" w:eastAsia="Times New Roman" w:hAnsi="Bookman Old Style" w:cs="Times New Roman"/>
+          <w:color w:val="444444"/>
+          <w:sz w:val="21"/>
+          <w:szCs w:val="21"/>
+          <w:lang w:val="en-IN" w:eastAsia="en-GB"/>
+        </w:rPr>
+      </w:pPr>
+      <w:r>
+        <w:rPr>
+          <w:rFonts w:ascii="Bookman Old Style" w:eastAsia="Times New Roman" w:hAnsi="Bookman Old Style" w:cs="Times New Roman"/>
           <w:b/>
           <w:bCs/>
           <w:color w:val="444444"/>
@@ -583,7 +568,7 @@
       </w:r>
       <w:r>
         <w:rPr>
-          <w:rFonts w:ascii="Roboto" w:eastAsia="Times New Roman" w:hAnsi="Roboto" w:cs="Times New Roman"/>
+          <w:rFonts w:ascii="Bookman Old Style" w:eastAsia="Times New Roman" w:hAnsi="Bookman Old Style" w:cs="Times New Roman"/>
           <w:color w:val="444444"/>
           <w:sz w:val="21"/>
           <w:szCs w:val="21"/>
@@ -594,7 +579,7 @@
       <w:proofErr w:type="spellStart"/>
       <w:r>
         <w:rPr>
-          <w:rFonts w:ascii="Roboto" w:eastAsia="Times New Roman" w:hAnsi="Roboto" w:cs="Times New Roman"/>
+          <w:rFonts w:ascii="Bookman Old Style" w:eastAsia="Times New Roman" w:hAnsi="Bookman Old Style" w:cs="Times New Roman"/>
           <w:color w:val="444444"/>
           <w:sz w:val="21"/>
           <w:szCs w:val="21"/>
@@ -605,7 +590,7 @@
       <w:proofErr w:type="spellEnd"/>
       <w:r>
         <w:rPr>
-          <w:rFonts w:ascii="Roboto" w:eastAsia="Times New Roman" w:hAnsi="Roboto" w:cs="Times New Roman"/>
+          <w:rFonts w:ascii="Bookman Old Style" w:eastAsia="Times New Roman" w:hAnsi="Bookman Old Style" w:cs="Times New Roman"/>
           <w:color w:val="444444"/>
           <w:sz w:val="21"/>
           <w:szCs w:val="21"/>
@@ -616,20 +601,19 @@
     </w:p>
     <w:p>
       <w:pPr>
-        <w:shd w:val="clear" w:color="auto" w:fill="FFFFFF"/>
         <w:spacing w:line="360" w:lineRule="auto"/>
         <w:ind w:left="720"/>
         <w:rPr>
-          <w:rFonts w:ascii="Roboto" w:eastAsia="Times New Roman" w:hAnsi="Roboto" w:cs="Times New Roman"/>
-          <w:color w:val="444444"/>
-          <w:sz w:val="21"/>
-          <w:szCs w:val="21"/>
-          <w:lang w:val="en-IN" w:eastAsia="en-GB"/>
-        </w:rPr>
-      </w:pPr>
-      <w:r>
-        <w:rPr>
-          <w:rFonts w:ascii="Roboto" w:eastAsia="Times New Roman" w:hAnsi="Roboto" w:cs="Times New Roman"/>
+          <w:rFonts w:ascii="Bookman Old Style" w:eastAsia="Times New Roman" w:hAnsi="Bookman Old Style" w:cs="Times New Roman"/>
+          <w:color w:val="444444"/>
+          <w:sz w:val="21"/>
+          <w:szCs w:val="21"/>
+          <w:lang w:val="en-IN" w:eastAsia="en-GB"/>
+        </w:rPr>
+      </w:pPr>
+      <w:r>
+        <w:rPr>
+          <w:rFonts w:ascii="Bookman Old Style" w:eastAsia="Times New Roman" w:hAnsi="Bookman Old Style" w:cs="Times New Roman"/>
           <w:color w:val="444444"/>
           <w:sz w:val="21"/>
           <w:szCs w:val="21"/>
@@ -640,11 +624,10 @@
     </w:p>
     <w:p>
       <w:pPr>
-        <w:shd w:val="clear" w:color="auto" w:fill="FFFFFF"/>
         <w:spacing w:after="150"/>
         <w:ind w:left="720"/>
         <w:rPr>
-          <w:rFonts w:ascii="Roboto" w:eastAsia="Times New Roman" w:hAnsi="Roboto" w:cs="Times New Roman"/>
+          <w:rFonts w:ascii="Bookman Old Style" w:eastAsia="Times New Roman" w:hAnsi="Bookman Old Style" w:cs="Times New Roman"/>
           <w:color w:val="444444"/>
           <w:sz w:val="18"/>
           <w:szCs w:val="18"/>
@@ -654,40 +637,72 @@
     </w:p>
     <w:p>
       <w:pPr>
-        <w:shd w:val="clear" w:color="auto" w:fill="FFFFFF"/>
         <w:spacing w:after="150" w:line="360" w:lineRule="auto"/>
         <w:rPr>
-          <w:rFonts w:ascii="Roboto" w:eastAsia="Times New Roman" w:hAnsi="Roboto" w:cs="Times New Roman"/>
-          <w:b/>
-          <w:bCs/>
-          <w:lang w:val="en-IN" w:eastAsia="en-GB"/>
-        </w:rPr>
-      </w:pPr>
-      <w:r>
-        <w:rPr>
-          <w:rFonts w:ascii="Roboto" w:eastAsia="Times New Roman" w:hAnsi="Roboto" w:cs="Times New Roman"/>
-          <w:b/>
-          <w:bCs/>
-          <w:lang w:val="en-IN" w:eastAsia="en-GB"/>
-        </w:rPr>
+          <w:rFonts w:ascii="Bookman Old Style" w:eastAsia="Times New Roman" w:hAnsi="Bookman Old Style" w:cs="Times New Roman"/>
+          <w:b/>
+          <w:bCs/>
+          <w:lang w:val="en-IN" w:eastAsia="en-GB"/>
+        </w:rPr>
+      </w:pPr>
+    </w:p>
+    <w:p>
+      <w:pPr>
+        <w:spacing w:after="150" w:line="360" w:lineRule="auto"/>
+        <w:rPr>
+          <w:rFonts w:ascii="Bookman Old Style" w:eastAsia="Times New Roman" w:hAnsi="Bookman Old Style" w:cs="Times New Roman"/>
+          <w:b/>
+          <w:bCs/>
+          <w:lang w:val="en-IN" w:eastAsia="en-GB"/>
+        </w:rPr>
+      </w:pPr>
+    </w:p>
+    <w:p>
+      <w:pPr>
+        <w:spacing w:after="150" w:line="360" w:lineRule="auto"/>
+        <w:rPr>
+          <w:rFonts w:ascii="Bookman Old Style" w:eastAsia="Times New Roman" w:hAnsi="Bookman Old Style" w:cs="Times New Roman"/>
+          <w:b/>
+          <w:bCs/>
+          <w:lang w:val="en-IN" w:eastAsia="en-GB"/>
+        </w:rPr>
+      </w:pPr>
+    </w:p>
+    <w:p>
+      <w:pPr>
+        <w:spacing w:after="150" w:line="360" w:lineRule="auto"/>
+        <w:rPr>
+          <w:rFonts w:ascii="Bookman Old Style" w:eastAsia="Times New Roman" w:hAnsi="Bookman Old Style" w:cs="Times New Roman"/>
+          <w:b/>
+          <w:bCs/>
+          <w:lang w:val="en-IN" w:eastAsia="en-GB"/>
+        </w:rPr>
+      </w:pPr>
+      <w:r>
+        <w:rPr>
+          <w:rFonts w:ascii="Bookman Old Style" w:eastAsia="Times New Roman" w:hAnsi="Bookman Old Style" w:cs="Times New Roman"/>
+          <w:b/>
+          <w:bCs/>
+          <w:lang w:val="en-IN" w:eastAsia="en-GB"/>
+        </w:rPr>
+        <w:lastRenderedPageBreak/>
         <w:t>Technology Used</w:t>
       </w:r>
     </w:p>
     <w:p>
       <w:pPr>
-        <w:shd w:val="clear" w:color="auto" w:fill="FFFFFF"/>
         <w:spacing w:after="150" w:line="360" w:lineRule="auto"/>
         <w:rPr>
-          <w:rFonts w:ascii="Roboto" w:eastAsia="Times New Roman" w:hAnsi="Roboto" w:cs="Times New Roman"/>
-          <w:color w:val="444444"/>
-          <w:sz w:val="21"/>
-          <w:szCs w:val="21"/>
-          <w:lang w:val="en-IN" w:eastAsia="en-GB"/>
-        </w:rPr>
-      </w:pPr>
-      <w:r>
-        <w:rPr>
-          <w:rFonts w:ascii="Roboto" w:eastAsia="Times New Roman" w:hAnsi="Roboto" w:cs="Times New Roman"/>
+          <w:rFonts w:ascii="Bookman Old Style" w:eastAsia="Times New Roman" w:hAnsi="Bookman Old Style" w:cs="Times New Roman"/>
+          <w:color w:val="444444"/>
+          <w:sz w:val="21"/>
+          <w:szCs w:val="21"/>
+          <w:lang w:val="en-IN" w:eastAsia="en-GB"/>
+        </w:rPr>
+      </w:pPr>
+      <w:r>
+        <w:rPr>
+          <w:rFonts w:ascii="Bookman Old Style" w:eastAsia="Times New Roman" w:hAnsi="Bookman Old Style" w:cs="Times New Roman"/>
           <w:b/>
           <w:bCs/>
           <w:color w:val="444444"/>
@@ -699,50 +714,29 @@
       </w:r>
       <w:r>
         <w:rPr>
-          <w:rFonts w:ascii="Roboto" w:eastAsia="Times New Roman" w:hAnsi="Roboto" w:cs="Times New Roman"/>
-          <w:color w:val="444444"/>
-          <w:sz w:val="21"/>
-          <w:szCs w:val="21"/>
-          <w:lang w:val="en-IN" w:eastAsia="en-GB"/>
-        </w:rPr>
-        <w:t xml:space="preserve"> Azure Data Lake</w:t>
-      </w:r>
-      <w:r>
-        <w:rPr>
-          <w:rFonts w:ascii="Roboto" w:eastAsia="Times New Roman" w:hAnsi="Roboto" w:cs="Times New Roman"/>
-          <w:color w:val="444444"/>
-          <w:sz w:val="21"/>
-          <w:szCs w:val="21"/>
-          <w:lang w:val="en-IN" w:eastAsia="en-GB"/>
-        </w:rPr>
-        <w:t xml:space="preserve">, </w:t>
-      </w:r>
-      <w:r>
-        <w:rPr>
-          <w:rFonts w:ascii="Roboto" w:eastAsia="Times New Roman" w:hAnsi="Roboto" w:cs="Times New Roman"/>
-          <w:color w:val="444444"/>
-          <w:sz w:val="21"/>
-          <w:szCs w:val="21"/>
-          <w:lang w:val="en-IN" w:eastAsia="en-GB"/>
-        </w:rPr>
-        <w:t>Azure Data Factory.</w:t>
-      </w:r>
-    </w:p>
-    <w:p>
-      <w:pPr>
-        <w:shd w:val="clear" w:color="auto" w:fill="FFFFFF"/>
+          <w:rFonts w:ascii="Bookman Old Style" w:eastAsia="Times New Roman" w:hAnsi="Bookman Old Style" w:cs="Times New Roman"/>
+          <w:color w:val="444444"/>
+          <w:sz w:val="21"/>
+          <w:szCs w:val="21"/>
+          <w:lang w:val="en-IN" w:eastAsia="en-GB"/>
+        </w:rPr>
+        <w:t xml:space="preserve"> Azure Data Lake, Azure Data Factory.</w:t>
+      </w:r>
+    </w:p>
+    <w:p>
+      <w:pPr>
         <w:spacing w:after="150" w:line="360" w:lineRule="auto"/>
         <w:rPr>
-          <w:rFonts w:ascii="Roboto" w:eastAsia="Times New Roman" w:hAnsi="Roboto" w:cs="Times New Roman"/>
-          <w:color w:val="444444"/>
-          <w:sz w:val="21"/>
-          <w:szCs w:val="21"/>
-          <w:lang w:val="en-IN" w:eastAsia="en-GB"/>
-        </w:rPr>
-      </w:pPr>
-      <w:r>
-        <w:rPr>
-          <w:rFonts w:ascii="Roboto" w:eastAsia="Times New Roman" w:hAnsi="Roboto" w:cs="Times New Roman"/>
+          <w:rFonts w:ascii="Bookman Old Style" w:eastAsia="Times New Roman" w:hAnsi="Bookman Old Style" w:cs="Times New Roman"/>
+          <w:color w:val="444444"/>
+          <w:sz w:val="21"/>
+          <w:szCs w:val="21"/>
+          <w:lang w:val="en-IN" w:eastAsia="en-GB"/>
+        </w:rPr>
+      </w:pPr>
+      <w:r>
+        <w:rPr>
+          <w:rFonts w:ascii="Bookman Old Style" w:eastAsia="Times New Roman" w:hAnsi="Bookman Old Style" w:cs="Times New Roman"/>
           <w:b/>
           <w:bCs/>
           <w:color w:val="444444"/>
@@ -754,39 +748,19 @@
       </w:r>
       <w:r>
         <w:rPr>
-          <w:rFonts w:ascii="Roboto" w:eastAsia="Times New Roman" w:hAnsi="Roboto" w:cs="Times New Roman"/>
-          <w:color w:val="444444"/>
-          <w:sz w:val="21"/>
-          <w:szCs w:val="21"/>
-          <w:lang w:val="en-IN" w:eastAsia="en-GB"/>
-        </w:rPr>
-        <w:t xml:space="preserve"> Azure Machine Learning</w:t>
-      </w:r>
-      <w:r>
-        <w:rPr>
-          <w:rFonts w:ascii="Roboto" w:eastAsia="Times New Roman" w:hAnsi="Roboto" w:cs="Times New Roman"/>
-          <w:color w:val="444444"/>
-          <w:sz w:val="21"/>
-          <w:szCs w:val="21"/>
-          <w:lang w:val="en-IN" w:eastAsia="en-GB"/>
-        </w:rPr>
-        <w:t xml:space="preserve"> </w:t>
-      </w:r>
-      <w:r>
-        <w:rPr>
-          <w:rFonts w:ascii="Roboto" w:eastAsia="Times New Roman" w:hAnsi="Roboto" w:cs="Times New Roman"/>
-          <w:color w:val="444444"/>
-          <w:sz w:val="21"/>
-          <w:szCs w:val="21"/>
-          <w:lang w:val="en-IN" w:eastAsia="en-GB"/>
-        </w:rPr>
-        <w:t xml:space="preserve">for predictive </w:t>
+          <w:rFonts w:ascii="Bookman Old Style" w:eastAsia="Times New Roman" w:hAnsi="Bookman Old Style" w:cs="Times New Roman"/>
+          <w:color w:val="444444"/>
+          <w:sz w:val="21"/>
+          <w:szCs w:val="21"/>
+          <w:lang w:val="en-IN" w:eastAsia="en-GB"/>
+        </w:rPr>
+        <w:t xml:space="preserve"> Azure Machine Learning for predictive </w:t>
       </w:r>
       <w:proofErr w:type="spellStart"/>
       <w:proofErr w:type="gramStart"/>
       <w:r>
         <w:rPr>
-          <w:rFonts w:ascii="Roboto" w:eastAsia="Times New Roman" w:hAnsi="Roboto" w:cs="Times New Roman"/>
+          <w:rFonts w:ascii="Bookman Old Style" w:eastAsia="Times New Roman" w:hAnsi="Bookman Old Style" w:cs="Times New Roman"/>
           <w:color w:val="444444"/>
           <w:sz w:val="21"/>
           <w:szCs w:val="21"/>
@@ -797,7 +771,7 @@
       <w:proofErr w:type="spellEnd"/>
       <w:r>
         <w:rPr>
-          <w:rFonts w:ascii="Roboto" w:eastAsia="Times New Roman" w:hAnsi="Roboto" w:cs="Times New Roman"/>
+          <w:rFonts w:ascii="Bookman Old Style" w:eastAsia="Times New Roman" w:hAnsi="Bookman Old Style" w:cs="Times New Roman"/>
           <w:color w:val="444444"/>
           <w:sz w:val="21"/>
           <w:szCs w:val="21"/>
@@ -809,19 +783,18 @@
     </w:p>
     <w:p>
       <w:pPr>
-        <w:shd w:val="clear" w:color="auto" w:fill="FFFFFF"/>
         <w:spacing w:after="150" w:line="360" w:lineRule="auto"/>
         <w:rPr>
-          <w:rFonts w:ascii="Roboto" w:eastAsia="Times New Roman" w:hAnsi="Roboto" w:cs="Times New Roman"/>
-          <w:color w:val="444444"/>
-          <w:sz w:val="21"/>
-          <w:szCs w:val="21"/>
-          <w:lang w:val="en-IN" w:eastAsia="en-GB"/>
-        </w:rPr>
-      </w:pPr>
-      <w:r>
-        <w:rPr>
-          <w:rFonts w:ascii="Roboto" w:eastAsia="Times New Roman" w:hAnsi="Roboto" w:cs="Times New Roman"/>
+          <w:rFonts w:ascii="Bookman Old Style" w:eastAsia="Times New Roman" w:hAnsi="Bookman Old Style" w:cs="Times New Roman"/>
+          <w:color w:val="444444"/>
+          <w:sz w:val="21"/>
+          <w:szCs w:val="21"/>
+          <w:lang w:val="en-IN" w:eastAsia="en-GB"/>
+        </w:rPr>
+      </w:pPr>
+      <w:r>
+        <w:rPr>
+          <w:rFonts w:ascii="Bookman Old Style" w:eastAsia="Times New Roman" w:hAnsi="Bookman Old Style" w:cs="Times New Roman"/>
           <w:b/>
           <w:bCs/>
           <w:color w:val="444444"/>
@@ -833,7 +806,7 @@
       </w:r>
       <w:r>
         <w:rPr>
-          <w:rFonts w:ascii="Roboto" w:eastAsia="Times New Roman" w:hAnsi="Roboto" w:cs="Times New Roman"/>
+          <w:rFonts w:ascii="Bookman Old Style" w:eastAsia="Times New Roman" w:hAnsi="Bookman Old Style" w:cs="Times New Roman"/>
           <w:color w:val="444444"/>
           <w:sz w:val="21"/>
           <w:szCs w:val="21"/>
@@ -843,7 +816,7 @@
       </w:r>
       <w:r>
         <w:rPr>
-          <w:rFonts w:ascii="Roboto" w:eastAsia="Times New Roman" w:hAnsi="Roboto" w:cs="Times New Roman"/>
+          <w:rFonts w:ascii="Bookman Old Style" w:eastAsia="Times New Roman" w:hAnsi="Bookman Old Style" w:cs="Times New Roman"/>
           <w:b/>
           <w:bCs/>
           <w:color w:val="444444"/>
@@ -855,37 +828,17 @@
       </w:r>
       <w:r>
         <w:rPr>
-          <w:rFonts w:ascii="Roboto" w:eastAsia="Times New Roman" w:hAnsi="Roboto" w:cs="Times New Roman"/>
-          <w:color w:val="444444"/>
-          <w:sz w:val="21"/>
-          <w:szCs w:val="21"/>
-          <w:lang w:val="en-IN" w:eastAsia="en-GB"/>
-        </w:rPr>
-        <w:t xml:space="preserve"> </w:t>
-      </w:r>
-      <w:r>
-        <w:rPr>
-          <w:rFonts w:ascii="Roboto" w:eastAsia="Times New Roman" w:hAnsi="Roboto" w:cs="Times New Roman"/>
-          <w:color w:val="444444"/>
-          <w:sz w:val="21"/>
-          <w:szCs w:val="21"/>
-          <w:lang w:val="en-IN" w:eastAsia="en-GB"/>
-        </w:rPr>
-        <w:t>Power BI, Tableau</w:t>
-      </w:r>
-      <w:r>
-        <w:rPr>
-          <w:rFonts w:ascii="Roboto" w:eastAsia="Times New Roman" w:hAnsi="Roboto" w:cs="Times New Roman"/>
-          <w:color w:val="444444"/>
-          <w:sz w:val="21"/>
-          <w:szCs w:val="21"/>
-          <w:lang w:val="en-IN" w:eastAsia="en-GB"/>
-        </w:rPr>
-        <w:t xml:space="preserve">, </w:t>
-      </w:r>
-      <w:r>
-        <w:rPr>
-          <w:rFonts w:ascii="Roboto" w:eastAsia="Times New Roman" w:hAnsi="Roboto" w:cs="Times New Roman"/>
+          <w:rFonts w:ascii="Bookman Old Style" w:eastAsia="Times New Roman" w:hAnsi="Bookman Old Style" w:cs="Times New Roman"/>
+          <w:color w:val="444444"/>
+          <w:sz w:val="21"/>
+          <w:szCs w:val="21"/>
+          <w:lang w:val="en-IN" w:eastAsia="en-GB"/>
+        </w:rPr>
+        <w:t xml:space="preserve"> Power BI, Tableau, </w:t>
+      </w:r>
+      <w:r>
+        <w:rPr>
+          <w:rFonts w:ascii="Bookman Old Style" w:eastAsia="Times New Roman" w:hAnsi="Bookman Old Style" w:cs="Times New Roman"/>
           <w:b/>
           <w:bCs/>
           <w:color w:val="444444"/>
@@ -897,40 +850,29 @@
       </w:r>
       <w:r>
         <w:rPr>
-          <w:rFonts w:ascii="Roboto" w:eastAsia="Times New Roman" w:hAnsi="Roboto" w:cs="Times New Roman"/>
-          <w:color w:val="444444"/>
-          <w:sz w:val="21"/>
-          <w:szCs w:val="21"/>
-          <w:lang w:val="en-IN" w:eastAsia="en-GB"/>
-        </w:rPr>
-        <w:t>Matplotlib, Seaborn</w:t>
-      </w:r>
-      <w:r>
-        <w:rPr>
-          <w:rFonts w:ascii="Roboto" w:eastAsia="Times New Roman" w:hAnsi="Roboto" w:cs="Times New Roman"/>
-          <w:color w:val="444444"/>
-          <w:sz w:val="21"/>
-          <w:szCs w:val="21"/>
-          <w:lang w:val="en-IN" w:eastAsia="en-GB"/>
-        </w:rPr>
-        <w:t>.</w:t>
-      </w:r>
-    </w:p>
-    <w:p>
-      <w:pPr>
-        <w:shd w:val="clear" w:color="auto" w:fill="FFFFFF"/>
+          <w:rFonts w:ascii="Bookman Old Style" w:eastAsia="Times New Roman" w:hAnsi="Bookman Old Style" w:cs="Times New Roman"/>
+          <w:color w:val="444444"/>
+          <w:sz w:val="21"/>
+          <w:szCs w:val="21"/>
+          <w:lang w:val="en-IN" w:eastAsia="en-GB"/>
+        </w:rPr>
+        <w:t>Matplotlib, Seaborn.</w:t>
+      </w:r>
+    </w:p>
+    <w:p>
+      <w:pPr>
         <w:spacing w:after="150" w:line="360" w:lineRule="auto"/>
         <w:rPr>
-          <w:rFonts w:ascii="Roboto" w:eastAsia="Times New Roman" w:hAnsi="Roboto" w:cs="Times New Roman"/>
-          <w:color w:val="444444"/>
-          <w:sz w:val="21"/>
-          <w:szCs w:val="21"/>
-          <w:lang w:val="en-IN" w:eastAsia="en-GB"/>
-        </w:rPr>
-      </w:pPr>
-      <w:r>
-        <w:rPr>
-          <w:rFonts w:ascii="Roboto" w:eastAsia="Times New Roman" w:hAnsi="Roboto" w:cs="Times New Roman"/>
+          <w:rFonts w:ascii="Bookman Old Style" w:eastAsia="Times New Roman" w:hAnsi="Bookman Old Style" w:cs="Times New Roman"/>
+          <w:color w:val="444444"/>
+          <w:sz w:val="21"/>
+          <w:szCs w:val="21"/>
+          <w:lang w:val="en-IN" w:eastAsia="en-GB"/>
+        </w:rPr>
+      </w:pPr>
+      <w:r>
+        <w:rPr>
+          <w:rFonts w:ascii="Bookman Old Style" w:eastAsia="Times New Roman" w:hAnsi="Bookman Old Style" w:cs="Times New Roman"/>
           <w:b/>
           <w:bCs/>
           <w:color w:val="444444"/>
@@ -942,63 +884,28 @@
       </w:r>
       <w:r>
         <w:rPr>
-          <w:rFonts w:ascii="Roboto" w:eastAsia="Times New Roman" w:hAnsi="Roboto" w:cs="Times New Roman"/>
-          <w:color w:val="444444"/>
-          <w:sz w:val="21"/>
-          <w:szCs w:val="21"/>
-          <w:lang w:val="en-IN" w:eastAsia="en-GB"/>
-        </w:rPr>
-        <w:t xml:space="preserve"> Python, SQL</w:t>
-      </w:r>
-      <w:r>
-        <w:rPr>
-          <w:rFonts w:ascii="Roboto" w:eastAsia="Times New Roman" w:hAnsi="Roboto" w:cs="Times New Roman"/>
-          <w:color w:val="444444"/>
-          <w:sz w:val="21"/>
-          <w:szCs w:val="21"/>
-          <w:lang w:val="en-IN" w:eastAsia="en-GB"/>
-        </w:rPr>
-        <w:t>.</w:t>
-      </w:r>
-    </w:p>
-    <w:p>
-      <w:pPr>
-        <w:shd w:val="clear" w:color="auto" w:fill="FFFFFF"/>
+          <w:rFonts w:ascii="Bookman Old Style" w:eastAsia="Times New Roman" w:hAnsi="Bookman Old Style" w:cs="Times New Roman"/>
+          <w:color w:val="444444"/>
+          <w:sz w:val="21"/>
+          <w:szCs w:val="21"/>
+          <w:lang w:val="en-IN" w:eastAsia="en-GB"/>
+        </w:rPr>
+        <w:t xml:space="preserve"> Python, SQL.</w:t>
+      </w:r>
+    </w:p>
+    <w:p>
+      <w:pPr>
         <w:spacing w:after="150" w:line="360" w:lineRule="auto"/>
         <w:rPr>
-          <w:rFonts w:ascii="Roboto" w:eastAsia="Times New Roman" w:hAnsi="Roboto" w:cs="Times New Roman"/>
-          <w:b/>
-          <w:bCs/>
-          <w:lang w:val="en-IN" w:eastAsia="en-GB"/>
-        </w:rPr>
-      </w:pPr>
-    </w:p>
-    <w:p>
-      <w:pPr>
-        <w:shd w:val="clear" w:color="auto" w:fill="FFFFFF"/>
-        <w:spacing w:after="150" w:line="360" w:lineRule="auto"/>
-        <w:rPr>
-          <w:rFonts w:ascii="Roboto" w:eastAsia="Times New Roman" w:hAnsi="Roboto" w:cs="Times New Roman"/>
-          <w:b/>
-          <w:bCs/>
-          <w:lang w:val="en-IN" w:eastAsia="en-GB"/>
-        </w:rPr>
-      </w:pPr>
-    </w:p>
-    <w:p>
-      <w:pPr>
-        <w:shd w:val="clear" w:color="auto" w:fill="FFFFFF"/>
-        <w:spacing w:after="150" w:line="360" w:lineRule="auto"/>
-        <w:rPr>
-          <w:rFonts w:ascii="Roboto" w:eastAsia="Times New Roman" w:hAnsi="Roboto" w:cs="Times New Roman"/>
-          <w:b/>
-          <w:bCs/>
-          <w:lang w:val="en-IN" w:eastAsia="en-GB"/>
-        </w:rPr>
-      </w:pPr>
-      <w:r>
-        <w:rPr>
-          <w:rFonts w:ascii="Roboto" w:eastAsia="Times New Roman" w:hAnsi="Roboto" w:cs="Times New Roman"/>
+          <w:rFonts w:ascii="Bookman Old Style" w:eastAsia="Times New Roman" w:hAnsi="Bookman Old Style" w:cs="Times New Roman"/>
+          <w:b/>
+          <w:bCs/>
+          <w:lang w:val="en-IN" w:eastAsia="en-GB"/>
+        </w:rPr>
+      </w:pPr>
+      <w:r>
+        <w:rPr>
+          <w:rFonts w:ascii="Bookman Old Style" w:eastAsia="Times New Roman" w:hAnsi="Bookman Old Style" w:cs="Times New Roman"/>
           <w:b/>
           <w:bCs/>
           <w:lang w:val="en-IN" w:eastAsia="en-GB"/>
@@ -1012,19 +919,18 @@
           <w:ilvl w:val="0"/>
           <w:numId w:val="6"/>
         </w:numPr>
-        <w:shd w:val="clear" w:color="auto" w:fill="FFFFFF"/>
         <w:spacing w:after="150" w:line="360" w:lineRule="auto"/>
         <w:rPr>
-          <w:rFonts w:ascii="Roboto" w:eastAsia="Times New Roman" w:hAnsi="Roboto" w:cs="Times New Roman"/>
-          <w:color w:val="444444"/>
-          <w:sz w:val="21"/>
-          <w:szCs w:val="21"/>
-          <w:lang w:val="en-IN" w:eastAsia="en-GB"/>
-        </w:rPr>
-      </w:pPr>
-      <w:r>
-        <w:rPr>
-          <w:rFonts w:ascii="Roboto" w:eastAsia="Times New Roman" w:hAnsi="Roboto" w:cs="Times New Roman"/>
+          <w:rFonts w:ascii="Bookman Old Style" w:eastAsia="Times New Roman" w:hAnsi="Bookman Old Style" w:cs="Times New Roman"/>
+          <w:color w:val="444444"/>
+          <w:sz w:val="21"/>
+          <w:szCs w:val="21"/>
+          <w:lang w:val="en-IN" w:eastAsia="en-GB"/>
+        </w:rPr>
+      </w:pPr>
+      <w:r>
+        <w:rPr>
+          <w:rFonts w:ascii="Bookman Old Style" w:eastAsia="Times New Roman" w:hAnsi="Bookman Old Style" w:cs="Times New Roman"/>
           <w:b/>
           <w:bCs/>
           <w:color w:val="444444"/>
@@ -1041,19 +947,18 @@
           <w:ilvl w:val="1"/>
           <w:numId w:val="6"/>
         </w:numPr>
-        <w:shd w:val="clear" w:color="auto" w:fill="FFFFFF"/>
         <w:spacing w:line="360" w:lineRule="auto"/>
         <w:rPr>
-          <w:rFonts w:ascii="Roboto" w:eastAsia="Times New Roman" w:hAnsi="Roboto" w:cs="Times New Roman"/>
-          <w:color w:val="444444"/>
-          <w:sz w:val="21"/>
-          <w:szCs w:val="21"/>
-          <w:lang w:val="en-IN" w:eastAsia="en-GB"/>
-        </w:rPr>
-      </w:pPr>
-      <w:r>
-        <w:rPr>
-          <w:rFonts w:ascii="Roboto" w:eastAsia="Times New Roman" w:hAnsi="Roboto" w:cs="Times New Roman"/>
+          <w:rFonts w:ascii="Bookman Old Style" w:eastAsia="Times New Roman" w:hAnsi="Bookman Old Style" w:cs="Times New Roman"/>
+          <w:color w:val="444444"/>
+          <w:sz w:val="21"/>
+          <w:szCs w:val="21"/>
+          <w:lang w:val="en-IN" w:eastAsia="en-GB"/>
+        </w:rPr>
+      </w:pPr>
+      <w:r>
+        <w:rPr>
+          <w:rFonts w:ascii="Bookman Old Style" w:eastAsia="Times New Roman" w:hAnsi="Bookman Old Style" w:cs="Times New Roman"/>
           <w:b/>
           <w:bCs/>
           <w:color w:val="444444"/>
@@ -1065,7 +970,7 @@
       </w:r>
       <w:r>
         <w:rPr>
-          <w:rFonts w:ascii="Roboto" w:eastAsia="Times New Roman" w:hAnsi="Roboto" w:cs="Times New Roman"/>
+          <w:rFonts w:ascii="Bookman Old Style" w:eastAsia="Times New Roman" w:hAnsi="Bookman Old Style" w:cs="Times New Roman"/>
           <w:color w:val="444444"/>
           <w:sz w:val="21"/>
           <w:szCs w:val="21"/>
@@ -1080,19 +985,18 @@
           <w:ilvl w:val="1"/>
           <w:numId w:val="6"/>
         </w:numPr>
-        <w:shd w:val="clear" w:color="auto" w:fill="FFFFFF"/>
         <w:spacing w:line="360" w:lineRule="auto"/>
         <w:rPr>
-          <w:rFonts w:ascii="Roboto" w:eastAsia="Times New Roman" w:hAnsi="Roboto" w:cs="Times New Roman"/>
-          <w:color w:val="444444"/>
-          <w:sz w:val="21"/>
-          <w:szCs w:val="21"/>
-          <w:lang w:val="en-IN" w:eastAsia="en-GB"/>
-        </w:rPr>
-      </w:pPr>
-      <w:r>
-        <w:rPr>
-          <w:rFonts w:ascii="Roboto" w:eastAsia="Times New Roman" w:hAnsi="Roboto" w:cs="Times New Roman"/>
+          <w:rFonts w:ascii="Bookman Old Style" w:eastAsia="Times New Roman" w:hAnsi="Bookman Old Style" w:cs="Times New Roman"/>
+          <w:color w:val="444444"/>
+          <w:sz w:val="21"/>
+          <w:szCs w:val="21"/>
+          <w:lang w:val="en-IN" w:eastAsia="en-GB"/>
+        </w:rPr>
+      </w:pPr>
+      <w:r>
+        <w:rPr>
+          <w:rFonts w:ascii="Bookman Old Style" w:eastAsia="Times New Roman" w:hAnsi="Bookman Old Style" w:cs="Times New Roman"/>
           <w:b/>
           <w:bCs/>
           <w:color w:val="444444"/>
@@ -1104,23 +1008,13 @@
       </w:r>
       <w:r>
         <w:rPr>
-          <w:rFonts w:ascii="Roboto" w:eastAsia="Times New Roman" w:hAnsi="Roboto" w:cs="Times New Roman"/>
-          <w:color w:val="444444"/>
-          <w:sz w:val="21"/>
-          <w:szCs w:val="21"/>
-          <w:lang w:val="en-IN" w:eastAsia="en-GB"/>
-        </w:rPr>
-        <w:t xml:space="preserve"> Download datasets from the company’s database</w:t>
-      </w:r>
-      <w:r>
-        <w:rPr>
-          <w:rFonts w:ascii="Roboto" w:eastAsia="Times New Roman" w:hAnsi="Roboto" w:cs="Times New Roman"/>
-          <w:color w:val="444444"/>
-          <w:sz w:val="21"/>
-          <w:szCs w:val="21"/>
-          <w:lang w:val="en-IN" w:eastAsia="en-GB"/>
-        </w:rPr>
-        <w:t>.</w:t>
+          <w:rFonts w:ascii="Bookman Old Style" w:eastAsia="Times New Roman" w:hAnsi="Bookman Old Style" w:cs="Times New Roman"/>
+          <w:color w:val="444444"/>
+          <w:sz w:val="21"/>
+          <w:szCs w:val="21"/>
+          <w:lang w:val="en-IN" w:eastAsia="en-GB"/>
+        </w:rPr>
+        <w:t xml:space="preserve"> Download datasets from the company’s database.</w:t>
       </w:r>
     </w:p>
     <w:p>
@@ -1129,19 +1023,18 @@
           <w:ilvl w:val="1"/>
           <w:numId w:val="6"/>
         </w:numPr>
-        <w:shd w:val="clear" w:color="auto" w:fill="FFFFFF"/>
         <w:spacing w:line="360" w:lineRule="auto"/>
         <w:rPr>
-          <w:rFonts w:ascii="Roboto" w:eastAsia="Times New Roman" w:hAnsi="Roboto" w:cs="Times New Roman"/>
-          <w:color w:val="444444"/>
-          <w:sz w:val="21"/>
-          <w:szCs w:val="21"/>
-          <w:lang w:val="en-IN" w:eastAsia="en-GB"/>
-        </w:rPr>
-      </w:pPr>
-      <w:r>
-        <w:rPr>
-          <w:rFonts w:ascii="Roboto" w:eastAsia="Times New Roman" w:hAnsi="Roboto" w:cs="Times New Roman"/>
+          <w:rFonts w:ascii="Bookman Old Style" w:eastAsia="Times New Roman" w:hAnsi="Bookman Old Style" w:cs="Times New Roman"/>
+          <w:color w:val="444444"/>
+          <w:sz w:val="21"/>
+          <w:szCs w:val="21"/>
+          <w:lang w:val="en-IN" w:eastAsia="en-GB"/>
+        </w:rPr>
+      </w:pPr>
+      <w:r>
+        <w:rPr>
+          <w:rFonts w:ascii="Bookman Old Style" w:eastAsia="Times New Roman" w:hAnsi="Bookman Old Style" w:cs="Times New Roman"/>
           <w:b/>
           <w:bCs/>
           <w:color w:val="444444"/>
@@ -1153,7 +1046,7 @@
       </w:r>
       <w:r>
         <w:rPr>
-          <w:rFonts w:ascii="Roboto" w:eastAsia="Times New Roman" w:hAnsi="Roboto" w:cs="Times New Roman"/>
+          <w:rFonts w:ascii="Bookman Old Style" w:eastAsia="Times New Roman" w:hAnsi="Bookman Old Style" w:cs="Times New Roman"/>
           <w:color w:val="444444"/>
           <w:sz w:val="21"/>
           <w:szCs w:val="21"/>
@@ -1164,10 +1057,9 @@
     </w:p>
     <w:p>
       <w:pPr>
-        <w:shd w:val="clear" w:color="auto" w:fill="FFFFFF"/>
         <w:spacing w:line="360" w:lineRule="auto"/>
         <w:rPr>
-          <w:rFonts w:ascii="Roboto" w:eastAsia="Times New Roman" w:hAnsi="Roboto" w:cs="Times New Roman"/>
+          <w:rFonts w:ascii="Bookman Old Style" w:eastAsia="Times New Roman" w:hAnsi="Bookman Old Style" w:cs="Times New Roman"/>
           <w:color w:val="444444"/>
           <w:sz w:val="21"/>
           <w:szCs w:val="21"/>
@@ -1181,19 +1073,18 @@
           <w:ilvl w:val="0"/>
           <w:numId w:val="6"/>
         </w:numPr>
-        <w:shd w:val="clear" w:color="auto" w:fill="FFFFFF"/>
         <w:spacing w:after="150" w:line="360" w:lineRule="auto"/>
         <w:rPr>
-          <w:rFonts w:ascii="Roboto" w:eastAsia="Times New Roman" w:hAnsi="Roboto" w:cs="Times New Roman"/>
-          <w:color w:val="444444"/>
-          <w:sz w:val="21"/>
-          <w:szCs w:val="21"/>
-          <w:lang w:val="en-IN" w:eastAsia="en-GB"/>
-        </w:rPr>
-      </w:pPr>
-      <w:r>
-        <w:rPr>
-          <w:rFonts w:ascii="Roboto" w:eastAsia="Times New Roman" w:hAnsi="Roboto" w:cs="Times New Roman"/>
+          <w:rFonts w:ascii="Bookman Old Style" w:eastAsia="Times New Roman" w:hAnsi="Bookman Old Style" w:cs="Times New Roman"/>
+          <w:color w:val="444444"/>
+          <w:sz w:val="21"/>
+          <w:szCs w:val="21"/>
+          <w:lang w:val="en-IN" w:eastAsia="en-GB"/>
+        </w:rPr>
+      </w:pPr>
+      <w:r>
+        <w:rPr>
+          <w:rFonts w:ascii="Bookman Old Style" w:eastAsia="Times New Roman" w:hAnsi="Bookman Old Style" w:cs="Times New Roman"/>
           <w:b/>
           <w:bCs/>
           <w:color w:val="444444"/>
@@ -1210,19 +1101,18 @@
           <w:ilvl w:val="1"/>
           <w:numId w:val="6"/>
         </w:numPr>
-        <w:shd w:val="clear" w:color="auto" w:fill="FFFFFF"/>
         <w:spacing w:line="360" w:lineRule="auto"/>
         <w:rPr>
-          <w:rFonts w:ascii="Roboto" w:eastAsia="Times New Roman" w:hAnsi="Roboto" w:cs="Times New Roman"/>
-          <w:color w:val="444444"/>
-          <w:sz w:val="21"/>
-          <w:szCs w:val="21"/>
-          <w:lang w:val="en-IN" w:eastAsia="en-GB"/>
-        </w:rPr>
-      </w:pPr>
-      <w:r>
-        <w:rPr>
-          <w:rFonts w:ascii="Roboto" w:eastAsia="Times New Roman" w:hAnsi="Roboto" w:cs="Times New Roman"/>
+          <w:rFonts w:ascii="Bookman Old Style" w:eastAsia="Times New Roman" w:hAnsi="Bookman Old Style" w:cs="Times New Roman"/>
+          <w:color w:val="444444"/>
+          <w:sz w:val="21"/>
+          <w:szCs w:val="21"/>
+          <w:lang w:val="en-IN" w:eastAsia="en-GB"/>
+        </w:rPr>
+      </w:pPr>
+      <w:r>
+        <w:rPr>
+          <w:rFonts w:ascii="Bookman Old Style" w:eastAsia="Times New Roman" w:hAnsi="Bookman Old Style" w:cs="Times New Roman"/>
           <w:b/>
           <w:bCs/>
           <w:color w:val="444444"/>
@@ -1234,7 +1124,7 @@
       </w:r>
       <w:r>
         <w:rPr>
-          <w:rFonts w:ascii="Roboto" w:eastAsia="Times New Roman" w:hAnsi="Roboto" w:cs="Times New Roman"/>
+          <w:rFonts w:ascii="Bookman Old Style" w:eastAsia="Times New Roman" w:hAnsi="Bookman Old Style" w:cs="Times New Roman"/>
           <w:color w:val="444444"/>
           <w:sz w:val="21"/>
           <w:szCs w:val="21"/>
@@ -1249,19 +1139,18 @@
           <w:ilvl w:val="1"/>
           <w:numId w:val="6"/>
         </w:numPr>
-        <w:shd w:val="clear" w:color="auto" w:fill="FFFFFF"/>
         <w:spacing w:line="360" w:lineRule="auto"/>
         <w:rPr>
-          <w:rFonts w:ascii="Roboto" w:eastAsia="Times New Roman" w:hAnsi="Roboto" w:cs="Times New Roman"/>
-          <w:color w:val="444444"/>
-          <w:sz w:val="21"/>
-          <w:szCs w:val="21"/>
-          <w:lang w:val="en-IN" w:eastAsia="en-GB"/>
-        </w:rPr>
-      </w:pPr>
-      <w:r>
-        <w:rPr>
-          <w:rFonts w:ascii="Roboto" w:eastAsia="Times New Roman" w:hAnsi="Roboto" w:cs="Times New Roman"/>
+          <w:rFonts w:ascii="Bookman Old Style" w:eastAsia="Times New Roman" w:hAnsi="Bookman Old Style" w:cs="Times New Roman"/>
+          <w:color w:val="444444"/>
+          <w:sz w:val="21"/>
+          <w:szCs w:val="21"/>
+          <w:lang w:val="en-IN" w:eastAsia="en-GB"/>
+        </w:rPr>
+      </w:pPr>
+      <w:r>
+        <w:rPr>
+          <w:rFonts w:ascii="Bookman Old Style" w:eastAsia="Times New Roman" w:hAnsi="Bookman Old Style" w:cs="Times New Roman"/>
           <w:b/>
           <w:bCs/>
           <w:color w:val="444444"/>
@@ -1278,19 +1167,18 @@
           <w:ilvl w:val="2"/>
           <w:numId w:val="6"/>
         </w:numPr>
-        <w:shd w:val="clear" w:color="auto" w:fill="FFFFFF"/>
         <w:spacing w:line="360" w:lineRule="auto"/>
         <w:rPr>
-          <w:rFonts w:ascii="Roboto" w:eastAsia="Times New Roman" w:hAnsi="Roboto" w:cs="Times New Roman"/>
-          <w:color w:val="444444"/>
-          <w:sz w:val="21"/>
-          <w:szCs w:val="21"/>
-          <w:lang w:val="en-IN" w:eastAsia="en-GB"/>
-        </w:rPr>
-      </w:pPr>
-      <w:r>
-        <w:rPr>
-          <w:rFonts w:ascii="Roboto" w:eastAsia="Times New Roman" w:hAnsi="Roboto" w:cs="Times New Roman"/>
+          <w:rFonts w:ascii="Bookman Old Style" w:eastAsia="Times New Roman" w:hAnsi="Bookman Old Style" w:cs="Times New Roman"/>
+          <w:color w:val="444444"/>
+          <w:sz w:val="21"/>
+          <w:szCs w:val="21"/>
+          <w:lang w:val="en-IN" w:eastAsia="en-GB"/>
+        </w:rPr>
+      </w:pPr>
+      <w:r>
+        <w:rPr>
+          <w:rFonts w:ascii="Bookman Old Style" w:eastAsia="Times New Roman" w:hAnsi="Bookman Old Style" w:cs="Times New Roman"/>
           <w:color w:val="444444"/>
           <w:sz w:val="21"/>
           <w:szCs w:val="21"/>
@@ -1305,19 +1193,18 @@
           <w:ilvl w:val="2"/>
           <w:numId w:val="6"/>
         </w:numPr>
-        <w:shd w:val="clear" w:color="auto" w:fill="FFFFFF"/>
         <w:spacing w:line="360" w:lineRule="auto"/>
         <w:rPr>
-          <w:rFonts w:ascii="Roboto" w:eastAsia="Times New Roman" w:hAnsi="Roboto" w:cs="Times New Roman"/>
-          <w:color w:val="444444"/>
-          <w:sz w:val="21"/>
-          <w:szCs w:val="21"/>
-          <w:lang w:val="en-IN" w:eastAsia="en-GB"/>
-        </w:rPr>
-      </w:pPr>
-      <w:r>
-        <w:rPr>
-          <w:rFonts w:ascii="Roboto" w:eastAsia="Times New Roman" w:hAnsi="Roboto" w:cs="Times New Roman"/>
+          <w:rFonts w:ascii="Bookman Old Style" w:eastAsia="Times New Roman" w:hAnsi="Bookman Old Style" w:cs="Times New Roman"/>
+          <w:color w:val="444444"/>
+          <w:sz w:val="21"/>
+          <w:szCs w:val="21"/>
+          <w:lang w:val="en-IN" w:eastAsia="en-GB"/>
+        </w:rPr>
+      </w:pPr>
+      <w:r>
+        <w:rPr>
+          <w:rFonts w:ascii="Bookman Old Style" w:eastAsia="Times New Roman" w:hAnsi="Bookman Old Style" w:cs="Times New Roman"/>
           <w:color w:val="444444"/>
           <w:sz w:val="21"/>
           <w:szCs w:val="21"/>
@@ -1332,19 +1219,18 @@
           <w:ilvl w:val="2"/>
           <w:numId w:val="6"/>
         </w:numPr>
-        <w:shd w:val="clear" w:color="auto" w:fill="FFFFFF"/>
         <w:spacing w:line="360" w:lineRule="auto"/>
         <w:rPr>
-          <w:rFonts w:ascii="Roboto" w:eastAsia="Times New Roman" w:hAnsi="Roboto" w:cs="Times New Roman"/>
-          <w:color w:val="444444"/>
-          <w:sz w:val="21"/>
-          <w:szCs w:val="21"/>
-          <w:lang w:val="en-IN" w:eastAsia="en-GB"/>
-        </w:rPr>
-      </w:pPr>
-      <w:r>
-        <w:rPr>
-          <w:rFonts w:ascii="Roboto" w:eastAsia="Times New Roman" w:hAnsi="Roboto" w:cs="Times New Roman"/>
+          <w:rFonts w:ascii="Bookman Old Style" w:eastAsia="Times New Roman" w:hAnsi="Bookman Old Style" w:cs="Times New Roman"/>
+          <w:color w:val="444444"/>
+          <w:sz w:val="21"/>
+          <w:szCs w:val="21"/>
+          <w:lang w:val="en-IN" w:eastAsia="en-GB"/>
+        </w:rPr>
+      </w:pPr>
+      <w:r>
+        <w:rPr>
+          <w:rFonts w:ascii="Bookman Old Style" w:eastAsia="Times New Roman" w:hAnsi="Bookman Old Style" w:cs="Times New Roman"/>
           <w:color w:val="444444"/>
           <w:sz w:val="21"/>
           <w:szCs w:val="21"/>
@@ -1359,19 +1245,18 @@
           <w:ilvl w:val="1"/>
           <w:numId w:val="6"/>
         </w:numPr>
-        <w:shd w:val="clear" w:color="auto" w:fill="FFFFFF"/>
         <w:spacing w:line="360" w:lineRule="auto"/>
         <w:rPr>
-          <w:rFonts w:ascii="Roboto" w:eastAsia="Times New Roman" w:hAnsi="Roboto" w:cs="Times New Roman"/>
-          <w:color w:val="444444"/>
-          <w:sz w:val="21"/>
-          <w:szCs w:val="21"/>
-          <w:lang w:val="en-IN" w:eastAsia="en-GB"/>
-        </w:rPr>
-      </w:pPr>
-      <w:r>
-        <w:rPr>
-          <w:rFonts w:ascii="Roboto" w:eastAsia="Times New Roman" w:hAnsi="Roboto" w:cs="Times New Roman"/>
+          <w:rFonts w:ascii="Bookman Old Style" w:eastAsia="Times New Roman" w:hAnsi="Bookman Old Style" w:cs="Times New Roman"/>
+          <w:color w:val="444444"/>
+          <w:sz w:val="21"/>
+          <w:szCs w:val="21"/>
+          <w:lang w:val="en-IN" w:eastAsia="en-GB"/>
+        </w:rPr>
+      </w:pPr>
+      <w:r>
+        <w:rPr>
+          <w:rFonts w:ascii="Bookman Old Style" w:eastAsia="Times New Roman" w:hAnsi="Bookman Old Style" w:cs="Times New Roman"/>
           <w:b/>
           <w:bCs/>
           <w:color w:val="444444"/>
@@ -1383,31 +1268,20 @@
       </w:r>
       <w:r>
         <w:rPr>
-          <w:rFonts w:ascii="Roboto" w:eastAsia="Times New Roman" w:hAnsi="Roboto" w:cs="Times New Roman"/>
-          <w:color w:val="444444"/>
-          <w:sz w:val="21"/>
-          <w:szCs w:val="21"/>
-          <w:lang w:val="en-IN" w:eastAsia="en-GB"/>
-        </w:rPr>
-        <w:t xml:space="preserve"> Python (Pandas, NumPy), Azure Data Factory</w:t>
-      </w:r>
-      <w:r>
-        <w:rPr>
-          <w:rFonts w:ascii="Roboto" w:eastAsia="Times New Roman" w:hAnsi="Roboto" w:cs="Times New Roman"/>
-          <w:color w:val="444444"/>
-          <w:sz w:val="21"/>
-          <w:szCs w:val="21"/>
-          <w:lang w:val="en-IN" w:eastAsia="en-GB"/>
-        </w:rPr>
-        <w:t>.</w:t>
-      </w:r>
-    </w:p>
-    <w:p>
-      <w:pPr>
-        <w:shd w:val="clear" w:color="auto" w:fill="FFFFFF"/>
+          <w:rFonts w:ascii="Bookman Old Style" w:eastAsia="Times New Roman" w:hAnsi="Bookman Old Style" w:cs="Times New Roman"/>
+          <w:color w:val="444444"/>
+          <w:sz w:val="21"/>
+          <w:szCs w:val="21"/>
+          <w:lang w:val="en-IN" w:eastAsia="en-GB"/>
+        </w:rPr>
+        <w:t xml:space="preserve"> Python (Pandas, NumPy), Azure Data Factory.</w:t>
+      </w:r>
+    </w:p>
+    <w:p>
+      <w:pPr>
         <w:spacing w:line="360" w:lineRule="auto"/>
         <w:rPr>
-          <w:rFonts w:ascii="Roboto" w:eastAsia="Times New Roman" w:hAnsi="Roboto" w:cs="Times New Roman"/>
+          <w:rFonts w:ascii="Bookman Old Style" w:eastAsia="Times New Roman" w:hAnsi="Bookman Old Style" w:cs="Times New Roman"/>
           <w:color w:val="444444"/>
           <w:sz w:val="21"/>
           <w:szCs w:val="21"/>
@@ -1421,19 +1295,18 @@
           <w:ilvl w:val="0"/>
           <w:numId w:val="6"/>
         </w:numPr>
-        <w:shd w:val="clear" w:color="auto" w:fill="FFFFFF"/>
         <w:spacing w:after="150" w:line="360" w:lineRule="auto"/>
         <w:rPr>
-          <w:rFonts w:ascii="Roboto" w:eastAsia="Times New Roman" w:hAnsi="Roboto" w:cs="Times New Roman"/>
-          <w:color w:val="444444"/>
-          <w:sz w:val="21"/>
-          <w:szCs w:val="21"/>
-          <w:lang w:val="en-IN" w:eastAsia="en-GB"/>
-        </w:rPr>
-      </w:pPr>
-      <w:r>
-        <w:rPr>
-          <w:rFonts w:ascii="Roboto" w:eastAsia="Times New Roman" w:hAnsi="Roboto" w:cs="Times New Roman"/>
+          <w:rFonts w:ascii="Bookman Old Style" w:eastAsia="Times New Roman" w:hAnsi="Bookman Old Style" w:cs="Times New Roman"/>
+          <w:color w:val="444444"/>
+          <w:sz w:val="21"/>
+          <w:szCs w:val="21"/>
+          <w:lang w:val="en-IN" w:eastAsia="en-GB"/>
+        </w:rPr>
+      </w:pPr>
+      <w:r>
+        <w:rPr>
+          <w:rFonts w:ascii="Bookman Old Style" w:eastAsia="Times New Roman" w:hAnsi="Bookman Old Style" w:cs="Times New Roman"/>
           <w:b/>
           <w:bCs/>
           <w:color w:val="444444"/>
@@ -1450,19 +1323,18 @@
           <w:ilvl w:val="1"/>
           <w:numId w:val="6"/>
         </w:numPr>
-        <w:shd w:val="clear" w:color="auto" w:fill="FFFFFF"/>
         <w:spacing w:line="360" w:lineRule="auto"/>
         <w:rPr>
-          <w:rFonts w:ascii="Roboto" w:eastAsia="Times New Roman" w:hAnsi="Roboto" w:cs="Times New Roman"/>
-          <w:color w:val="444444"/>
-          <w:sz w:val="21"/>
-          <w:szCs w:val="21"/>
-          <w:lang w:val="en-IN" w:eastAsia="en-GB"/>
-        </w:rPr>
-      </w:pPr>
-      <w:r>
-        <w:rPr>
-          <w:rFonts w:ascii="Roboto" w:eastAsia="Times New Roman" w:hAnsi="Roboto" w:cs="Times New Roman"/>
+          <w:rFonts w:ascii="Bookman Old Style" w:eastAsia="Times New Roman" w:hAnsi="Bookman Old Style" w:cs="Times New Roman"/>
+          <w:color w:val="444444"/>
+          <w:sz w:val="21"/>
+          <w:szCs w:val="21"/>
+          <w:lang w:val="en-IN" w:eastAsia="en-GB"/>
+        </w:rPr>
+      </w:pPr>
+      <w:r>
+        <w:rPr>
+          <w:rFonts w:ascii="Bookman Old Style" w:eastAsia="Times New Roman" w:hAnsi="Bookman Old Style" w:cs="Times New Roman"/>
           <w:b/>
           <w:bCs/>
           <w:color w:val="444444"/>
@@ -1474,7 +1346,7 @@
       </w:r>
       <w:r>
         <w:rPr>
-          <w:rFonts w:ascii="Roboto" w:eastAsia="Times New Roman" w:hAnsi="Roboto" w:cs="Times New Roman"/>
+          <w:rFonts w:ascii="Bookman Old Style" w:eastAsia="Times New Roman" w:hAnsi="Bookman Old Style" w:cs="Times New Roman"/>
           <w:color w:val="444444"/>
           <w:sz w:val="21"/>
           <w:szCs w:val="21"/>
@@ -1489,19 +1361,18 @@
           <w:ilvl w:val="1"/>
           <w:numId w:val="6"/>
         </w:numPr>
-        <w:shd w:val="clear" w:color="auto" w:fill="FFFFFF"/>
         <w:spacing w:line="360" w:lineRule="auto"/>
         <w:rPr>
-          <w:rFonts w:ascii="Roboto" w:eastAsia="Times New Roman" w:hAnsi="Roboto" w:cs="Times New Roman"/>
-          <w:color w:val="444444"/>
-          <w:sz w:val="21"/>
-          <w:szCs w:val="21"/>
-          <w:lang w:val="en-IN" w:eastAsia="en-GB"/>
-        </w:rPr>
-      </w:pPr>
-      <w:r>
-        <w:rPr>
-          <w:rFonts w:ascii="Roboto" w:eastAsia="Times New Roman" w:hAnsi="Roboto" w:cs="Times New Roman"/>
+          <w:rFonts w:ascii="Bookman Old Style" w:eastAsia="Times New Roman" w:hAnsi="Bookman Old Style" w:cs="Times New Roman"/>
+          <w:color w:val="444444"/>
+          <w:sz w:val="21"/>
+          <w:szCs w:val="21"/>
+          <w:lang w:val="en-IN" w:eastAsia="en-GB"/>
+        </w:rPr>
+      </w:pPr>
+      <w:r>
+        <w:rPr>
+          <w:rFonts w:ascii="Bookman Old Style" w:eastAsia="Times New Roman" w:hAnsi="Bookman Old Style" w:cs="Times New Roman"/>
           <w:b/>
           <w:bCs/>
           <w:color w:val="444444"/>
@@ -1518,19 +1389,18 @@
           <w:ilvl w:val="2"/>
           <w:numId w:val="6"/>
         </w:numPr>
-        <w:shd w:val="clear" w:color="auto" w:fill="FFFFFF"/>
         <w:spacing w:line="360" w:lineRule="auto"/>
         <w:rPr>
-          <w:rFonts w:ascii="Roboto" w:eastAsia="Times New Roman" w:hAnsi="Roboto" w:cs="Times New Roman"/>
-          <w:color w:val="444444"/>
-          <w:sz w:val="21"/>
-          <w:szCs w:val="21"/>
-          <w:lang w:val="en-IN" w:eastAsia="en-GB"/>
-        </w:rPr>
-      </w:pPr>
-      <w:r>
-        <w:rPr>
-          <w:rFonts w:ascii="Roboto" w:eastAsia="Times New Roman" w:hAnsi="Roboto" w:cs="Times New Roman"/>
+          <w:rFonts w:ascii="Bookman Old Style" w:eastAsia="Times New Roman" w:hAnsi="Bookman Old Style" w:cs="Times New Roman"/>
+          <w:color w:val="444444"/>
+          <w:sz w:val="21"/>
+          <w:szCs w:val="21"/>
+          <w:lang w:val="en-IN" w:eastAsia="en-GB"/>
+        </w:rPr>
+      </w:pPr>
+      <w:r>
+        <w:rPr>
+          <w:rFonts w:ascii="Bookman Old Style" w:eastAsia="Times New Roman" w:hAnsi="Bookman Old Style" w:cs="Times New Roman"/>
           <w:color w:val="444444"/>
           <w:sz w:val="21"/>
           <w:szCs w:val="21"/>
@@ -1545,19 +1415,18 @@
           <w:ilvl w:val="2"/>
           <w:numId w:val="6"/>
         </w:numPr>
-        <w:shd w:val="clear" w:color="auto" w:fill="FFFFFF"/>
         <w:spacing w:line="360" w:lineRule="auto"/>
         <w:rPr>
-          <w:rFonts w:ascii="Roboto" w:eastAsia="Times New Roman" w:hAnsi="Roboto" w:cs="Times New Roman"/>
-          <w:color w:val="444444"/>
-          <w:sz w:val="21"/>
-          <w:szCs w:val="21"/>
-          <w:lang w:val="en-IN" w:eastAsia="en-GB"/>
-        </w:rPr>
-      </w:pPr>
-      <w:r>
-        <w:rPr>
-          <w:rFonts w:ascii="Roboto" w:eastAsia="Times New Roman" w:hAnsi="Roboto" w:cs="Times New Roman"/>
+          <w:rFonts w:ascii="Bookman Old Style" w:eastAsia="Times New Roman" w:hAnsi="Bookman Old Style" w:cs="Times New Roman"/>
+          <w:color w:val="444444"/>
+          <w:sz w:val="21"/>
+          <w:szCs w:val="21"/>
+          <w:lang w:val="en-IN" w:eastAsia="en-GB"/>
+        </w:rPr>
+      </w:pPr>
+      <w:r>
+        <w:rPr>
+          <w:rFonts w:ascii="Bookman Old Style" w:eastAsia="Times New Roman" w:hAnsi="Bookman Old Style" w:cs="Times New Roman"/>
           <w:color w:val="444444"/>
           <w:sz w:val="21"/>
           <w:szCs w:val="21"/>
@@ -1572,19 +1441,18 @@
           <w:ilvl w:val="1"/>
           <w:numId w:val="6"/>
         </w:numPr>
-        <w:shd w:val="clear" w:color="auto" w:fill="FFFFFF"/>
         <w:spacing w:line="360" w:lineRule="auto"/>
         <w:rPr>
-          <w:rFonts w:ascii="Roboto" w:eastAsia="Times New Roman" w:hAnsi="Roboto" w:cs="Times New Roman"/>
-          <w:color w:val="444444"/>
-          <w:sz w:val="21"/>
-          <w:szCs w:val="21"/>
-          <w:lang w:val="en-IN" w:eastAsia="en-GB"/>
-        </w:rPr>
-      </w:pPr>
-      <w:r>
-        <w:rPr>
-          <w:rFonts w:ascii="Roboto" w:eastAsia="Times New Roman" w:hAnsi="Roboto" w:cs="Times New Roman"/>
+          <w:rFonts w:ascii="Bookman Old Style" w:eastAsia="Times New Roman" w:hAnsi="Bookman Old Style" w:cs="Times New Roman"/>
+          <w:color w:val="444444"/>
+          <w:sz w:val="21"/>
+          <w:szCs w:val="21"/>
+          <w:lang w:val="en-IN" w:eastAsia="en-GB"/>
+        </w:rPr>
+      </w:pPr>
+      <w:r>
+        <w:rPr>
+          <w:rFonts w:ascii="Bookman Old Style" w:eastAsia="Times New Roman" w:hAnsi="Bookman Old Style" w:cs="Times New Roman"/>
           <w:b/>
           <w:bCs/>
           <w:color w:val="444444"/>
@@ -1596,7 +1464,7 @@
       </w:r>
       <w:r>
         <w:rPr>
-          <w:rFonts w:ascii="Roboto" w:eastAsia="Times New Roman" w:hAnsi="Roboto" w:cs="Times New Roman"/>
+          <w:rFonts w:ascii="Bookman Old Style" w:eastAsia="Times New Roman" w:hAnsi="Bookman Old Style" w:cs="Times New Roman"/>
           <w:color w:val="444444"/>
           <w:sz w:val="21"/>
           <w:szCs w:val="21"/>
@@ -1607,10 +1475,45 @@
     </w:p>
     <w:p>
       <w:pPr>
-        <w:shd w:val="clear" w:color="auto" w:fill="FFFFFF"/>
         <w:spacing w:line="360" w:lineRule="auto"/>
         <w:rPr>
-          <w:rFonts w:ascii="Roboto" w:eastAsia="Times New Roman" w:hAnsi="Roboto" w:cs="Times New Roman"/>
+          <w:rFonts w:ascii="Bookman Old Style" w:eastAsia="Times New Roman" w:hAnsi="Bookman Old Style" w:cs="Times New Roman"/>
+          <w:color w:val="444444"/>
+          <w:sz w:val="21"/>
+          <w:szCs w:val="21"/>
+          <w:lang w:val="en-IN" w:eastAsia="en-GB"/>
+        </w:rPr>
+      </w:pPr>
+    </w:p>
+    <w:p>
+      <w:pPr>
+        <w:spacing w:line="360" w:lineRule="auto"/>
+        <w:rPr>
+          <w:rFonts w:ascii="Bookman Old Style" w:eastAsia="Times New Roman" w:hAnsi="Bookman Old Style" w:cs="Times New Roman"/>
+          <w:color w:val="444444"/>
+          <w:sz w:val="21"/>
+          <w:szCs w:val="21"/>
+          <w:lang w:val="en-IN" w:eastAsia="en-GB"/>
+        </w:rPr>
+      </w:pPr>
+    </w:p>
+    <w:p>
+      <w:pPr>
+        <w:spacing w:line="360" w:lineRule="auto"/>
+        <w:rPr>
+          <w:rFonts w:ascii="Bookman Old Style" w:eastAsia="Times New Roman" w:hAnsi="Bookman Old Style" w:cs="Times New Roman"/>
+          <w:color w:val="444444"/>
+          <w:sz w:val="21"/>
+          <w:szCs w:val="21"/>
+          <w:lang w:val="en-IN" w:eastAsia="en-GB"/>
+        </w:rPr>
+      </w:pPr>
+    </w:p>
+    <w:p>
+      <w:pPr>
+        <w:spacing w:line="360" w:lineRule="auto"/>
+        <w:rPr>
+          <w:rFonts w:ascii="Bookman Old Style" w:eastAsia="Times New Roman" w:hAnsi="Bookman Old Style" w:cs="Times New Roman"/>
           <w:color w:val="444444"/>
           <w:sz w:val="21"/>
           <w:szCs w:val="21"/>
@@ -1624,32 +1527,32 @@
           <w:ilvl w:val="0"/>
           <w:numId w:val="6"/>
         </w:numPr>
-        <w:shd w:val="clear" w:color="auto" w:fill="FFFFFF"/>
         <w:spacing w:after="150" w:line="360" w:lineRule="auto"/>
         <w:rPr>
-          <w:rFonts w:ascii="Roboto" w:eastAsia="Times New Roman" w:hAnsi="Roboto" w:cs="Times New Roman"/>
-          <w:color w:val="444444"/>
-          <w:sz w:val="21"/>
-          <w:szCs w:val="21"/>
-          <w:lang w:val="en-IN" w:eastAsia="en-GB"/>
-        </w:rPr>
-      </w:pPr>
-      <w:r>
-        <w:rPr>
-          <w:rFonts w:ascii="Roboto" w:eastAsia="Times New Roman" w:hAnsi="Roboto" w:cs="Times New Roman"/>
-          <w:b/>
-          <w:bCs/>
-          <w:color w:val="444444"/>
-          <w:sz w:val="21"/>
-          <w:szCs w:val="21"/>
-          <w:lang w:val="en-IN" w:eastAsia="en-GB"/>
-        </w:rPr>
+          <w:rFonts w:ascii="Bookman Old Style" w:eastAsia="Times New Roman" w:hAnsi="Bookman Old Style" w:cs="Times New Roman"/>
+          <w:color w:val="444444"/>
+          <w:sz w:val="21"/>
+          <w:szCs w:val="21"/>
+          <w:lang w:val="en-IN" w:eastAsia="en-GB"/>
+        </w:rPr>
+      </w:pPr>
+      <w:r>
+        <w:rPr>
+          <w:rFonts w:ascii="Bookman Old Style" w:eastAsia="Times New Roman" w:hAnsi="Bookman Old Style" w:cs="Times New Roman"/>
+          <w:b/>
+          <w:bCs/>
+          <w:color w:val="444444"/>
+          <w:sz w:val="21"/>
+          <w:szCs w:val="21"/>
+          <w:lang w:val="en-IN" w:eastAsia="en-GB"/>
+        </w:rPr>
+        <w:lastRenderedPageBreak/>
         <w:t xml:space="preserve">Predictive </w:t>
       </w:r>
       <w:proofErr w:type="spellStart"/>
       <w:r>
         <w:rPr>
-          <w:rFonts w:ascii="Roboto" w:eastAsia="Times New Roman" w:hAnsi="Roboto" w:cs="Times New Roman"/>
+          <w:rFonts w:ascii="Bookman Old Style" w:eastAsia="Times New Roman" w:hAnsi="Bookman Old Style" w:cs="Times New Roman"/>
           <w:b/>
           <w:bCs/>
           <w:color w:val="444444"/>
@@ -1662,7 +1565,7 @@
       <w:proofErr w:type="spellEnd"/>
       <w:r>
         <w:rPr>
-          <w:rFonts w:ascii="Roboto" w:eastAsia="Times New Roman" w:hAnsi="Roboto" w:cs="Times New Roman"/>
+          <w:rFonts w:ascii="Bookman Old Style" w:eastAsia="Times New Roman" w:hAnsi="Bookman Old Style" w:cs="Times New Roman"/>
           <w:b/>
           <w:bCs/>
           <w:color w:val="444444"/>
@@ -1679,19 +1582,18 @@
           <w:ilvl w:val="1"/>
           <w:numId w:val="6"/>
         </w:numPr>
-        <w:shd w:val="clear" w:color="auto" w:fill="FFFFFF"/>
         <w:spacing w:line="360" w:lineRule="auto"/>
         <w:rPr>
-          <w:rFonts w:ascii="Roboto" w:eastAsia="Times New Roman" w:hAnsi="Roboto" w:cs="Times New Roman"/>
-          <w:color w:val="444444"/>
-          <w:sz w:val="21"/>
-          <w:szCs w:val="21"/>
-          <w:lang w:val="en-IN" w:eastAsia="en-GB"/>
-        </w:rPr>
-      </w:pPr>
-      <w:r>
-        <w:rPr>
-          <w:rFonts w:ascii="Roboto" w:eastAsia="Times New Roman" w:hAnsi="Roboto" w:cs="Times New Roman"/>
+          <w:rFonts w:ascii="Bookman Old Style" w:eastAsia="Times New Roman" w:hAnsi="Bookman Old Style" w:cs="Times New Roman"/>
+          <w:color w:val="444444"/>
+          <w:sz w:val="21"/>
+          <w:szCs w:val="21"/>
+          <w:lang w:val="en-IN" w:eastAsia="en-GB"/>
+        </w:rPr>
+      </w:pPr>
+      <w:r>
+        <w:rPr>
+          <w:rFonts w:ascii="Bookman Old Style" w:eastAsia="Times New Roman" w:hAnsi="Bookman Old Style" w:cs="Times New Roman"/>
           <w:b/>
           <w:bCs/>
           <w:color w:val="444444"/>
@@ -1703,7 +1605,7 @@
       </w:r>
       <w:r>
         <w:rPr>
-          <w:rFonts w:ascii="Roboto" w:eastAsia="Times New Roman" w:hAnsi="Roboto" w:cs="Times New Roman"/>
+          <w:rFonts w:ascii="Bookman Old Style" w:eastAsia="Times New Roman" w:hAnsi="Bookman Old Style" w:cs="Times New Roman"/>
           <w:color w:val="444444"/>
           <w:sz w:val="21"/>
           <w:szCs w:val="21"/>
@@ -1714,7 +1616,7 @@
       <w:proofErr w:type="spellStart"/>
       <w:r>
         <w:rPr>
-          <w:rFonts w:ascii="Roboto" w:eastAsia="Times New Roman" w:hAnsi="Roboto" w:cs="Times New Roman"/>
+          <w:rFonts w:ascii="Bookman Old Style" w:eastAsia="Times New Roman" w:hAnsi="Bookman Old Style" w:cs="Times New Roman"/>
           <w:color w:val="444444"/>
           <w:sz w:val="21"/>
           <w:szCs w:val="21"/>
@@ -1725,7 +1627,7 @@
       <w:proofErr w:type="spellEnd"/>
       <w:r>
         <w:rPr>
-          <w:rFonts w:ascii="Roboto" w:eastAsia="Times New Roman" w:hAnsi="Roboto" w:cs="Times New Roman"/>
+          <w:rFonts w:ascii="Bookman Old Style" w:eastAsia="Times New Roman" w:hAnsi="Bookman Old Style" w:cs="Times New Roman"/>
           <w:color w:val="444444"/>
           <w:sz w:val="21"/>
           <w:szCs w:val="21"/>
@@ -1740,19 +1642,18 @@
           <w:ilvl w:val="1"/>
           <w:numId w:val="6"/>
         </w:numPr>
-        <w:shd w:val="clear" w:color="auto" w:fill="FFFFFF"/>
         <w:spacing w:line="360" w:lineRule="auto"/>
         <w:rPr>
-          <w:rFonts w:ascii="Roboto" w:eastAsia="Times New Roman" w:hAnsi="Roboto" w:cs="Times New Roman"/>
-          <w:color w:val="444444"/>
-          <w:sz w:val="21"/>
-          <w:szCs w:val="21"/>
-          <w:lang w:val="en-IN" w:eastAsia="en-GB"/>
-        </w:rPr>
-      </w:pPr>
-      <w:r>
-        <w:rPr>
-          <w:rFonts w:ascii="Roboto" w:eastAsia="Times New Roman" w:hAnsi="Roboto" w:cs="Times New Roman"/>
+          <w:rFonts w:ascii="Bookman Old Style" w:eastAsia="Times New Roman" w:hAnsi="Bookman Old Style" w:cs="Times New Roman"/>
+          <w:color w:val="444444"/>
+          <w:sz w:val="21"/>
+          <w:szCs w:val="21"/>
+          <w:lang w:val="en-IN" w:eastAsia="en-GB"/>
+        </w:rPr>
+      </w:pPr>
+      <w:r>
+        <w:rPr>
+          <w:rFonts w:ascii="Bookman Old Style" w:eastAsia="Times New Roman" w:hAnsi="Bookman Old Style" w:cs="Times New Roman"/>
           <w:b/>
           <w:bCs/>
           <w:color w:val="444444"/>
@@ -1769,19 +1670,18 @@
           <w:ilvl w:val="2"/>
           <w:numId w:val="6"/>
         </w:numPr>
-        <w:shd w:val="clear" w:color="auto" w:fill="FFFFFF"/>
         <w:spacing w:line="360" w:lineRule="auto"/>
         <w:rPr>
-          <w:rFonts w:ascii="Roboto" w:eastAsia="Times New Roman" w:hAnsi="Roboto" w:cs="Times New Roman"/>
-          <w:color w:val="444444"/>
-          <w:sz w:val="21"/>
-          <w:szCs w:val="21"/>
-          <w:lang w:val="en-IN" w:eastAsia="en-GB"/>
-        </w:rPr>
-      </w:pPr>
-      <w:r>
-        <w:rPr>
-          <w:rFonts w:ascii="Roboto" w:eastAsia="Times New Roman" w:hAnsi="Roboto" w:cs="Times New Roman"/>
+          <w:rFonts w:ascii="Bookman Old Style" w:eastAsia="Times New Roman" w:hAnsi="Bookman Old Style" w:cs="Times New Roman"/>
+          <w:color w:val="444444"/>
+          <w:sz w:val="21"/>
+          <w:szCs w:val="21"/>
+          <w:lang w:val="en-IN" w:eastAsia="en-GB"/>
+        </w:rPr>
+      </w:pPr>
+      <w:r>
+        <w:rPr>
+          <w:rFonts w:ascii="Bookman Old Style" w:eastAsia="Times New Roman" w:hAnsi="Bookman Old Style" w:cs="Times New Roman"/>
           <w:color w:val="444444"/>
           <w:sz w:val="21"/>
           <w:szCs w:val="21"/>
@@ -1796,19 +1696,18 @@
           <w:ilvl w:val="2"/>
           <w:numId w:val="6"/>
         </w:numPr>
-        <w:shd w:val="clear" w:color="auto" w:fill="FFFFFF"/>
         <w:spacing w:line="360" w:lineRule="auto"/>
         <w:rPr>
-          <w:rFonts w:ascii="Roboto" w:eastAsia="Times New Roman" w:hAnsi="Roboto" w:cs="Times New Roman"/>
-          <w:color w:val="444444"/>
-          <w:sz w:val="21"/>
-          <w:szCs w:val="21"/>
-          <w:lang w:val="en-IN" w:eastAsia="en-GB"/>
-        </w:rPr>
-      </w:pPr>
-      <w:r>
-        <w:rPr>
-          <w:rFonts w:ascii="Roboto" w:eastAsia="Times New Roman" w:hAnsi="Roboto" w:cs="Times New Roman"/>
+          <w:rFonts w:ascii="Bookman Old Style" w:eastAsia="Times New Roman" w:hAnsi="Bookman Old Style" w:cs="Times New Roman"/>
+          <w:color w:val="444444"/>
+          <w:sz w:val="21"/>
+          <w:szCs w:val="21"/>
+          <w:lang w:val="en-IN" w:eastAsia="en-GB"/>
+        </w:rPr>
+      </w:pPr>
+      <w:r>
+        <w:rPr>
+          <w:rFonts w:ascii="Bookman Old Style" w:eastAsia="Times New Roman" w:hAnsi="Bookman Old Style" w:cs="Times New Roman"/>
           <w:color w:val="444444"/>
           <w:sz w:val="21"/>
           <w:szCs w:val="21"/>
@@ -1823,19 +1722,18 @@
           <w:ilvl w:val="1"/>
           <w:numId w:val="6"/>
         </w:numPr>
-        <w:shd w:val="clear" w:color="auto" w:fill="FFFFFF"/>
         <w:spacing w:line="360" w:lineRule="auto"/>
         <w:rPr>
-          <w:rFonts w:ascii="Roboto" w:eastAsia="Times New Roman" w:hAnsi="Roboto" w:cs="Times New Roman"/>
-          <w:color w:val="444444"/>
-          <w:sz w:val="21"/>
-          <w:szCs w:val="21"/>
-          <w:lang w:val="en-IN" w:eastAsia="en-GB"/>
-        </w:rPr>
-      </w:pPr>
-      <w:r>
-        <w:rPr>
-          <w:rFonts w:ascii="Roboto" w:eastAsia="Times New Roman" w:hAnsi="Roboto" w:cs="Times New Roman"/>
+          <w:rFonts w:ascii="Bookman Old Style" w:eastAsia="Times New Roman" w:hAnsi="Bookman Old Style" w:cs="Times New Roman"/>
+          <w:color w:val="444444"/>
+          <w:sz w:val="21"/>
+          <w:szCs w:val="21"/>
+          <w:lang w:val="en-IN" w:eastAsia="en-GB"/>
+        </w:rPr>
+      </w:pPr>
+      <w:r>
+        <w:rPr>
+          <w:rFonts w:ascii="Bookman Old Style" w:eastAsia="Times New Roman" w:hAnsi="Bookman Old Style" w:cs="Times New Roman"/>
           <w:b/>
           <w:bCs/>
           <w:color w:val="444444"/>
@@ -1847,7 +1745,7 @@
       </w:r>
       <w:r>
         <w:rPr>
-          <w:rFonts w:ascii="Roboto" w:eastAsia="Times New Roman" w:hAnsi="Roboto" w:cs="Times New Roman"/>
+          <w:rFonts w:ascii="Bookman Old Style" w:eastAsia="Times New Roman" w:hAnsi="Bookman Old Style" w:cs="Times New Roman"/>
           <w:color w:val="444444"/>
           <w:sz w:val="21"/>
           <w:szCs w:val="21"/>
@@ -1858,36 +1756,9 @@
     </w:p>
     <w:p>
       <w:pPr>
-        <w:shd w:val="clear" w:color="auto" w:fill="FFFFFF"/>
         <w:spacing w:after="150" w:line="360" w:lineRule="auto"/>
         <w:rPr>
-          <w:rFonts w:ascii="Roboto" w:eastAsia="Times New Roman" w:hAnsi="Roboto" w:cs="Times New Roman"/>
-          <w:color w:val="444444"/>
-          <w:sz w:val="21"/>
-          <w:szCs w:val="21"/>
-          <w:lang w:val="en-IN" w:eastAsia="en-GB"/>
-        </w:rPr>
-      </w:pPr>
-    </w:p>
-    <w:p>
-      <w:pPr>
-        <w:shd w:val="clear" w:color="auto" w:fill="FFFFFF"/>
-        <w:spacing w:after="150" w:line="360" w:lineRule="auto"/>
-        <w:rPr>
-          <w:rFonts w:ascii="Roboto" w:eastAsia="Times New Roman" w:hAnsi="Roboto" w:cs="Times New Roman"/>
-          <w:color w:val="444444"/>
-          <w:sz w:val="21"/>
-          <w:szCs w:val="21"/>
-          <w:lang w:val="en-IN" w:eastAsia="en-GB"/>
-        </w:rPr>
-      </w:pPr>
-    </w:p>
-    <w:p>
-      <w:pPr>
-        <w:shd w:val="clear" w:color="auto" w:fill="FFFFFF"/>
-        <w:spacing w:after="150" w:line="360" w:lineRule="auto"/>
-        <w:rPr>
-          <w:rFonts w:ascii="Roboto" w:eastAsia="Times New Roman" w:hAnsi="Roboto" w:cs="Times New Roman"/>
+          <w:rFonts w:ascii="Bookman Old Style" w:eastAsia="Times New Roman" w:hAnsi="Bookman Old Style" w:cs="Times New Roman"/>
           <w:color w:val="444444"/>
           <w:sz w:val="21"/>
           <w:szCs w:val="21"/>
@@ -1901,19 +1772,18 @@
           <w:ilvl w:val="0"/>
           <w:numId w:val="6"/>
         </w:numPr>
-        <w:shd w:val="clear" w:color="auto" w:fill="FFFFFF"/>
         <w:spacing w:after="150" w:line="360" w:lineRule="auto"/>
         <w:rPr>
-          <w:rFonts w:ascii="Roboto" w:eastAsia="Times New Roman" w:hAnsi="Roboto" w:cs="Times New Roman"/>
-          <w:color w:val="444444"/>
-          <w:sz w:val="21"/>
-          <w:szCs w:val="21"/>
-          <w:lang w:val="en-IN" w:eastAsia="en-GB"/>
-        </w:rPr>
-      </w:pPr>
-      <w:r>
-        <w:rPr>
-          <w:rFonts w:ascii="Roboto" w:eastAsia="Times New Roman" w:hAnsi="Roboto" w:cs="Times New Roman"/>
+          <w:rFonts w:ascii="Bookman Old Style" w:eastAsia="Times New Roman" w:hAnsi="Bookman Old Style" w:cs="Times New Roman"/>
+          <w:color w:val="444444"/>
+          <w:sz w:val="21"/>
+          <w:szCs w:val="21"/>
+          <w:lang w:val="en-IN" w:eastAsia="en-GB"/>
+        </w:rPr>
+      </w:pPr>
+      <w:r>
+        <w:rPr>
+          <w:rFonts w:ascii="Bookman Old Style" w:eastAsia="Times New Roman" w:hAnsi="Bookman Old Style" w:cs="Times New Roman"/>
           <w:b/>
           <w:bCs/>
           <w:color w:val="444444"/>
@@ -1930,19 +1800,18 @@
           <w:ilvl w:val="1"/>
           <w:numId w:val="6"/>
         </w:numPr>
-        <w:shd w:val="clear" w:color="auto" w:fill="FFFFFF"/>
         <w:spacing w:line="360" w:lineRule="auto"/>
         <w:rPr>
-          <w:rFonts w:ascii="Roboto" w:eastAsia="Times New Roman" w:hAnsi="Roboto" w:cs="Times New Roman"/>
-          <w:color w:val="444444"/>
-          <w:sz w:val="21"/>
-          <w:szCs w:val="21"/>
-          <w:lang w:val="en-IN" w:eastAsia="en-GB"/>
-        </w:rPr>
-      </w:pPr>
-      <w:r>
-        <w:rPr>
-          <w:rFonts w:ascii="Roboto" w:eastAsia="Times New Roman" w:hAnsi="Roboto" w:cs="Times New Roman"/>
+          <w:rFonts w:ascii="Bookman Old Style" w:eastAsia="Times New Roman" w:hAnsi="Bookman Old Style" w:cs="Times New Roman"/>
+          <w:color w:val="444444"/>
+          <w:sz w:val="21"/>
+          <w:szCs w:val="21"/>
+          <w:lang w:val="en-IN" w:eastAsia="en-GB"/>
+        </w:rPr>
+      </w:pPr>
+      <w:r>
+        <w:rPr>
+          <w:rFonts w:ascii="Bookman Old Style" w:eastAsia="Times New Roman" w:hAnsi="Bookman Old Style" w:cs="Times New Roman"/>
           <w:b/>
           <w:bCs/>
           <w:color w:val="444444"/>
@@ -1954,7 +1823,7 @@
       </w:r>
       <w:r>
         <w:rPr>
-          <w:rFonts w:ascii="Roboto" w:eastAsia="Times New Roman" w:hAnsi="Roboto" w:cs="Times New Roman"/>
+          <w:rFonts w:ascii="Bookman Old Style" w:eastAsia="Times New Roman" w:hAnsi="Bookman Old Style" w:cs="Times New Roman"/>
           <w:color w:val="444444"/>
           <w:sz w:val="21"/>
           <w:szCs w:val="21"/>
@@ -1969,19 +1838,18 @@
           <w:ilvl w:val="1"/>
           <w:numId w:val="6"/>
         </w:numPr>
-        <w:shd w:val="clear" w:color="auto" w:fill="FFFFFF"/>
         <w:spacing w:line="360" w:lineRule="auto"/>
         <w:rPr>
-          <w:rFonts w:ascii="Roboto" w:eastAsia="Times New Roman" w:hAnsi="Roboto" w:cs="Times New Roman"/>
-          <w:color w:val="444444"/>
-          <w:sz w:val="21"/>
-          <w:szCs w:val="21"/>
-          <w:lang w:val="en-IN" w:eastAsia="en-GB"/>
-        </w:rPr>
-      </w:pPr>
-      <w:r>
-        <w:rPr>
-          <w:rFonts w:ascii="Roboto" w:eastAsia="Times New Roman" w:hAnsi="Roboto" w:cs="Times New Roman"/>
+          <w:rFonts w:ascii="Bookman Old Style" w:eastAsia="Times New Roman" w:hAnsi="Bookman Old Style" w:cs="Times New Roman"/>
+          <w:color w:val="444444"/>
+          <w:sz w:val="21"/>
+          <w:szCs w:val="21"/>
+          <w:lang w:val="en-IN" w:eastAsia="en-GB"/>
+        </w:rPr>
+      </w:pPr>
+      <w:r>
+        <w:rPr>
+          <w:rFonts w:ascii="Bookman Old Style" w:eastAsia="Times New Roman" w:hAnsi="Bookman Old Style" w:cs="Times New Roman"/>
           <w:b/>
           <w:bCs/>
           <w:color w:val="444444"/>
@@ -1998,19 +1866,18 @@
           <w:ilvl w:val="2"/>
           <w:numId w:val="6"/>
         </w:numPr>
-        <w:shd w:val="clear" w:color="auto" w:fill="FFFFFF"/>
         <w:spacing w:line="360" w:lineRule="auto"/>
         <w:rPr>
-          <w:rFonts w:ascii="Roboto" w:eastAsia="Times New Roman" w:hAnsi="Roboto" w:cs="Times New Roman"/>
-          <w:color w:val="444444"/>
-          <w:sz w:val="21"/>
-          <w:szCs w:val="21"/>
-          <w:lang w:val="en-IN" w:eastAsia="en-GB"/>
-        </w:rPr>
-      </w:pPr>
-      <w:r>
-        <w:rPr>
-          <w:rFonts w:ascii="Roboto" w:eastAsia="Times New Roman" w:hAnsi="Roboto" w:cs="Times New Roman"/>
+          <w:rFonts w:ascii="Bookman Old Style" w:eastAsia="Times New Roman" w:hAnsi="Bookman Old Style" w:cs="Times New Roman"/>
+          <w:color w:val="444444"/>
+          <w:sz w:val="21"/>
+          <w:szCs w:val="21"/>
+          <w:lang w:val="en-IN" w:eastAsia="en-GB"/>
+        </w:rPr>
+      </w:pPr>
+      <w:r>
+        <w:rPr>
+          <w:rFonts w:ascii="Bookman Old Style" w:eastAsia="Times New Roman" w:hAnsi="Bookman Old Style" w:cs="Times New Roman"/>
           <w:color w:val="444444"/>
           <w:sz w:val="21"/>
           <w:szCs w:val="21"/>
@@ -2025,19 +1892,18 @@
           <w:ilvl w:val="2"/>
           <w:numId w:val="6"/>
         </w:numPr>
-        <w:shd w:val="clear" w:color="auto" w:fill="FFFFFF"/>
         <w:spacing w:line="360" w:lineRule="auto"/>
         <w:rPr>
-          <w:rFonts w:ascii="Roboto" w:eastAsia="Times New Roman" w:hAnsi="Roboto" w:cs="Times New Roman"/>
-          <w:color w:val="444444"/>
-          <w:sz w:val="21"/>
-          <w:szCs w:val="21"/>
-          <w:lang w:val="en-IN" w:eastAsia="en-GB"/>
-        </w:rPr>
-      </w:pPr>
-      <w:r>
-        <w:rPr>
-          <w:rFonts w:ascii="Roboto" w:eastAsia="Times New Roman" w:hAnsi="Roboto" w:cs="Times New Roman"/>
+          <w:rFonts w:ascii="Bookman Old Style" w:eastAsia="Times New Roman" w:hAnsi="Bookman Old Style" w:cs="Times New Roman"/>
+          <w:color w:val="444444"/>
+          <w:sz w:val="21"/>
+          <w:szCs w:val="21"/>
+          <w:lang w:val="en-IN" w:eastAsia="en-GB"/>
+        </w:rPr>
+      </w:pPr>
+      <w:r>
+        <w:rPr>
+          <w:rFonts w:ascii="Bookman Old Style" w:eastAsia="Times New Roman" w:hAnsi="Bookman Old Style" w:cs="Times New Roman"/>
           <w:color w:val="444444"/>
           <w:sz w:val="21"/>
           <w:szCs w:val="21"/>
@@ -2052,19 +1918,18 @@
           <w:ilvl w:val="1"/>
           <w:numId w:val="6"/>
         </w:numPr>
-        <w:shd w:val="clear" w:color="auto" w:fill="FFFFFF"/>
         <w:spacing w:line="360" w:lineRule="auto"/>
         <w:rPr>
-          <w:rFonts w:ascii="Roboto" w:eastAsia="Times New Roman" w:hAnsi="Roboto" w:cs="Times New Roman"/>
-          <w:color w:val="444444"/>
-          <w:sz w:val="21"/>
-          <w:szCs w:val="21"/>
-          <w:lang w:val="en-IN" w:eastAsia="en-GB"/>
-        </w:rPr>
-      </w:pPr>
-      <w:r>
-        <w:rPr>
-          <w:rFonts w:ascii="Roboto" w:eastAsia="Times New Roman" w:hAnsi="Roboto" w:cs="Times New Roman"/>
+          <w:rFonts w:ascii="Bookman Old Style" w:eastAsia="Times New Roman" w:hAnsi="Bookman Old Style" w:cs="Times New Roman"/>
+          <w:color w:val="444444"/>
+          <w:sz w:val="21"/>
+          <w:szCs w:val="21"/>
+          <w:lang w:val="en-IN" w:eastAsia="en-GB"/>
+        </w:rPr>
+      </w:pPr>
+      <w:r>
+        <w:rPr>
+          <w:rFonts w:ascii="Bookman Old Style" w:eastAsia="Times New Roman" w:hAnsi="Bookman Old Style" w:cs="Times New Roman"/>
           <w:b/>
           <w:bCs/>
           <w:color w:val="444444"/>
@@ -2076,31 +1941,20 @@
       </w:r>
       <w:r>
         <w:rPr>
-          <w:rFonts w:ascii="Roboto" w:eastAsia="Times New Roman" w:hAnsi="Roboto" w:cs="Times New Roman"/>
-          <w:color w:val="444444"/>
-          <w:sz w:val="21"/>
-          <w:szCs w:val="21"/>
-          <w:lang w:val="en-IN" w:eastAsia="en-GB"/>
-        </w:rPr>
-        <w:t xml:space="preserve"> Power BI, Tableau</w:t>
-      </w:r>
-      <w:r>
-        <w:rPr>
-          <w:rFonts w:ascii="Roboto" w:eastAsia="Times New Roman" w:hAnsi="Roboto" w:cs="Times New Roman"/>
-          <w:color w:val="444444"/>
-          <w:sz w:val="21"/>
-          <w:szCs w:val="21"/>
-          <w:lang w:val="en-IN" w:eastAsia="en-GB"/>
-        </w:rPr>
-        <w:t>.</w:t>
-      </w:r>
-    </w:p>
-    <w:p>
-      <w:pPr>
-        <w:shd w:val="clear" w:color="auto" w:fill="FFFFFF"/>
+          <w:rFonts w:ascii="Bookman Old Style" w:eastAsia="Times New Roman" w:hAnsi="Bookman Old Style" w:cs="Times New Roman"/>
+          <w:color w:val="444444"/>
+          <w:sz w:val="21"/>
+          <w:szCs w:val="21"/>
+          <w:lang w:val="en-IN" w:eastAsia="en-GB"/>
+        </w:rPr>
+        <w:t xml:space="preserve"> Power BI, Tableau.</w:t>
+      </w:r>
+    </w:p>
+    <w:p>
+      <w:pPr>
         <w:spacing w:line="360" w:lineRule="auto"/>
         <w:rPr>
-          <w:rFonts w:ascii="Roboto" w:eastAsia="Times New Roman" w:hAnsi="Roboto" w:cs="Times New Roman"/>
+          <w:rFonts w:ascii="Bookman Old Style" w:eastAsia="Times New Roman" w:hAnsi="Bookman Old Style" w:cs="Times New Roman"/>
           <w:color w:val="444444"/>
           <w:sz w:val="21"/>
           <w:szCs w:val="21"/>
@@ -2114,19 +1968,18 @@
           <w:ilvl w:val="0"/>
           <w:numId w:val="6"/>
         </w:numPr>
-        <w:shd w:val="clear" w:color="auto" w:fill="FFFFFF"/>
         <w:spacing w:after="150" w:line="360" w:lineRule="auto"/>
         <w:rPr>
-          <w:rFonts w:ascii="Roboto" w:eastAsia="Times New Roman" w:hAnsi="Roboto" w:cs="Times New Roman"/>
-          <w:color w:val="444444"/>
-          <w:sz w:val="21"/>
-          <w:szCs w:val="21"/>
-          <w:lang w:val="en-IN" w:eastAsia="en-GB"/>
-        </w:rPr>
-      </w:pPr>
-      <w:r>
-        <w:rPr>
-          <w:rFonts w:ascii="Roboto" w:eastAsia="Times New Roman" w:hAnsi="Roboto" w:cs="Times New Roman"/>
+          <w:rFonts w:ascii="Bookman Old Style" w:eastAsia="Times New Roman" w:hAnsi="Bookman Old Style" w:cs="Times New Roman"/>
+          <w:color w:val="444444"/>
+          <w:sz w:val="21"/>
+          <w:szCs w:val="21"/>
+          <w:lang w:val="en-IN" w:eastAsia="en-GB"/>
+        </w:rPr>
+      </w:pPr>
+      <w:r>
+        <w:rPr>
+          <w:rFonts w:ascii="Bookman Old Style" w:eastAsia="Times New Roman" w:hAnsi="Bookman Old Style" w:cs="Times New Roman"/>
           <w:b/>
           <w:bCs/>
           <w:color w:val="444444"/>
@@ -2138,7 +1991,7 @@
       </w:r>
       <w:r>
         <w:rPr>
-          <w:rFonts w:ascii="Roboto" w:eastAsia="Times New Roman" w:hAnsi="Roboto" w:cs="Times New Roman"/>
+          <w:rFonts w:ascii="Bookman Old Style" w:eastAsia="Times New Roman" w:hAnsi="Bookman Old Style" w:cs="Times New Roman"/>
           <w:b/>
           <w:bCs/>
           <w:color w:val="444444"/>
@@ -2155,19 +2008,18 @@
           <w:ilvl w:val="1"/>
           <w:numId w:val="6"/>
         </w:numPr>
-        <w:shd w:val="clear" w:color="auto" w:fill="FFFFFF"/>
         <w:spacing w:line="360" w:lineRule="auto"/>
         <w:rPr>
-          <w:rFonts w:ascii="Roboto" w:eastAsia="Times New Roman" w:hAnsi="Roboto" w:cs="Times New Roman"/>
-          <w:color w:val="444444"/>
-          <w:sz w:val="21"/>
-          <w:szCs w:val="21"/>
-          <w:lang w:val="en-IN" w:eastAsia="en-GB"/>
-        </w:rPr>
-      </w:pPr>
-      <w:r>
-        <w:rPr>
-          <w:rFonts w:ascii="Roboto" w:eastAsia="Times New Roman" w:hAnsi="Roboto" w:cs="Times New Roman"/>
+          <w:rFonts w:ascii="Bookman Old Style" w:eastAsia="Times New Roman" w:hAnsi="Bookman Old Style" w:cs="Times New Roman"/>
+          <w:color w:val="444444"/>
+          <w:sz w:val="21"/>
+          <w:szCs w:val="21"/>
+          <w:lang w:val="en-IN" w:eastAsia="en-GB"/>
+        </w:rPr>
+      </w:pPr>
+      <w:r>
+        <w:rPr>
+          <w:rFonts w:ascii="Bookman Old Style" w:eastAsia="Times New Roman" w:hAnsi="Bookman Old Style" w:cs="Times New Roman"/>
           <w:b/>
           <w:bCs/>
           <w:color w:val="444444"/>
@@ -2179,7 +2031,7 @@
       </w:r>
       <w:r>
         <w:rPr>
-          <w:rFonts w:ascii="Roboto" w:eastAsia="Times New Roman" w:hAnsi="Roboto" w:cs="Times New Roman"/>
+          <w:rFonts w:ascii="Bookman Old Style" w:eastAsia="Times New Roman" w:hAnsi="Bookman Old Style" w:cs="Times New Roman"/>
           <w:color w:val="444444"/>
           <w:sz w:val="21"/>
           <w:szCs w:val="21"/>
@@ -2189,38 +2041,18 @@
       </w:r>
       <w:r>
         <w:rPr>
-          <w:rFonts w:ascii="Roboto" w:eastAsia="Times New Roman" w:hAnsi="Roboto" w:cs="Times New Roman"/>
-          <w:color w:val="444444"/>
-          <w:sz w:val="21"/>
-          <w:szCs w:val="21"/>
-          <w:lang w:val="en-IN" w:eastAsia="en-GB"/>
-        </w:rPr>
-        <w:t>Deploy dashboards and analytics models on the cloud</w:t>
-      </w:r>
-      <w:r>
-        <w:rPr>
-          <w:rFonts w:ascii="Roboto" w:eastAsia="Times New Roman" w:hAnsi="Roboto" w:cs="Times New Roman"/>
-          <w:color w:val="444444"/>
-          <w:sz w:val="21"/>
-          <w:szCs w:val="21"/>
-          <w:lang w:val="en-IN" w:eastAsia="en-GB"/>
-        </w:rPr>
-        <w:t>,</w:t>
-      </w:r>
-      <w:r>
-        <w:rPr>
-          <w:rFonts w:ascii="Roboto" w:eastAsia="Times New Roman" w:hAnsi="Roboto" w:cs="Times New Roman"/>
-          <w:color w:val="444444"/>
-          <w:sz w:val="21"/>
-          <w:szCs w:val="21"/>
-          <w:lang w:val="en-IN" w:eastAsia="en-GB"/>
-        </w:rPr>
-        <w:t xml:space="preserve"> </w:t>
+          <w:rFonts w:ascii="Bookman Old Style" w:eastAsia="Times New Roman" w:hAnsi="Bookman Old Style" w:cs="Times New Roman"/>
+          <w:color w:val="444444"/>
+          <w:sz w:val="21"/>
+          <w:szCs w:val="21"/>
+          <w:lang w:val="en-IN" w:eastAsia="en-GB"/>
+        </w:rPr>
+        <w:t xml:space="preserve">Deploy dashboards and analytics models on the cloud, </w:t>
       </w:r>
       <w:proofErr w:type="gramStart"/>
       <w:r>
         <w:rPr>
-          <w:rFonts w:ascii="Roboto" w:eastAsia="Times New Roman" w:hAnsi="Roboto" w:cs="Times New Roman"/>
+          <w:rFonts w:ascii="Bookman Old Style" w:eastAsia="Times New Roman" w:hAnsi="Bookman Old Style" w:cs="Times New Roman"/>
           <w:color w:val="444444"/>
           <w:sz w:val="21"/>
           <w:szCs w:val="21"/>
@@ -2231,7 +2063,7 @@
       <w:proofErr w:type="gramEnd"/>
       <w:r>
         <w:rPr>
-          <w:rFonts w:ascii="Roboto" w:eastAsia="Times New Roman" w:hAnsi="Roboto" w:cs="Times New Roman"/>
+          <w:rFonts w:ascii="Bookman Old Style" w:eastAsia="Times New Roman" w:hAnsi="Bookman Old Style" w:cs="Times New Roman"/>
           <w:color w:val="444444"/>
           <w:sz w:val="21"/>
           <w:szCs w:val="21"/>
@@ -2246,19 +2078,18 @@
           <w:ilvl w:val="1"/>
           <w:numId w:val="6"/>
         </w:numPr>
-        <w:shd w:val="clear" w:color="auto" w:fill="FFFFFF"/>
         <w:spacing w:line="360" w:lineRule="auto"/>
         <w:rPr>
-          <w:rFonts w:ascii="Roboto" w:eastAsia="Times New Roman" w:hAnsi="Roboto" w:cs="Times New Roman"/>
-          <w:color w:val="444444"/>
-          <w:sz w:val="21"/>
-          <w:szCs w:val="21"/>
-          <w:lang w:val="en-IN" w:eastAsia="en-GB"/>
-        </w:rPr>
-      </w:pPr>
-      <w:r>
-        <w:rPr>
-          <w:rFonts w:ascii="Roboto" w:eastAsia="Times New Roman" w:hAnsi="Roboto" w:cs="Times New Roman"/>
+          <w:rFonts w:ascii="Bookman Old Style" w:eastAsia="Times New Roman" w:hAnsi="Bookman Old Style" w:cs="Times New Roman"/>
+          <w:color w:val="444444"/>
+          <w:sz w:val="21"/>
+          <w:szCs w:val="21"/>
+          <w:lang w:val="en-IN" w:eastAsia="en-GB"/>
+        </w:rPr>
+      </w:pPr>
+      <w:r>
+        <w:rPr>
+          <w:rFonts w:ascii="Bookman Old Style" w:eastAsia="Times New Roman" w:hAnsi="Bookman Old Style" w:cs="Times New Roman"/>
           <w:b/>
           <w:bCs/>
           <w:color w:val="444444"/>
@@ -2275,19 +2106,18 @@
           <w:ilvl w:val="2"/>
           <w:numId w:val="6"/>
         </w:numPr>
-        <w:shd w:val="clear" w:color="auto" w:fill="FFFFFF"/>
         <w:spacing w:line="360" w:lineRule="auto"/>
         <w:rPr>
-          <w:rFonts w:ascii="Roboto" w:eastAsia="Times New Roman" w:hAnsi="Roboto" w:cs="Times New Roman"/>
-          <w:color w:val="444444"/>
-          <w:sz w:val="21"/>
-          <w:szCs w:val="21"/>
-          <w:lang w:val="en-IN" w:eastAsia="en-GB"/>
-        </w:rPr>
-      </w:pPr>
-      <w:r>
-        <w:rPr>
-          <w:rFonts w:ascii="Roboto" w:eastAsia="Times New Roman" w:hAnsi="Roboto" w:cs="Times New Roman"/>
+          <w:rFonts w:ascii="Bookman Old Style" w:eastAsia="Times New Roman" w:hAnsi="Bookman Old Style" w:cs="Times New Roman"/>
+          <w:color w:val="444444"/>
+          <w:sz w:val="21"/>
+          <w:szCs w:val="21"/>
+          <w:lang w:val="en-IN" w:eastAsia="en-GB"/>
+        </w:rPr>
+      </w:pPr>
+      <w:r>
+        <w:rPr>
+          <w:rFonts w:ascii="Bookman Old Style" w:eastAsia="Times New Roman" w:hAnsi="Bookman Old Style" w:cs="Times New Roman"/>
           <w:color w:val="444444"/>
           <w:sz w:val="21"/>
           <w:szCs w:val="21"/>
@@ -2302,19 +2132,18 @@
           <w:ilvl w:val="2"/>
           <w:numId w:val="6"/>
         </w:numPr>
-        <w:shd w:val="clear" w:color="auto" w:fill="FFFFFF"/>
         <w:spacing w:line="360" w:lineRule="auto"/>
         <w:rPr>
-          <w:rFonts w:ascii="Roboto" w:eastAsia="Times New Roman" w:hAnsi="Roboto" w:cs="Times New Roman"/>
-          <w:color w:val="444444"/>
-          <w:sz w:val="21"/>
-          <w:szCs w:val="21"/>
-          <w:lang w:val="en-IN" w:eastAsia="en-GB"/>
-        </w:rPr>
-      </w:pPr>
-      <w:r>
-        <w:rPr>
-          <w:rFonts w:ascii="Roboto" w:eastAsia="Times New Roman" w:hAnsi="Roboto" w:cs="Times New Roman"/>
+          <w:rFonts w:ascii="Bookman Old Style" w:eastAsia="Times New Roman" w:hAnsi="Bookman Old Style" w:cs="Times New Roman"/>
+          <w:color w:val="444444"/>
+          <w:sz w:val="21"/>
+          <w:szCs w:val="21"/>
+          <w:lang w:val="en-IN" w:eastAsia="en-GB"/>
+        </w:rPr>
+      </w:pPr>
+      <w:r>
+        <w:rPr>
+          <w:rFonts w:ascii="Bookman Old Style" w:eastAsia="Times New Roman" w:hAnsi="Bookman Old Style" w:cs="Times New Roman"/>
           <w:color w:val="444444"/>
           <w:sz w:val="21"/>
           <w:szCs w:val="21"/>
@@ -2324,7 +2153,7 @@
       </w:r>
       <w:r>
         <w:rPr>
-          <w:rFonts w:ascii="Roboto" w:eastAsia="Times New Roman" w:hAnsi="Roboto" w:cs="Times New Roman"/>
+          <w:rFonts w:ascii="Bookman Old Style" w:eastAsia="Times New Roman" w:hAnsi="Bookman Old Style" w:cs="Times New Roman"/>
           <w:b/>
           <w:bCs/>
           <w:color w:val="444444"/>
@@ -2342,19 +2171,18 @@
           <w:ilvl w:val="1"/>
           <w:numId w:val="6"/>
         </w:numPr>
-        <w:shd w:val="clear" w:color="auto" w:fill="FFFFFF"/>
         <w:spacing w:line="360" w:lineRule="auto"/>
         <w:rPr>
-          <w:rFonts w:ascii="Roboto" w:eastAsia="Times New Roman" w:hAnsi="Roboto" w:cs="Times New Roman"/>
-          <w:color w:val="444444"/>
-          <w:sz w:val="21"/>
-          <w:szCs w:val="21"/>
-          <w:lang w:val="en-IN" w:eastAsia="en-GB"/>
-        </w:rPr>
-      </w:pPr>
-      <w:r>
-        <w:rPr>
-          <w:rFonts w:ascii="Roboto" w:eastAsia="Times New Roman" w:hAnsi="Roboto" w:cs="Times New Roman"/>
+          <w:rFonts w:ascii="Bookman Old Style" w:eastAsia="Times New Roman" w:hAnsi="Bookman Old Style" w:cs="Times New Roman"/>
+          <w:color w:val="444444"/>
+          <w:sz w:val="21"/>
+          <w:szCs w:val="21"/>
+          <w:lang w:val="en-IN" w:eastAsia="en-GB"/>
+        </w:rPr>
+      </w:pPr>
+      <w:r>
+        <w:rPr>
+          <w:rFonts w:ascii="Bookman Old Style" w:eastAsia="Times New Roman" w:hAnsi="Bookman Old Style" w:cs="Times New Roman"/>
           <w:b/>
           <w:bCs/>
           <w:color w:val="444444"/>
@@ -2366,7 +2194,7 @@
       </w:r>
       <w:r>
         <w:rPr>
-          <w:rFonts w:ascii="Roboto" w:eastAsia="Times New Roman" w:hAnsi="Roboto" w:cs="Times New Roman"/>
+          <w:rFonts w:ascii="Bookman Old Style" w:eastAsia="Times New Roman" w:hAnsi="Bookman Old Style" w:cs="Times New Roman"/>
           <w:b/>
           <w:bCs/>
           <w:color w:val="444444"/>
@@ -2378,7 +2206,7 @@
       </w:r>
       <w:r>
         <w:rPr>
-          <w:rFonts w:ascii="Roboto" w:eastAsia="Times New Roman" w:hAnsi="Roboto" w:cs="Times New Roman"/>
+          <w:rFonts w:ascii="Bookman Old Style" w:eastAsia="Times New Roman" w:hAnsi="Bookman Old Style" w:cs="Times New Roman"/>
           <w:color w:val="444444"/>
           <w:sz w:val="21"/>
           <w:szCs w:val="21"/>
@@ -2388,7 +2216,7 @@
       </w:r>
       <w:r>
         <w:rPr>
-          <w:rFonts w:ascii="Roboto" w:eastAsia="Times New Roman" w:hAnsi="Roboto" w:cs="Times New Roman"/>
+          <w:rFonts w:ascii="Bookman Old Style" w:eastAsia="Times New Roman" w:hAnsi="Bookman Old Style" w:cs="Times New Roman"/>
           <w:color w:val="444444"/>
           <w:sz w:val="21"/>
           <w:szCs w:val="21"/>
@@ -2399,10 +2227,9 @@
     </w:p>
     <w:p>
       <w:pPr>
-        <w:shd w:val="clear" w:color="auto" w:fill="FFFFFF"/>
         <w:spacing w:after="150" w:line="360" w:lineRule="auto"/>
         <w:rPr>
-          <w:rFonts w:ascii="Roboto" w:eastAsia="Times New Roman" w:hAnsi="Roboto" w:cs="Times New Roman"/>
+          <w:rFonts w:ascii="Bookman Old Style" w:eastAsia="Times New Roman" w:hAnsi="Bookman Old Style" w:cs="Times New Roman"/>
           <w:b/>
           <w:bCs/>
           <w:color w:val="444444"/>
@@ -2415,34 +2242,99 @@
     </w:p>
     <w:p>
       <w:pPr>
-        <w:shd w:val="clear" w:color="auto" w:fill="FFFFFF"/>
         <w:spacing w:after="150" w:line="360" w:lineRule="auto"/>
         <w:rPr>
-          <w:rFonts w:ascii="Roboto" w:eastAsia="Times New Roman" w:hAnsi="Roboto" w:cs="Times New Roman"/>
-          <w:b/>
-          <w:bCs/>
-          <w:lang w:val="en-IN" w:eastAsia="en-GB"/>
-        </w:rPr>
-      </w:pPr>
-    </w:p>
-    <w:p>
-      <w:pPr>
-        <w:shd w:val="clear" w:color="auto" w:fill="FFFFFF"/>
+          <w:rFonts w:ascii="Bookman Old Style" w:eastAsia="Times New Roman" w:hAnsi="Bookman Old Style" w:cs="Times New Roman"/>
+          <w:b/>
+          <w:bCs/>
+          <w:lang w:val="en-IN" w:eastAsia="en-GB"/>
+        </w:rPr>
+      </w:pPr>
+    </w:p>
+    <w:p>
+      <w:pPr>
         <w:spacing w:after="150" w:line="360" w:lineRule="auto"/>
         <w:rPr>
-          <w:rFonts w:ascii="Roboto" w:eastAsia="Times New Roman" w:hAnsi="Roboto" w:cs="Times New Roman"/>
-          <w:b/>
-          <w:bCs/>
-          <w:lang w:val="en-IN" w:eastAsia="en-GB"/>
-        </w:rPr>
-      </w:pPr>
-      <w:r>
-        <w:rPr>
-          <w:rFonts w:ascii="Roboto" w:eastAsia="Times New Roman" w:hAnsi="Roboto" w:cs="Times New Roman"/>
-          <w:b/>
-          <w:bCs/>
-          <w:lang w:val="en-IN" w:eastAsia="en-GB"/>
-        </w:rPr>
+          <w:rFonts w:ascii="Bookman Old Style" w:eastAsia="Times New Roman" w:hAnsi="Bookman Old Style" w:cs="Times New Roman"/>
+          <w:b/>
+          <w:bCs/>
+          <w:lang w:val="en-IN" w:eastAsia="en-GB"/>
+        </w:rPr>
+      </w:pPr>
+    </w:p>
+    <w:p>
+      <w:pPr>
+        <w:spacing w:after="150" w:line="360" w:lineRule="auto"/>
+        <w:rPr>
+          <w:rFonts w:ascii="Bookman Old Style" w:eastAsia="Times New Roman" w:hAnsi="Bookman Old Style" w:cs="Times New Roman"/>
+          <w:b/>
+          <w:bCs/>
+          <w:lang w:val="en-IN" w:eastAsia="en-GB"/>
+        </w:rPr>
+      </w:pPr>
+    </w:p>
+    <w:p>
+      <w:pPr>
+        <w:spacing w:after="150" w:line="360" w:lineRule="auto"/>
+        <w:rPr>
+          <w:rFonts w:ascii="Bookman Old Style" w:eastAsia="Times New Roman" w:hAnsi="Bookman Old Style" w:cs="Times New Roman"/>
+          <w:b/>
+          <w:bCs/>
+          <w:lang w:val="en-IN" w:eastAsia="en-GB"/>
+        </w:rPr>
+      </w:pPr>
+    </w:p>
+    <w:p>
+      <w:pPr>
+        <w:spacing w:after="150" w:line="360" w:lineRule="auto"/>
+        <w:rPr>
+          <w:rFonts w:ascii="Bookman Old Style" w:eastAsia="Times New Roman" w:hAnsi="Bookman Old Style" w:cs="Times New Roman"/>
+          <w:b/>
+          <w:bCs/>
+          <w:lang w:val="en-IN" w:eastAsia="en-GB"/>
+        </w:rPr>
+      </w:pPr>
+    </w:p>
+    <w:p>
+      <w:pPr>
+        <w:spacing w:after="150" w:line="360" w:lineRule="auto"/>
+        <w:rPr>
+          <w:rFonts w:ascii="Bookman Old Style" w:eastAsia="Times New Roman" w:hAnsi="Bookman Old Style" w:cs="Times New Roman"/>
+          <w:b/>
+          <w:bCs/>
+          <w:lang w:val="en-IN" w:eastAsia="en-GB"/>
+        </w:rPr>
+      </w:pPr>
+    </w:p>
+    <w:p>
+      <w:pPr>
+        <w:spacing w:after="150" w:line="360" w:lineRule="auto"/>
+        <w:rPr>
+          <w:rFonts w:ascii="Bookman Old Style" w:eastAsia="Times New Roman" w:hAnsi="Bookman Old Style" w:cs="Times New Roman"/>
+          <w:b/>
+          <w:bCs/>
+          <w:lang w:val="en-IN" w:eastAsia="en-GB"/>
+        </w:rPr>
+      </w:pPr>
+    </w:p>
+    <w:p>
+      <w:pPr>
+        <w:spacing w:after="150" w:line="360" w:lineRule="auto"/>
+        <w:rPr>
+          <w:rFonts w:ascii="Bookman Old Style" w:eastAsia="Times New Roman" w:hAnsi="Bookman Old Style" w:cs="Times New Roman"/>
+          <w:b/>
+          <w:bCs/>
+          <w:lang w:val="en-IN" w:eastAsia="en-GB"/>
+        </w:rPr>
+      </w:pPr>
+      <w:r>
+        <w:rPr>
+          <w:rFonts w:ascii="Bookman Old Style" w:eastAsia="Times New Roman" w:hAnsi="Bookman Old Style" w:cs="Times New Roman"/>
+          <w:b/>
+          <w:bCs/>
+          <w:lang w:val="en-IN" w:eastAsia="en-GB"/>
+        </w:rPr>
+        <w:lastRenderedPageBreak/>
         <w:t>Application of the Project</w:t>
       </w:r>
     </w:p>
@@ -2453,19 +2345,18 @@
           <w:ilvl w:val="0"/>
           <w:numId w:val="8"/>
         </w:numPr>
-        <w:shd w:val="clear" w:color="auto" w:fill="FFFFFF"/>
         <w:spacing w:after="240" w:line="276" w:lineRule="auto"/>
         <w:rPr>
-          <w:rFonts w:ascii="Roboto" w:eastAsia="Times New Roman" w:hAnsi="Roboto" w:cs="Times New Roman"/>
-          <w:color w:val="444444"/>
-          <w:sz w:val="21"/>
-          <w:szCs w:val="21"/>
-          <w:lang w:val="en-IN" w:eastAsia="en-GB"/>
-        </w:rPr>
-      </w:pPr>
-      <w:r>
-        <w:rPr>
-          <w:rFonts w:ascii="Roboto" w:eastAsia="Times New Roman" w:hAnsi="Roboto" w:cs="Times New Roman"/>
+          <w:rFonts w:ascii="Bookman Old Style" w:eastAsia="Times New Roman" w:hAnsi="Bookman Old Style" w:cs="Times New Roman"/>
+          <w:color w:val="444444"/>
+          <w:sz w:val="21"/>
+          <w:szCs w:val="21"/>
+          <w:lang w:val="en-IN" w:eastAsia="en-GB"/>
+        </w:rPr>
+      </w:pPr>
+      <w:r>
+        <w:rPr>
+          <w:rFonts w:ascii="Bookman Old Style" w:eastAsia="Times New Roman" w:hAnsi="Bookman Old Style" w:cs="Times New Roman"/>
           <w:b/>
           <w:bCs/>
           <w:color w:val="444444"/>
@@ -2482,19 +2373,18 @@
           <w:ilvl w:val="1"/>
           <w:numId w:val="8"/>
         </w:numPr>
-        <w:shd w:val="clear" w:color="auto" w:fill="FFFFFF"/>
         <w:spacing w:after="240" w:line="276" w:lineRule="auto"/>
         <w:rPr>
-          <w:rFonts w:ascii="Roboto" w:eastAsia="Times New Roman" w:hAnsi="Roboto" w:cs="Times New Roman"/>
-          <w:color w:val="444444"/>
-          <w:sz w:val="21"/>
-          <w:szCs w:val="21"/>
-          <w:lang w:val="en-IN" w:eastAsia="en-GB"/>
-        </w:rPr>
-      </w:pPr>
-      <w:r>
-        <w:rPr>
-          <w:rFonts w:ascii="Roboto" w:eastAsia="Times New Roman" w:hAnsi="Roboto" w:cs="Times New Roman"/>
+          <w:rFonts w:ascii="Bookman Old Style" w:eastAsia="Times New Roman" w:hAnsi="Bookman Old Style" w:cs="Times New Roman"/>
+          <w:color w:val="444444"/>
+          <w:sz w:val="21"/>
+          <w:szCs w:val="21"/>
+          <w:lang w:val="en-IN" w:eastAsia="en-GB"/>
+        </w:rPr>
+      </w:pPr>
+      <w:r>
+        <w:rPr>
+          <w:rFonts w:ascii="Bookman Old Style" w:eastAsia="Times New Roman" w:hAnsi="Bookman Old Style" w:cs="Times New Roman"/>
           <w:color w:val="444444"/>
           <w:sz w:val="21"/>
           <w:szCs w:val="21"/>
@@ -2509,19 +2399,18 @@
           <w:ilvl w:val="0"/>
           <w:numId w:val="8"/>
         </w:numPr>
-        <w:shd w:val="clear" w:color="auto" w:fill="FFFFFF"/>
         <w:spacing w:after="240" w:line="276" w:lineRule="auto"/>
         <w:rPr>
-          <w:rFonts w:ascii="Roboto" w:eastAsia="Times New Roman" w:hAnsi="Roboto" w:cs="Times New Roman"/>
-          <w:color w:val="444444"/>
-          <w:sz w:val="21"/>
-          <w:szCs w:val="21"/>
-          <w:lang w:val="en-IN" w:eastAsia="en-GB"/>
-        </w:rPr>
-      </w:pPr>
-      <w:r>
-        <w:rPr>
-          <w:rFonts w:ascii="Roboto" w:eastAsia="Times New Roman" w:hAnsi="Roboto" w:cs="Times New Roman"/>
+          <w:rFonts w:ascii="Bookman Old Style" w:eastAsia="Times New Roman" w:hAnsi="Bookman Old Style" w:cs="Times New Roman"/>
+          <w:color w:val="444444"/>
+          <w:sz w:val="21"/>
+          <w:szCs w:val="21"/>
+          <w:lang w:val="en-IN" w:eastAsia="en-GB"/>
+        </w:rPr>
+      </w:pPr>
+      <w:r>
+        <w:rPr>
+          <w:rFonts w:ascii="Bookman Old Style" w:eastAsia="Times New Roman" w:hAnsi="Bookman Old Style" w:cs="Times New Roman"/>
           <w:b/>
           <w:bCs/>
           <w:color w:val="444444"/>
@@ -2538,19 +2427,18 @@
           <w:ilvl w:val="1"/>
           <w:numId w:val="8"/>
         </w:numPr>
-        <w:shd w:val="clear" w:color="auto" w:fill="FFFFFF"/>
         <w:spacing w:after="240" w:line="276" w:lineRule="auto"/>
         <w:rPr>
-          <w:rFonts w:ascii="Roboto" w:eastAsia="Times New Roman" w:hAnsi="Roboto" w:cs="Times New Roman"/>
-          <w:color w:val="444444"/>
-          <w:sz w:val="21"/>
-          <w:szCs w:val="21"/>
-          <w:lang w:val="en-IN" w:eastAsia="en-GB"/>
-        </w:rPr>
-      </w:pPr>
-      <w:r>
-        <w:rPr>
-          <w:rFonts w:ascii="Roboto" w:eastAsia="Times New Roman" w:hAnsi="Roboto" w:cs="Times New Roman"/>
+          <w:rFonts w:ascii="Bookman Old Style" w:eastAsia="Times New Roman" w:hAnsi="Bookman Old Style" w:cs="Times New Roman"/>
+          <w:color w:val="444444"/>
+          <w:sz w:val="21"/>
+          <w:szCs w:val="21"/>
+          <w:lang w:val="en-IN" w:eastAsia="en-GB"/>
+        </w:rPr>
+      </w:pPr>
+      <w:r>
+        <w:rPr>
+          <w:rFonts w:ascii="Bookman Old Style" w:eastAsia="Times New Roman" w:hAnsi="Bookman Old Style" w:cs="Times New Roman"/>
           <w:color w:val="444444"/>
           <w:sz w:val="21"/>
           <w:szCs w:val="21"/>
@@ -2565,19 +2453,18 @@
           <w:ilvl w:val="0"/>
           <w:numId w:val="8"/>
         </w:numPr>
-        <w:shd w:val="clear" w:color="auto" w:fill="FFFFFF"/>
         <w:spacing w:after="240" w:line="276" w:lineRule="auto"/>
         <w:rPr>
-          <w:rFonts w:ascii="Roboto" w:eastAsia="Times New Roman" w:hAnsi="Roboto" w:cs="Times New Roman"/>
-          <w:color w:val="444444"/>
-          <w:sz w:val="21"/>
-          <w:szCs w:val="21"/>
-          <w:lang w:val="en-IN" w:eastAsia="en-GB"/>
-        </w:rPr>
-      </w:pPr>
-      <w:r>
-        <w:rPr>
-          <w:rFonts w:ascii="Roboto" w:eastAsia="Times New Roman" w:hAnsi="Roboto" w:cs="Times New Roman"/>
+          <w:rFonts w:ascii="Bookman Old Style" w:eastAsia="Times New Roman" w:hAnsi="Bookman Old Style" w:cs="Times New Roman"/>
+          <w:color w:val="444444"/>
+          <w:sz w:val="21"/>
+          <w:szCs w:val="21"/>
+          <w:lang w:val="en-IN" w:eastAsia="en-GB"/>
+        </w:rPr>
+      </w:pPr>
+      <w:r>
+        <w:rPr>
+          <w:rFonts w:ascii="Bookman Old Style" w:eastAsia="Times New Roman" w:hAnsi="Bookman Old Style" w:cs="Times New Roman"/>
           <w:b/>
           <w:bCs/>
           <w:color w:val="444444"/>
@@ -2594,19 +2481,18 @@
           <w:ilvl w:val="1"/>
           <w:numId w:val="8"/>
         </w:numPr>
-        <w:shd w:val="clear" w:color="auto" w:fill="FFFFFF"/>
         <w:spacing w:after="240" w:line="276" w:lineRule="auto"/>
         <w:rPr>
-          <w:rFonts w:ascii="Roboto" w:eastAsia="Times New Roman" w:hAnsi="Roboto" w:cs="Times New Roman"/>
-          <w:color w:val="444444"/>
-          <w:sz w:val="21"/>
-          <w:szCs w:val="21"/>
-          <w:lang w:val="en-IN" w:eastAsia="en-GB"/>
-        </w:rPr>
-      </w:pPr>
-      <w:r>
-        <w:rPr>
-          <w:rFonts w:ascii="Roboto" w:eastAsia="Times New Roman" w:hAnsi="Roboto" w:cs="Times New Roman"/>
+          <w:rFonts w:ascii="Bookman Old Style" w:eastAsia="Times New Roman" w:hAnsi="Bookman Old Style" w:cs="Times New Roman"/>
+          <w:color w:val="444444"/>
+          <w:sz w:val="21"/>
+          <w:szCs w:val="21"/>
+          <w:lang w:val="en-IN" w:eastAsia="en-GB"/>
+        </w:rPr>
+      </w:pPr>
+      <w:r>
+        <w:rPr>
+          <w:rFonts w:ascii="Bookman Old Style" w:eastAsia="Times New Roman" w:hAnsi="Bookman Old Style" w:cs="Times New Roman"/>
           <w:color w:val="444444"/>
           <w:sz w:val="21"/>
           <w:szCs w:val="21"/>
@@ -2621,19 +2507,18 @@
           <w:ilvl w:val="0"/>
           <w:numId w:val="8"/>
         </w:numPr>
-        <w:shd w:val="clear" w:color="auto" w:fill="FFFFFF"/>
         <w:spacing w:after="240" w:line="276" w:lineRule="auto"/>
         <w:rPr>
-          <w:rFonts w:ascii="Roboto" w:eastAsia="Times New Roman" w:hAnsi="Roboto" w:cs="Times New Roman"/>
-          <w:color w:val="444444"/>
-          <w:sz w:val="21"/>
-          <w:szCs w:val="21"/>
-          <w:lang w:val="en-IN" w:eastAsia="en-GB"/>
-        </w:rPr>
-      </w:pPr>
-      <w:r>
-        <w:rPr>
-          <w:rFonts w:ascii="Roboto" w:eastAsia="Times New Roman" w:hAnsi="Roboto" w:cs="Times New Roman"/>
+          <w:rFonts w:ascii="Bookman Old Style" w:eastAsia="Times New Roman" w:hAnsi="Bookman Old Style" w:cs="Times New Roman"/>
+          <w:color w:val="444444"/>
+          <w:sz w:val="21"/>
+          <w:szCs w:val="21"/>
+          <w:lang w:val="en-IN" w:eastAsia="en-GB"/>
+        </w:rPr>
+      </w:pPr>
+      <w:r>
+        <w:rPr>
+          <w:rFonts w:ascii="Bookman Old Style" w:eastAsia="Times New Roman" w:hAnsi="Bookman Old Style" w:cs="Times New Roman"/>
           <w:b/>
           <w:bCs/>
           <w:color w:val="444444"/>
@@ -2650,10 +2535,9 @@
           <w:ilvl w:val="1"/>
           <w:numId w:val="8"/>
         </w:numPr>
-        <w:shd w:val="clear" w:color="auto" w:fill="FFFFFF"/>
         <w:spacing w:after="240" w:line="276" w:lineRule="auto"/>
         <w:rPr>
-          <w:rFonts w:ascii="Roboto" w:eastAsia="Times New Roman" w:hAnsi="Roboto" w:cs="Times New Roman"/>
+          <w:rFonts w:ascii="Bookman Old Style" w:eastAsia="Times New Roman" w:hAnsi="Bookman Old Style" w:cs="Times New Roman"/>
           <w:color w:val="444444"/>
           <w:sz w:val="21"/>
           <w:szCs w:val="21"/>
@@ -2663,7 +2547,7 @@
       <w:proofErr w:type="spellStart"/>
       <w:r>
         <w:rPr>
-          <w:rFonts w:ascii="Roboto" w:eastAsia="Times New Roman" w:hAnsi="Roboto" w:cs="Times New Roman"/>
+          <w:rFonts w:ascii="Bookman Old Style" w:eastAsia="Times New Roman" w:hAnsi="Bookman Old Style" w:cs="Times New Roman"/>
           <w:color w:val="444444"/>
           <w:sz w:val="21"/>
           <w:szCs w:val="21"/>
@@ -2674,7 +2558,7 @@
       <w:proofErr w:type="spellEnd"/>
       <w:r>
         <w:rPr>
-          <w:rFonts w:ascii="Roboto" w:eastAsia="Times New Roman" w:hAnsi="Roboto" w:cs="Times New Roman"/>
+          <w:rFonts w:ascii="Bookman Old Style" w:eastAsia="Times New Roman" w:hAnsi="Bookman Old Style" w:cs="Times New Roman"/>
           <w:color w:val="444444"/>
           <w:sz w:val="21"/>
           <w:szCs w:val="21"/>
@@ -2689,19 +2573,18 @@
           <w:ilvl w:val="0"/>
           <w:numId w:val="8"/>
         </w:numPr>
-        <w:shd w:val="clear" w:color="auto" w:fill="FFFFFF"/>
         <w:spacing w:after="240" w:line="276" w:lineRule="auto"/>
         <w:rPr>
-          <w:rFonts w:ascii="Roboto" w:eastAsia="Times New Roman" w:hAnsi="Roboto" w:cs="Times New Roman"/>
-          <w:color w:val="444444"/>
-          <w:sz w:val="21"/>
-          <w:szCs w:val="21"/>
-          <w:lang w:val="en-IN" w:eastAsia="en-GB"/>
-        </w:rPr>
-      </w:pPr>
-      <w:r>
-        <w:rPr>
-          <w:rFonts w:ascii="Roboto" w:eastAsia="Times New Roman" w:hAnsi="Roboto" w:cs="Times New Roman"/>
+          <w:rFonts w:ascii="Bookman Old Style" w:eastAsia="Times New Roman" w:hAnsi="Bookman Old Style" w:cs="Times New Roman"/>
+          <w:color w:val="444444"/>
+          <w:sz w:val="21"/>
+          <w:szCs w:val="21"/>
+          <w:lang w:val="en-IN" w:eastAsia="en-GB"/>
+        </w:rPr>
+      </w:pPr>
+      <w:r>
+        <w:rPr>
+          <w:rFonts w:ascii="Bookman Old Style" w:eastAsia="Times New Roman" w:hAnsi="Bookman Old Style" w:cs="Times New Roman"/>
           <w:b/>
           <w:bCs/>
           <w:color w:val="444444"/>
@@ -2718,19 +2601,18 @@
           <w:ilvl w:val="1"/>
           <w:numId w:val="8"/>
         </w:numPr>
-        <w:shd w:val="clear" w:color="auto" w:fill="FFFFFF"/>
         <w:spacing w:after="240" w:line="276" w:lineRule="auto"/>
         <w:rPr>
-          <w:rFonts w:ascii="Roboto" w:eastAsia="Times New Roman" w:hAnsi="Roboto" w:cs="Times New Roman"/>
-          <w:color w:val="444444"/>
-          <w:sz w:val="21"/>
-          <w:szCs w:val="21"/>
-          <w:lang w:val="en-IN" w:eastAsia="en-GB"/>
-        </w:rPr>
-      </w:pPr>
-      <w:r>
-        <w:rPr>
-          <w:rFonts w:ascii="Roboto" w:eastAsia="Times New Roman" w:hAnsi="Roboto" w:cs="Times New Roman"/>
+          <w:rFonts w:ascii="Bookman Old Style" w:eastAsia="Times New Roman" w:hAnsi="Bookman Old Style" w:cs="Times New Roman"/>
+          <w:color w:val="444444"/>
+          <w:sz w:val="21"/>
+          <w:szCs w:val="21"/>
+          <w:lang w:val="en-IN" w:eastAsia="en-GB"/>
+        </w:rPr>
+      </w:pPr>
+      <w:r>
+        <w:rPr>
+          <w:rFonts w:ascii="Bookman Old Style" w:eastAsia="Times New Roman" w:hAnsi="Bookman Old Style" w:cs="Times New Roman"/>
           <w:color w:val="444444"/>
           <w:sz w:val="21"/>
           <w:szCs w:val="21"/>
@@ -2738,32 +2620,6 @@
         </w:rPr>
         <w:t>Suggest products to customers based on their browsing or purchase history, increasing customer satisfaction and sales.</w:t>
       </w:r>
-    </w:p>
-    <w:p>
-      <w:pPr>
-        <w:shd w:val="clear" w:color="auto" w:fill="FFFFFF"/>
-        <w:spacing w:after="240" w:line="276" w:lineRule="auto"/>
-        <w:rPr>
-          <w:rFonts w:ascii="Roboto" w:eastAsia="Times New Roman" w:hAnsi="Roboto" w:cs="Times New Roman"/>
-          <w:color w:val="444444"/>
-          <w:sz w:val="21"/>
-          <w:szCs w:val="21"/>
-          <w:lang w:val="en-IN" w:eastAsia="en-GB"/>
-        </w:rPr>
-      </w:pPr>
-    </w:p>
-    <w:p>
-      <w:pPr>
-        <w:shd w:val="clear" w:color="auto" w:fill="FFFFFF"/>
-        <w:spacing w:after="240" w:line="276" w:lineRule="auto"/>
-        <w:rPr>
-          <w:rFonts w:ascii="Roboto" w:eastAsia="Times New Roman" w:hAnsi="Roboto" w:cs="Times New Roman"/>
-          <w:color w:val="444444"/>
-          <w:sz w:val="21"/>
-          <w:szCs w:val="21"/>
-          <w:lang w:val="en-IN" w:eastAsia="en-GB"/>
-        </w:rPr>
-      </w:pPr>
     </w:p>
     <w:p>
       <w:pPr>
@@ -2771,19 +2627,18 @@
           <w:ilvl w:val="0"/>
           <w:numId w:val="8"/>
         </w:numPr>
-        <w:shd w:val="clear" w:color="auto" w:fill="FFFFFF"/>
         <w:spacing w:after="240" w:line="276" w:lineRule="auto"/>
         <w:rPr>
-          <w:rFonts w:ascii="Roboto" w:eastAsia="Times New Roman" w:hAnsi="Roboto" w:cs="Times New Roman"/>
-          <w:color w:val="444444"/>
-          <w:sz w:val="21"/>
-          <w:szCs w:val="21"/>
-          <w:lang w:val="en-IN" w:eastAsia="en-GB"/>
-        </w:rPr>
-      </w:pPr>
-      <w:r>
-        <w:rPr>
-          <w:rFonts w:ascii="Roboto" w:eastAsia="Times New Roman" w:hAnsi="Roboto" w:cs="Times New Roman"/>
+          <w:rFonts w:ascii="Bookman Old Style" w:eastAsia="Times New Roman" w:hAnsi="Bookman Old Style" w:cs="Times New Roman"/>
+          <w:color w:val="444444"/>
+          <w:sz w:val="21"/>
+          <w:szCs w:val="21"/>
+          <w:lang w:val="en-IN" w:eastAsia="en-GB"/>
+        </w:rPr>
+      </w:pPr>
+      <w:r>
+        <w:rPr>
+          <w:rFonts w:ascii="Bookman Old Style" w:eastAsia="Times New Roman" w:hAnsi="Bookman Old Style" w:cs="Times New Roman"/>
           <w:b/>
           <w:bCs/>
           <w:color w:val="444444"/>
@@ -2800,19 +2655,18 @@
           <w:ilvl w:val="1"/>
           <w:numId w:val="8"/>
         </w:numPr>
-        <w:shd w:val="clear" w:color="auto" w:fill="FFFFFF"/>
         <w:spacing w:after="240" w:line="276" w:lineRule="auto"/>
         <w:rPr>
-          <w:rFonts w:ascii="Roboto" w:eastAsia="Times New Roman" w:hAnsi="Roboto" w:cs="Times New Roman"/>
-          <w:color w:val="444444"/>
-          <w:sz w:val="21"/>
-          <w:szCs w:val="21"/>
-          <w:lang w:val="en-IN" w:eastAsia="en-GB"/>
-        </w:rPr>
-      </w:pPr>
-      <w:r>
-        <w:rPr>
-          <w:rFonts w:ascii="Roboto" w:eastAsia="Times New Roman" w:hAnsi="Roboto" w:cs="Times New Roman"/>
+          <w:rFonts w:ascii="Bookman Old Style" w:eastAsia="Times New Roman" w:hAnsi="Bookman Old Style" w:cs="Times New Roman"/>
+          <w:color w:val="444444"/>
+          <w:sz w:val="21"/>
+          <w:szCs w:val="21"/>
+          <w:lang w:val="en-IN" w:eastAsia="en-GB"/>
+        </w:rPr>
+      </w:pPr>
+      <w:r>
+        <w:rPr>
+          <w:rFonts w:ascii="Bookman Old Style" w:eastAsia="Times New Roman" w:hAnsi="Bookman Old Style" w:cs="Times New Roman"/>
           <w:color w:val="444444"/>
           <w:sz w:val="21"/>
           <w:szCs w:val="21"/>
@@ -2827,19 +2681,18 @@
           <w:ilvl w:val="0"/>
           <w:numId w:val="8"/>
         </w:numPr>
-        <w:shd w:val="clear" w:color="auto" w:fill="FFFFFF"/>
         <w:spacing w:after="240" w:line="276" w:lineRule="auto"/>
         <w:rPr>
-          <w:rFonts w:ascii="Roboto" w:eastAsia="Times New Roman" w:hAnsi="Roboto" w:cs="Times New Roman"/>
-          <w:color w:val="444444"/>
-          <w:sz w:val="21"/>
-          <w:szCs w:val="21"/>
-          <w:lang w:val="en-IN" w:eastAsia="en-GB"/>
-        </w:rPr>
-      </w:pPr>
-      <w:r>
-        <w:rPr>
-          <w:rFonts w:ascii="Roboto" w:eastAsia="Times New Roman" w:hAnsi="Roboto" w:cs="Times New Roman"/>
+          <w:rFonts w:ascii="Bookman Old Style" w:eastAsia="Times New Roman" w:hAnsi="Bookman Old Style" w:cs="Times New Roman"/>
+          <w:color w:val="444444"/>
+          <w:sz w:val="21"/>
+          <w:szCs w:val="21"/>
+          <w:lang w:val="en-IN" w:eastAsia="en-GB"/>
+        </w:rPr>
+      </w:pPr>
+      <w:r>
+        <w:rPr>
+          <w:rFonts w:ascii="Bookman Old Style" w:eastAsia="Times New Roman" w:hAnsi="Bookman Old Style" w:cs="Times New Roman"/>
           <w:b/>
           <w:bCs/>
           <w:color w:val="444444"/>
@@ -2856,19 +2709,18 @@
           <w:ilvl w:val="1"/>
           <w:numId w:val="8"/>
         </w:numPr>
-        <w:shd w:val="clear" w:color="auto" w:fill="FFFFFF"/>
         <w:spacing w:after="240" w:line="276" w:lineRule="auto"/>
         <w:rPr>
-          <w:rFonts w:ascii="Roboto" w:eastAsia="Times New Roman" w:hAnsi="Roboto" w:cs="Times New Roman"/>
-          <w:color w:val="444444"/>
-          <w:sz w:val="21"/>
-          <w:szCs w:val="21"/>
-          <w:lang w:val="en-IN" w:eastAsia="en-GB"/>
-        </w:rPr>
-      </w:pPr>
-      <w:r>
-        <w:rPr>
-          <w:rFonts w:ascii="Roboto" w:eastAsia="Times New Roman" w:hAnsi="Roboto" w:cs="Times New Roman"/>
+          <w:rFonts w:ascii="Bookman Old Style" w:eastAsia="Times New Roman" w:hAnsi="Bookman Old Style" w:cs="Times New Roman"/>
+          <w:color w:val="444444"/>
+          <w:sz w:val="21"/>
+          <w:szCs w:val="21"/>
+          <w:lang w:val="en-IN" w:eastAsia="en-GB"/>
+        </w:rPr>
+      </w:pPr>
+      <w:r>
+        <w:rPr>
+          <w:rFonts w:ascii="Bookman Old Style" w:eastAsia="Times New Roman" w:hAnsi="Bookman Old Style" w:cs="Times New Roman"/>
           <w:color w:val="444444"/>
           <w:sz w:val="21"/>
           <w:szCs w:val="21"/>
@@ -2879,33 +2731,17 @@
     </w:p>
     <w:p>
       <w:pPr>
-        <w:shd w:val="clear" w:color="auto" w:fill="FFFFFF"/>
         <w:spacing w:after="150" w:line="360" w:lineRule="auto"/>
         <w:rPr>
-          <w:rFonts w:ascii="Roboto" w:eastAsia="Times New Roman" w:hAnsi="Roboto" w:cs="Times New Roman"/>
-          <w:b/>
-          <w:bCs/>
-          <w:color w:val="444444"/>
-          <w:sz w:val="16"/>
-          <w:szCs w:val="16"/>
-          <w:lang w:val="en-IN" w:eastAsia="en-GB"/>
-        </w:rPr>
-      </w:pPr>
-    </w:p>
-    <w:p>
-      <w:pPr>
-        <w:shd w:val="clear" w:color="auto" w:fill="FFFFFF"/>
-        <w:spacing w:after="150" w:line="360" w:lineRule="auto"/>
-        <w:rPr>
-          <w:rFonts w:ascii="Roboto" w:eastAsia="Times New Roman" w:hAnsi="Roboto" w:cs="Times New Roman"/>
-          <w:b/>
-          <w:bCs/>
-          <w:lang w:val="en-IN" w:eastAsia="en-GB"/>
-        </w:rPr>
-      </w:pPr>
-      <w:r>
-        <w:rPr>
-          <w:rFonts w:ascii="Roboto" w:eastAsia="Times New Roman" w:hAnsi="Roboto" w:cs="Times New Roman"/>
+          <w:rFonts w:ascii="Bookman Old Style" w:eastAsia="Times New Roman" w:hAnsi="Bookman Old Style" w:cs="Times New Roman"/>
+          <w:b/>
+          <w:bCs/>
+          <w:lang w:val="en-IN" w:eastAsia="en-GB"/>
+        </w:rPr>
+      </w:pPr>
+      <w:r>
+        <w:rPr>
+          <w:rFonts w:ascii="Bookman Old Style" w:eastAsia="Times New Roman" w:hAnsi="Bookman Old Style" w:cs="Times New Roman"/>
           <w:b/>
           <w:bCs/>
           <w:lang w:val="en-IN" w:eastAsia="en-GB"/>
@@ -2919,19 +2755,18 @@
           <w:ilvl w:val="0"/>
           <w:numId w:val="9"/>
         </w:numPr>
-        <w:shd w:val="clear" w:color="auto" w:fill="FFFFFF"/>
         <w:spacing w:after="150" w:line="360" w:lineRule="auto"/>
         <w:rPr>
-          <w:rFonts w:ascii="Roboto" w:eastAsia="Times New Roman" w:hAnsi="Roboto" w:cs="Times New Roman"/>
-          <w:color w:val="444444"/>
-          <w:sz w:val="21"/>
-          <w:szCs w:val="21"/>
-          <w:lang w:val="en-IN" w:eastAsia="en-GB"/>
-        </w:rPr>
-      </w:pPr>
-      <w:r>
-        <w:rPr>
-          <w:rFonts w:ascii="Roboto" w:eastAsia="Times New Roman" w:hAnsi="Roboto" w:cs="Times New Roman"/>
+          <w:rFonts w:ascii="Bookman Old Style" w:eastAsia="Times New Roman" w:hAnsi="Bookman Old Style" w:cs="Times New Roman"/>
+          <w:color w:val="444444"/>
+          <w:sz w:val="21"/>
+          <w:szCs w:val="21"/>
+          <w:lang w:val="en-IN" w:eastAsia="en-GB"/>
+        </w:rPr>
+      </w:pPr>
+      <w:r>
+        <w:rPr>
+          <w:rFonts w:ascii="Bookman Old Style" w:eastAsia="Times New Roman" w:hAnsi="Bookman Old Style" w:cs="Times New Roman"/>
           <w:b/>
           <w:bCs/>
           <w:color w:val="444444"/>
@@ -2948,19 +2783,18 @@
           <w:ilvl w:val="1"/>
           <w:numId w:val="9"/>
         </w:numPr>
-        <w:shd w:val="clear" w:color="auto" w:fill="FFFFFF"/>
         <w:spacing w:after="150" w:line="360" w:lineRule="auto"/>
         <w:rPr>
-          <w:rFonts w:ascii="Roboto" w:eastAsia="Times New Roman" w:hAnsi="Roboto" w:cs="Times New Roman"/>
-          <w:color w:val="444444"/>
-          <w:sz w:val="21"/>
-          <w:szCs w:val="21"/>
-          <w:lang w:val="en-IN" w:eastAsia="en-GB"/>
-        </w:rPr>
-      </w:pPr>
-      <w:r>
-        <w:rPr>
-          <w:rFonts w:ascii="Roboto" w:eastAsia="Times New Roman" w:hAnsi="Roboto" w:cs="Times New Roman"/>
+          <w:rFonts w:ascii="Bookman Old Style" w:eastAsia="Times New Roman" w:hAnsi="Bookman Old Style" w:cs="Times New Roman"/>
+          <w:color w:val="444444"/>
+          <w:sz w:val="21"/>
+          <w:szCs w:val="21"/>
+          <w:lang w:val="en-IN" w:eastAsia="en-GB"/>
+        </w:rPr>
+      </w:pPr>
+      <w:r>
+        <w:rPr>
+          <w:rFonts w:ascii="Bookman Old Style" w:eastAsia="Times New Roman" w:hAnsi="Bookman Old Style" w:cs="Times New Roman"/>
           <w:color w:val="444444"/>
           <w:sz w:val="21"/>
           <w:szCs w:val="21"/>
@@ -2975,19 +2809,18 @@
           <w:ilvl w:val="0"/>
           <w:numId w:val="9"/>
         </w:numPr>
-        <w:shd w:val="clear" w:color="auto" w:fill="FFFFFF"/>
         <w:spacing w:after="150" w:line="360" w:lineRule="auto"/>
         <w:rPr>
-          <w:rFonts w:ascii="Roboto" w:eastAsia="Times New Roman" w:hAnsi="Roboto" w:cs="Times New Roman"/>
-          <w:color w:val="444444"/>
-          <w:sz w:val="21"/>
-          <w:szCs w:val="21"/>
-          <w:lang w:val="en-IN" w:eastAsia="en-GB"/>
-        </w:rPr>
-      </w:pPr>
-      <w:r>
-        <w:rPr>
-          <w:rFonts w:ascii="Roboto" w:eastAsia="Times New Roman" w:hAnsi="Roboto" w:cs="Times New Roman"/>
+          <w:rFonts w:ascii="Bookman Old Style" w:eastAsia="Times New Roman" w:hAnsi="Bookman Old Style" w:cs="Times New Roman"/>
+          <w:color w:val="444444"/>
+          <w:sz w:val="21"/>
+          <w:szCs w:val="21"/>
+          <w:lang w:val="en-IN" w:eastAsia="en-GB"/>
+        </w:rPr>
+      </w:pPr>
+      <w:r>
+        <w:rPr>
+          <w:rFonts w:ascii="Bookman Old Style" w:eastAsia="Times New Roman" w:hAnsi="Bookman Old Style" w:cs="Times New Roman"/>
           <w:b/>
           <w:bCs/>
           <w:color w:val="444444"/>
@@ -3004,19 +2837,18 @@
           <w:ilvl w:val="1"/>
           <w:numId w:val="9"/>
         </w:numPr>
-        <w:shd w:val="clear" w:color="auto" w:fill="FFFFFF"/>
         <w:spacing w:after="150" w:line="360" w:lineRule="auto"/>
         <w:rPr>
-          <w:rFonts w:ascii="Roboto" w:eastAsia="Times New Roman" w:hAnsi="Roboto" w:cs="Times New Roman"/>
-          <w:color w:val="444444"/>
-          <w:sz w:val="21"/>
-          <w:szCs w:val="21"/>
-          <w:lang w:val="en-IN" w:eastAsia="en-GB"/>
-        </w:rPr>
-      </w:pPr>
-      <w:r>
-        <w:rPr>
-          <w:rFonts w:ascii="Roboto" w:eastAsia="Times New Roman" w:hAnsi="Roboto" w:cs="Times New Roman"/>
+          <w:rFonts w:ascii="Bookman Old Style" w:eastAsia="Times New Roman" w:hAnsi="Bookman Old Style" w:cs="Times New Roman"/>
+          <w:color w:val="444444"/>
+          <w:sz w:val="21"/>
+          <w:szCs w:val="21"/>
+          <w:lang w:val="en-IN" w:eastAsia="en-GB"/>
+        </w:rPr>
+      </w:pPr>
+      <w:r>
+        <w:rPr>
+          <w:rFonts w:ascii="Bookman Old Style" w:eastAsia="Times New Roman" w:hAnsi="Bookman Old Style" w:cs="Times New Roman"/>
           <w:color w:val="444444"/>
           <w:sz w:val="21"/>
           <w:szCs w:val="21"/>
@@ -3026,7 +2858,7 @@
       </w:r>
       <w:r>
         <w:rPr>
-          <w:rFonts w:ascii="Roboto" w:eastAsia="Times New Roman" w:hAnsi="Roboto" w:cs="Times New Roman"/>
+          <w:rFonts w:ascii="Bookman Old Style" w:eastAsia="Times New Roman" w:hAnsi="Bookman Old Style" w:cs="Times New Roman"/>
           <w:b/>
           <w:bCs/>
           <w:color w:val="444444"/>
@@ -3038,7 +2870,7 @@
       </w:r>
       <w:r>
         <w:rPr>
-          <w:rFonts w:ascii="Roboto" w:eastAsia="Times New Roman" w:hAnsi="Roboto" w:cs="Times New Roman"/>
+          <w:rFonts w:ascii="Bookman Old Style" w:eastAsia="Times New Roman" w:hAnsi="Bookman Old Style" w:cs="Times New Roman"/>
           <w:color w:val="444444"/>
           <w:sz w:val="21"/>
           <w:szCs w:val="21"/>
@@ -3048,7 +2880,7 @@
       </w:r>
       <w:r>
         <w:rPr>
-          <w:rFonts w:ascii="Roboto" w:eastAsia="Times New Roman" w:hAnsi="Roboto" w:cs="Times New Roman"/>
+          <w:rFonts w:ascii="Bookman Old Style" w:eastAsia="Times New Roman" w:hAnsi="Bookman Old Style" w:cs="Times New Roman"/>
           <w:b/>
           <w:bCs/>
           <w:color w:val="444444"/>
@@ -3060,7 +2892,7 @@
       </w:r>
       <w:r>
         <w:rPr>
-          <w:rFonts w:ascii="Roboto" w:eastAsia="Times New Roman" w:hAnsi="Roboto" w:cs="Times New Roman"/>
+          <w:rFonts w:ascii="Bookman Old Style" w:eastAsia="Times New Roman" w:hAnsi="Bookman Old Style" w:cs="Times New Roman"/>
           <w:color w:val="444444"/>
           <w:sz w:val="21"/>
           <w:szCs w:val="21"/>
@@ -3075,19 +2907,18 @@
           <w:ilvl w:val="0"/>
           <w:numId w:val="9"/>
         </w:numPr>
-        <w:shd w:val="clear" w:color="auto" w:fill="FFFFFF"/>
         <w:spacing w:after="150" w:line="360" w:lineRule="auto"/>
         <w:rPr>
-          <w:rFonts w:ascii="Roboto" w:eastAsia="Times New Roman" w:hAnsi="Roboto" w:cs="Times New Roman"/>
-          <w:color w:val="444444"/>
-          <w:sz w:val="21"/>
-          <w:szCs w:val="21"/>
-          <w:lang w:val="en-IN" w:eastAsia="en-GB"/>
-        </w:rPr>
-      </w:pPr>
-      <w:r>
-        <w:rPr>
-          <w:rFonts w:ascii="Roboto" w:eastAsia="Times New Roman" w:hAnsi="Roboto" w:cs="Times New Roman"/>
+          <w:rFonts w:ascii="Bookman Old Style" w:eastAsia="Times New Roman" w:hAnsi="Bookman Old Style" w:cs="Times New Roman"/>
+          <w:color w:val="444444"/>
+          <w:sz w:val="21"/>
+          <w:szCs w:val="21"/>
+          <w:lang w:val="en-IN" w:eastAsia="en-GB"/>
+        </w:rPr>
+      </w:pPr>
+      <w:r>
+        <w:rPr>
+          <w:rFonts w:ascii="Bookman Old Style" w:eastAsia="Times New Roman" w:hAnsi="Bookman Old Style" w:cs="Times New Roman"/>
           <w:b/>
           <w:bCs/>
           <w:color w:val="444444"/>
@@ -3104,19 +2935,18 @@
           <w:ilvl w:val="1"/>
           <w:numId w:val="9"/>
         </w:numPr>
-        <w:shd w:val="clear" w:color="auto" w:fill="FFFFFF"/>
         <w:spacing w:after="150" w:line="360" w:lineRule="auto"/>
         <w:rPr>
-          <w:rFonts w:ascii="Roboto" w:eastAsia="Times New Roman" w:hAnsi="Roboto" w:cs="Times New Roman"/>
-          <w:color w:val="444444"/>
-          <w:sz w:val="21"/>
-          <w:szCs w:val="21"/>
-          <w:lang w:val="en-IN" w:eastAsia="en-GB"/>
-        </w:rPr>
-      </w:pPr>
-      <w:r>
-        <w:rPr>
-          <w:rFonts w:ascii="Roboto" w:eastAsia="Times New Roman" w:hAnsi="Roboto" w:cs="Times New Roman"/>
+          <w:rFonts w:ascii="Bookman Old Style" w:eastAsia="Times New Roman" w:hAnsi="Bookman Old Style" w:cs="Times New Roman"/>
+          <w:color w:val="444444"/>
+          <w:sz w:val="21"/>
+          <w:szCs w:val="21"/>
+          <w:lang w:val="en-IN" w:eastAsia="en-GB"/>
+        </w:rPr>
+      </w:pPr>
+      <w:r>
+        <w:rPr>
+          <w:rFonts w:ascii="Bookman Old Style" w:eastAsia="Times New Roman" w:hAnsi="Bookman Old Style" w:cs="Times New Roman"/>
           <w:color w:val="444444"/>
           <w:sz w:val="21"/>
           <w:szCs w:val="21"/>
@@ -3131,26 +2961,26 @@
           <w:ilvl w:val="0"/>
           <w:numId w:val="9"/>
         </w:numPr>
-        <w:shd w:val="clear" w:color="auto" w:fill="FFFFFF"/>
         <w:spacing w:after="150" w:line="360" w:lineRule="auto"/>
         <w:rPr>
-          <w:rFonts w:ascii="Roboto" w:eastAsia="Times New Roman" w:hAnsi="Roboto" w:cs="Times New Roman"/>
-          <w:color w:val="444444"/>
-          <w:sz w:val="21"/>
-          <w:szCs w:val="21"/>
-          <w:lang w:val="en-IN" w:eastAsia="en-GB"/>
-        </w:rPr>
-      </w:pPr>
-      <w:r>
-        <w:rPr>
-          <w:rFonts w:ascii="Roboto" w:eastAsia="Times New Roman" w:hAnsi="Roboto" w:cs="Times New Roman"/>
-          <w:b/>
-          <w:bCs/>
-          <w:color w:val="444444"/>
-          <w:sz w:val="21"/>
-          <w:szCs w:val="21"/>
-          <w:lang w:val="en-IN" w:eastAsia="en-GB"/>
-        </w:rPr>
+          <w:rFonts w:ascii="Bookman Old Style" w:eastAsia="Times New Roman" w:hAnsi="Bookman Old Style" w:cs="Times New Roman"/>
+          <w:color w:val="444444"/>
+          <w:sz w:val="21"/>
+          <w:szCs w:val="21"/>
+          <w:lang w:val="en-IN" w:eastAsia="en-GB"/>
+        </w:rPr>
+      </w:pPr>
+      <w:r>
+        <w:rPr>
+          <w:rFonts w:ascii="Bookman Old Style" w:eastAsia="Times New Roman" w:hAnsi="Bookman Old Style" w:cs="Times New Roman"/>
+          <w:b/>
+          <w:bCs/>
+          <w:color w:val="444444"/>
+          <w:sz w:val="21"/>
+          <w:szCs w:val="21"/>
+          <w:lang w:val="en-IN" w:eastAsia="en-GB"/>
+        </w:rPr>
+        <w:lastRenderedPageBreak/>
         <w:t>Expansion into New Retail Domains:</w:t>
       </w:r>
     </w:p>
@@ -3160,19 +2990,18 @@
           <w:ilvl w:val="1"/>
           <w:numId w:val="9"/>
         </w:numPr>
-        <w:shd w:val="clear" w:color="auto" w:fill="FFFFFF"/>
         <w:spacing w:after="150" w:line="360" w:lineRule="auto"/>
         <w:rPr>
-          <w:rFonts w:ascii="Roboto" w:eastAsia="Times New Roman" w:hAnsi="Roboto" w:cs="Times New Roman"/>
-          <w:color w:val="444444"/>
-          <w:sz w:val="21"/>
-          <w:szCs w:val="21"/>
-          <w:lang w:val="en-IN" w:eastAsia="en-GB"/>
-        </w:rPr>
-      </w:pPr>
-      <w:r>
-        <w:rPr>
-          <w:rFonts w:ascii="Roboto" w:eastAsia="Times New Roman" w:hAnsi="Roboto" w:cs="Times New Roman"/>
+          <w:rFonts w:ascii="Bookman Old Style" w:eastAsia="Times New Roman" w:hAnsi="Bookman Old Style" w:cs="Times New Roman"/>
+          <w:color w:val="444444"/>
+          <w:sz w:val="21"/>
+          <w:szCs w:val="21"/>
+          <w:lang w:val="en-IN" w:eastAsia="en-GB"/>
+        </w:rPr>
+      </w:pPr>
+      <w:r>
+        <w:rPr>
+          <w:rFonts w:ascii="Bookman Old Style" w:eastAsia="Times New Roman" w:hAnsi="Bookman Old Style" w:cs="Times New Roman"/>
           <w:color w:val="444444"/>
           <w:sz w:val="21"/>
           <w:szCs w:val="21"/>
@@ -3187,19 +3016,18 @@
           <w:ilvl w:val="0"/>
           <w:numId w:val="9"/>
         </w:numPr>
-        <w:shd w:val="clear" w:color="auto" w:fill="FFFFFF"/>
         <w:spacing w:after="150" w:line="360" w:lineRule="auto"/>
         <w:rPr>
-          <w:rFonts w:ascii="Roboto" w:eastAsia="Times New Roman" w:hAnsi="Roboto" w:cs="Times New Roman"/>
-          <w:color w:val="444444"/>
-          <w:sz w:val="21"/>
-          <w:szCs w:val="21"/>
-          <w:lang w:val="en-IN" w:eastAsia="en-GB"/>
-        </w:rPr>
-      </w:pPr>
-      <w:r>
-        <w:rPr>
-          <w:rFonts w:ascii="Roboto" w:eastAsia="Times New Roman" w:hAnsi="Roboto" w:cs="Times New Roman"/>
+          <w:rFonts w:ascii="Bookman Old Style" w:eastAsia="Times New Roman" w:hAnsi="Bookman Old Style" w:cs="Times New Roman"/>
+          <w:color w:val="444444"/>
+          <w:sz w:val="21"/>
+          <w:szCs w:val="21"/>
+          <w:lang w:val="en-IN" w:eastAsia="en-GB"/>
+        </w:rPr>
+      </w:pPr>
+      <w:r>
+        <w:rPr>
+          <w:rFonts w:ascii="Bookman Old Style" w:eastAsia="Times New Roman" w:hAnsi="Bookman Old Style" w:cs="Times New Roman"/>
           <w:b/>
           <w:bCs/>
           <w:color w:val="444444"/>
@@ -3216,19 +3044,18 @@
           <w:ilvl w:val="1"/>
           <w:numId w:val="9"/>
         </w:numPr>
-        <w:shd w:val="clear" w:color="auto" w:fill="FFFFFF"/>
         <w:spacing w:after="150" w:line="360" w:lineRule="auto"/>
         <w:rPr>
-          <w:rFonts w:ascii="Roboto" w:eastAsia="Times New Roman" w:hAnsi="Roboto" w:cs="Times New Roman"/>
-          <w:color w:val="444444"/>
-          <w:sz w:val="21"/>
-          <w:szCs w:val="21"/>
-          <w:lang w:val="en-IN" w:eastAsia="en-GB"/>
-        </w:rPr>
-      </w:pPr>
-      <w:r>
-        <w:rPr>
-          <w:rFonts w:ascii="Roboto" w:eastAsia="Times New Roman" w:hAnsi="Roboto" w:cs="Times New Roman"/>
+          <w:rFonts w:ascii="Bookman Old Style" w:eastAsia="Times New Roman" w:hAnsi="Bookman Old Style" w:cs="Times New Roman"/>
+          <w:color w:val="444444"/>
+          <w:sz w:val="21"/>
+          <w:szCs w:val="21"/>
+          <w:lang w:val="en-IN" w:eastAsia="en-GB"/>
+        </w:rPr>
+      </w:pPr>
+      <w:r>
+        <w:rPr>
+          <w:rFonts w:ascii="Bookman Old Style" w:eastAsia="Times New Roman" w:hAnsi="Bookman Old Style" w:cs="Times New Roman"/>
           <w:color w:val="444444"/>
           <w:sz w:val="21"/>
           <w:szCs w:val="21"/>
@@ -3243,19 +3070,18 @@
           <w:ilvl w:val="0"/>
           <w:numId w:val="9"/>
         </w:numPr>
-        <w:shd w:val="clear" w:color="auto" w:fill="FFFFFF"/>
         <w:spacing w:after="150" w:line="360" w:lineRule="auto"/>
         <w:rPr>
-          <w:rFonts w:ascii="Roboto" w:eastAsia="Times New Roman" w:hAnsi="Roboto" w:cs="Times New Roman"/>
-          <w:color w:val="444444"/>
-          <w:sz w:val="21"/>
-          <w:szCs w:val="21"/>
-          <w:lang w:val="en-IN" w:eastAsia="en-GB"/>
-        </w:rPr>
-      </w:pPr>
-      <w:r>
-        <w:rPr>
-          <w:rFonts w:ascii="Roboto" w:eastAsia="Times New Roman" w:hAnsi="Roboto" w:cs="Times New Roman"/>
+          <w:rFonts w:ascii="Bookman Old Style" w:eastAsia="Times New Roman" w:hAnsi="Bookman Old Style" w:cs="Times New Roman"/>
+          <w:color w:val="444444"/>
+          <w:sz w:val="21"/>
+          <w:szCs w:val="21"/>
+          <w:lang w:val="en-IN" w:eastAsia="en-GB"/>
+        </w:rPr>
+      </w:pPr>
+      <w:r>
+        <w:rPr>
+          <w:rFonts w:ascii="Bookman Old Style" w:eastAsia="Times New Roman" w:hAnsi="Bookman Old Style" w:cs="Times New Roman"/>
           <w:b/>
           <w:bCs/>
           <w:color w:val="444444"/>
@@ -3272,19 +3098,18 @@
           <w:ilvl w:val="1"/>
           <w:numId w:val="9"/>
         </w:numPr>
-        <w:shd w:val="clear" w:color="auto" w:fill="FFFFFF"/>
         <w:spacing w:after="150" w:line="360" w:lineRule="auto"/>
         <w:rPr>
-          <w:rFonts w:ascii="Roboto" w:eastAsia="Times New Roman" w:hAnsi="Roboto" w:cs="Times New Roman"/>
-          <w:color w:val="444444"/>
-          <w:sz w:val="21"/>
-          <w:szCs w:val="21"/>
-          <w:lang w:val="en-IN" w:eastAsia="en-GB"/>
-        </w:rPr>
-      </w:pPr>
-      <w:r>
-        <w:rPr>
-          <w:rFonts w:ascii="Roboto" w:eastAsia="Times New Roman" w:hAnsi="Roboto" w:cs="Times New Roman"/>
+          <w:rFonts w:ascii="Bookman Old Style" w:eastAsia="Times New Roman" w:hAnsi="Bookman Old Style" w:cs="Times New Roman"/>
+          <w:color w:val="444444"/>
+          <w:sz w:val="21"/>
+          <w:szCs w:val="21"/>
+          <w:lang w:val="en-IN" w:eastAsia="en-GB"/>
+        </w:rPr>
+      </w:pPr>
+      <w:r>
+        <w:rPr>
+          <w:rFonts w:ascii="Bookman Old Style" w:eastAsia="Times New Roman" w:hAnsi="Bookman Old Style" w:cs="Times New Roman"/>
           <w:color w:val="444444"/>
           <w:sz w:val="21"/>
           <w:szCs w:val="21"/>
@@ -3299,19 +3124,18 @@
           <w:ilvl w:val="0"/>
           <w:numId w:val="9"/>
         </w:numPr>
-        <w:shd w:val="clear" w:color="auto" w:fill="FFFFFF"/>
         <w:spacing w:after="150" w:line="360" w:lineRule="auto"/>
         <w:rPr>
-          <w:rFonts w:ascii="Roboto" w:eastAsia="Times New Roman" w:hAnsi="Roboto" w:cs="Times New Roman"/>
-          <w:color w:val="444444"/>
-          <w:sz w:val="21"/>
-          <w:szCs w:val="21"/>
-          <w:lang w:val="en-IN" w:eastAsia="en-GB"/>
-        </w:rPr>
-      </w:pPr>
-      <w:r>
-        <w:rPr>
-          <w:rFonts w:ascii="Roboto" w:eastAsia="Times New Roman" w:hAnsi="Roboto" w:cs="Times New Roman"/>
+          <w:rFonts w:ascii="Bookman Old Style" w:eastAsia="Times New Roman" w:hAnsi="Bookman Old Style" w:cs="Times New Roman"/>
+          <w:color w:val="444444"/>
+          <w:sz w:val="21"/>
+          <w:szCs w:val="21"/>
+          <w:lang w:val="en-IN" w:eastAsia="en-GB"/>
+        </w:rPr>
+      </w:pPr>
+      <w:r>
+        <w:rPr>
+          <w:rFonts w:ascii="Bookman Old Style" w:eastAsia="Times New Roman" w:hAnsi="Bookman Old Style" w:cs="Times New Roman"/>
           <w:b/>
           <w:bCs/>
           <w:color w:val="444444"/>
@@ -3328,19 +3152,18 @@
           <w:ilvl w:val="1"/>
           <w:numId w:val="9"/>
         </w:numPr>
-        <w:shd w:val="clear" w:color="auto" w:fill="FFFFFF"/>
         <w:spacing w:after="150" w:line="360" w:lineRule="auto"/>
         <w:rPr>
-          <w:rFonts w:ascii="Roboto" w:eastAsia="Times New Roman" w:hAnsi="Roboto" w:cs="Times New Roman"/>
-          <w:color w:val="444444"/>
-          <w:sz w:val="21"/>
-          <w:szCs w:val="21"/>
-          <w:lang w:val="en-IN" w:eastAsia="en-GB"/>
-        </w:rPr>
-      </w:pPr>
-      <w:r>
-        <w:rPr>
-          <w:rFonts w:ascii="Roboto" w:eastAsia="Times New Roman" w:hAnsi="Roboto" w:cs="Times New Roman"/>
+          <w:rFonts w:ascii="Bookman Old Style" w:eastAsia="Times New Roman" w:hAnsi="Bookman Old Style" w:cs="Times New Roman"/>
+          <w:color w:val="444444"/>
+          <w:sz w:val="21"/>
+          <w:szCs w:val="21"/>
+          <w:lang w:val="en-IN" w:eastAsia="en-GB"/>
+        </w:rPr>
+      </w:pPr>
+      <w:r>
+        <w:rPr>
+          <w:rFonts w:ascii="Bookman Old Style" w:eastAsia="Times New Roman" w:hAnsi="Bookman Old Style" w:cs="Times New Roman"/>
           <w:color w:val="444444"/>
           <w:sz w:val="21"/>
           <w:szCs w:val="21"/>
@@ -3351,7 +3174,7 @@
       <w:proofErr w:type="spellStart"/>
       <w:r>
         <w:rPr>
-          <w:rFonts w:ascii="Roboto" w:eastAsia="Times New Roman" w:hAnsi="Roboto" w:cs="Times New Roman"/>
+          <w:rFonts w:ascii="Bookman Old Style" w:eastAsia="Times New Roman" w:hAnsi="Bookman Old Style" w:cs="Times New Roman"/>
           <w:color w:val="444444"/>
           <w:sz w:val="21"/>
           <w:szCs w:val="21"/>
@@ -3362,7 +3185,7 @@
       <w:proofErr w:type="spellEnd"/>
       <w:r>
         <w:rPr>
-          <w:rFonts w:ascii="Roboto" w:eastAsia="Times New Roman" w:hAnsi="Roboto" w:cs="Times New Roman"/>
+          <w:rFonts w:ascii="Bookman Old Style" w:eastAsia="Times New Roman" w:hAnsi="Bookman Old Style" w:cs="Times New Roman"/>
           <w:color w:val="444444"/>
           <w:sz w:val="21"/>
           <w:szCs w:val="21"/>
@@ -3377,19 +3200,18 @@
           <w:ilvl w:val="0"/>
           <w:numId w:val="9"/>
         </w:numPr>
-        <w:shd w:val="clear" w:color="auto" w:fill="FFFFFF"/>
         <w:spacing w:after="150" w:line="360" w:lineRule="auto"/>
         <w:rPr>
-          <w:rFonts w:ascii="Roboto" w:eastAsia="Times New Roman" w:hAnsi="Roboto" w:cs="Times New Roman"/>
-          <w:color w:val="444444"/>
-          <w:sz w:val="21"/>
-          <w:szCs w:val="21"/>
-          <w:lang w:val="en-IN" w:eastAsia="en-GB"/>
-        </w:rPr>
-      </w:pPr>
-      <w:r>
-        <w:rPr>
-          <w:rFonts w:ascii="Roboto" w:eastAsia="Times New Roman" w:hAnsi="Roboto" w:cs="Times New Roman"/>
+          <w:rFonts w:ascii="Bookman Old Style" w:eastAsia="Times New Roman" w:hAnsi="Bookman Old Style" w:cs="Times New Roman"/>
+          <w:color w:val="444444"/>
+          <w:sz w:val="21"/>
+          <w:szCs w:val="21"/>
+          <w:lang w:val="en-IN" w:eastAsia="en-GB"/>
+        </w:rPr>
+      </w:pPr>
+      <w:r>
+        <w:rPr>
+          <w:rFonts w:ascii="Bookman Old Style" w:eastAsia="Times New Roman" w:hAnsi="Bookman Old Style" w:cs="Times New Roman"/>
           <w:b/>
           <w:bCs/>
           <w:color w:val="444444"/>
@@ -3406,19 +3228,18 @@
           <w:ilvl w:val="1"/>
           <w:numId w:val="9"/>
         </w:numPr>
-        <w:shd w:val="clear" w:color="auto" w:fill="FFFFFF"/>
         <w:spacing w:after="150" w:line="360" w:lineRule="auto"/>
         <w:rPr>
-          <w:rFonts w:ascii="Roboto" w:eastAsia="Times New Roman" w:hAnsi="Roboto" w:cs="Times New Roman"/>
-          <w:color w:val="444444"/>
-          <w:sz w:val="21"/>
-          <w:szCs w:val="21"/>
-          <w:lang w:val="en-IN" w:eastAsia="en-GB"/>
-        </w:rPr>
-      </w:pPr>
-      <w:r>
-        <w:rPr>
-          <w:rFonts w:ascii="Roboto" w:eastAsia="Times New Roman" w:hAnsi="Roboto" w:cs="Times New Roman"/>
+          <w:rFonts w:ascii="Bookman Old Style" w:eastAsia="Times New Roman" w:hAnsi="Bookman Old Style" w:cs="Times New Roman"/>
+          <w:color w:val="444444"/>
+          <w:sz w:val="21"/>
+          <w:szCs w:val="21"/>
+          <w:lang w:val="en-IN" w:eastAsia="en-GB"/>
+        </w:rPr>
+      </w:pPr>
+      <w:r>
+        <w:rPr>
+          <w:rFonts w:ascii="Bookman Old Style" w:eastAsia="Times New Roman" w:hAnsi="Bookman Old Style" w:cs="Times New Roman"/>
           <w:color w:val="444444"/>
           <w:sz w:val="21"/>
           <w:szCs w:val="21"/>
@@ -3429,44 +3250,17 @@
     </w:p>
     <w:p>
       <w:pPr>
-        <w:shd w:val="clear" w:color="auto" w:fill="FFFFFF"/>
         <w:spacing w:after="150" w:line="360" w:lineRule="auto"/>
         <w:rPr>
-          <w:rFonts w:ascii="Roboto" w:eastAsia="Times New Roman" w:hAnsi="Roboto" w:cs="Times New Roman"/>
-          <w:b/>
-          <w:bCs/>
-          <w:sz w:val="21"/>
-          <w:szCs w:val="21"/>
-          <w:lang w:val="en-IN" w:eastAsia="en-GB"/>
-        </w:rPr>
-      </w:pPr>
-    </w:p>
-    <w:p>
-      <w:pPr>
-        <w:shd w:val="clear" w:color="auto" w:fill="FFFFFF"/>
-        <w:spacing w:after="150" w:line="360" w:lineRule="auto"/>
-        <w:rPr>
-          <w:rFonts w:ascii="Roboto" w:eastAsia="Times New Roman" w:hAnsi="Roboto" w:cs="Times New Roman"/>
-          <w:b/>
-          <w:bCs/>
-          <w:lang w:val="en-IN" w:eastAsia="en-GB"/>
-        </w:rPr>
-      </w:pPr>
-    </w:p>
-    <w:p>
-      <w:pPr>
-        <w:shd w:val="clear" w:color="auto" w:fill="FFFFFF"/>
-        <w:spacing w:after="150" w:line="360" w:lineRule="auto"/>
-        <w:rPr>
-          <w:rFonts w:ascii="Roboto" w:eastAsia="Times New Roman" w:hAnsi="Roboto" w:cs="Times New Roman"/>
-          <w:b/>
-          <w:bCs/>
-          <w:lang w:val="en-IN" w:eastAsia="en-GB"/>
-        </w:rPr>
-      </w:pPr>
-      <w:r>
-        <w:rPr>
-          <w:rFonts w:ascii="Roboto" w:eastAsia="Times New Roman" w:hAnsi="Roboto" w:cs="Times New Roman"/>
+          <w:rFonts w:ascii="Bookman Old Style" w:eastAsia="Times New Roman" w:hAnsi="Bookman Old Style" w:cs="Times New Roman"/>
+          <w:b/>
+          <w:bCs/>
+          <w:lang w:val="en-IN" w:eastAsia="en-GB"/>
+        </w:rPr>
+      </w:pPr>
+      <w:r>
+        <w:rPr>
+          <w:rFonts w:ascii="Bookman Old Style" w:eastAsia="Times New Roman" w:hAnsi="Bookman Old Style" w:cs="Times New Roman"/>
           <w:b/>
           <w:bCs/>
           <w:lang w:val="en-IN" w:eastAsia="en-GB"/>
@@ -3475,7 +3269,7 @@
       </w:r>
       <w:r>
         <w:rPr>
-          <w:rFonts w:ascii="Roboto" w:eastAsia="Times New Roman" w:hAnsi="Roboto" w:cs="Times New Roman"/>
+          <w:rFonts w:ascii="Bookman Old Style" w:eastAsia="Times New Roman" w:hAnsi="Bookman Old Style" w:cs="Times New Roman"/>
           <w:b/>
           <w:bCs/>
           <w:lang w:val="en-IN" w:eastAsia="en-GB"/>
@@ -3485,10 +3279,9 @@
     </w:p>
     <w:p>
       <w:pPr>
-        <w:shd w:val="clear" w:color="auto" w:fill="FFFFFF"/>
         <w:spacing w:line="276" w:lineRule="auto"/>
         <w:rPr>
-          <w:rFonts w:ascii="Roboto" w:eastAsia="Times New Roman" w:hAnsi="Roboto" w:cs="Times New Roman"/>
+          <w:rFonts w:ascii="Bookman Old Style" w:eastAsia="Times New Roman" w:hAnsi="Bookman Old Style" w:cs="Times New Roman"/>
           <w:color w:val="444444"/>
           <w:sz w:val="21"/>
           <w:szCs w:val="21"/>
@@ -3497,7 +3290,7 @@
       </w:pPr>
       <w:r>
         <w:rPr>
-          <w:rFonts w:ascii="Roboto" w:eastAsia="Times New Roman" w:hAnsi="Roboto" w:cs="Times New Roman"/>
+          <w:rFonts w:ascii="Bookman Old Style" w:eastAsia="Times New Roman" w:hAnsi="Bookman Old Style" w:cs="Times New Roman"/>
           <w:b/>
           <w:bCs/>
           <w:color w:val="444444"/>
@@ -3509,29 +3302,19 @@
       </w:r>
       <w:r>
         <w:rPr>
-          <w:rFonts w:ascii="Roboto" w:eastAsia="Times New Roman" w:hAnsi="Roboto" w:cs="Times New Roman"/>
+          <w:rFonts w:ascii="Bookman Old Style" w:eastAsia="Times New Roman" w:hAnsi="Bookman Old Style" w:cs="Times New Roman"/>
           <w:color w:val="444444"/>
           <w:sz w:val="21"/>
           <w:szCs w:val="21"/>
           <w:lang w:eastAsia="en-GB"/>
         </w:rPr>
-        <w:t xml:space="preserve"> </w:t>
-      </w:r>
-      <w:r>
-        <w:rPr>
-          <w:rFonts w:ascii="Roboto" w:eastAsia="Times New Roman" w:hAnsi="Roboto" w:cs="Times New Roman"/>
-          <w:color w:val="444444"/>
-          <w:sz w:val="21"/>
-          <w:szCs w:val="21"/>
-          <w:lang w:eastAsia="en-GB"/>
-        </w:rPr>
-        <w:t xml:space="preserve">Python Pandas Library Documentation. Retrieved from </w:t>
-      </w:r>
-      <w:hyperlink r:id="rId5" w:history="1">
+        <w:t xml:space="preserve"> Python Pandas Library Documentation. Retrieved from </w:t>
+      </w:r>
+      <w:hyperlink r:id="rId8" w:history="1">
         <w:r>
           <w:rPr>
             <w:rStyle w:val="Hyperlink"/>
-            <w:rFonts w:ascii="Roboto" w:eastAsia="Times New Roman" w:hAnsi="Roboto" w:cs="Times New Roman"/>
+            <w:rFonts w:ascii="Bookman Old Style" w:eastAsia="Times New Roman" w:hAnsi="Bookman Old Style" w:cs="Times New Roman"/>
             <w:sz w:val="21"/>
             <w:szCs w:val="21"/>
             <w:lang w:eastAsia="en-GB"/>
@@ -3541,7 +3324,7 @@
       </w:hyperlink>
       <w:r>
         <w:rPr>
-          <w:rFonts w:ascii="Roboto" w:eastAsia="Times New Roman" w:hAnsi="Roboto" w:cs="Times New Roman"/>
+          <w:rFonts w:ascii="Bookman Old Style" w:eastAsia="Times New Roman" w:hAnsi="Bookman Old Style" w:cs="Times New Roman"/>
           <w:color w:val="444444"/>
           <w:sz w:val="21"/>
           <w:szCs w:val="21"/>
@@ -3552,21 +3335,20 @@
     </w:p>
     <w:p>
       <w:pPr>
-        <w:shd w:val="clear" w:color="auto" w:fill="FFFFFF"/>
         <w:spacing w:line="276" w:lineRule="auto"/>
         <w:rPr>
-          <w:rFonts w:ascii="Roboto" w:eastAsia="Times New Roman" w:hAnsi="Roboto" w:cs="Times New Roman"/>
+          <w:rFonts w:ascii="Bookman Old Style" w:eastAsia="Times New Roman" w:hAnsi="Bookman Old Style" w:cs="Times New Roman"/>
           <w:color w:val="444444"/>
           <w:sz w:val="21"/>
           <w:szCs w:val="21"/>
           <w:lang w:eastAsia="en-GB"/>
         </w:rPr>
       </w:pPr>
-      <w:hyperlink r:id="rId6" w:history="1">
+      <w:hyperlink r:id="rId9" w:history="1">
         <w:r>
           <w:rPr>
             <w:rStyle w:val="Hyperlink"/>
-            <w:rFonts w:ascii="Roboto" w:eastAsia="Times New Roman" w:hAnsi="Roboto" w:cs="Times New Roman"/>
+            <w:rFonts w:ascii="Bookman Old Style" w:eastAsia="Times New Roman" w:hAnsi="Bookman Old Style" w:cs="Times New Roman"/>
             <w:sz w:val="21"/>
             <w:szCs w:val="21"/>
             <w:lang w:eastAsia="en-GB"/>
@@ -3576,7 +3358,7 @@
       </w:hyperlink>
       <w:r>
         <w:rPr>
-          <w:rFonts w:ascii="Roboto" w:eastAsia="Times New Roman" w:hAnsi="Roboto" w:cs="Times New Roman"/>
+          <w:rFonts w:ascii="Bookman Old Style" w:eastAsia="Times New Roman" w:hAnsi="Bookman Old Style" w:cs="Times New Roman"/>
           <w:color w:val="444444"/>
           <w:sz w:val="21"/>
           <w:szCs w:val="21"/>
@@ -3587,21 +3369,20 @@
     </w:p>
     <w:p>
       <w:pPr>
-        <w:shd w:val="clear" w:color="auto" w:fill="FFFFFF"/>
         <w:spacing w:line="276" w:lineRule="auto"/>
         <w:rPr>
-          <w:rFonts w:ascii="Roboto" w:eastAsia="Times New Roman" w:hAnsi="Roboto" w:cs="Times New Roman"/>
+          <w:rFonts w:ascii="Bookman Old Style" w:eastAsia="Times New Roman" w:hAnsi="Bookman Old Style" w:cs="Times New Roman"/>
           <w:color w:val="444444"/>
           <w:sz w:val="21"/>
           <w:szCs w:val="21"/>
           <w:lang w:eastAsia="en-GB"/>
         </w:rPr>
       </w:pPr>
-      <w:hyperlink r:id="rId7" w:history="1">
+      <w:hyperlink r:id="rId10" w:history="1">
         <w:r>
           <w:rPr>
             <w:rStyle w:val="Hyperlink"/>
-            <w:rFonts w:ascii="Roboto" w:eastAsia="Times New Roman" w:hAnsi="Roboto" w:cs="Times New Roman"/>
+            <w:rFonts w:ascii="Bookman Old Style" w:eastAsia="Times New Roman" w:hAnsi="Bookman Old Style" w:cs="Times New Roman"/>
             <w:sz w:val="21"/>
             <w:szCs w:val="21"/>
             <w:lang w:eastAsia="en-GB"/>
@@ -3611,7 +3392,7 @@
       </w:hyperlink>
       <w:r>
         <w:rPr>
-          <w:rFonts w:ascii="Roboto" w:eastAsia="Times New Roman" w:hAnsi="Roboto" w:cs="Times New Roman"/>
+          <w:rFonts w:ascii="Bookman Old Style" w:eastAsia="Times New Roman" w:hAnsi="Bookman Old Style" w:cs="Times New Roman"/>
           <w:color w:val="444444"/>
           <w:sz w:val="21"/>
           <w:szCs w:val="21"/>
@@ -3622,10 +3403,9 @@
     </w:p>
     <w:p>
       <w:pPr>
-        <w:shd w:val="clear" w:color="auto" w:fill="FFFFFF"/>
         <w:spacing w:line="276" w:lineRule="auto"/>
         <w:rPr>
-          <w:rFonts w:ascii="Roboto" w:eastAsia="Times New Roman" w:hAnsi="Roboto" w:cs="Times New Roman"/>
+          <w:rFonts w:ascii="Bookman Old Style" w:eastAsia="Times New Roman" w:hAnsi="Bookman Old Style" w:cs="Times New Roman"/>
           <w:b/>
           <w:bCs/>
           <w:color w:val="444444"/>
@@ -3637,10 +3417,9 @@
     </w:p>
     <w:p>
       <w:pPr>
-        <w:shd w:val="clear" w:color="auto" w:fill="FFFFFF"/>
         <w:spacing w:line="276" w:lineRule="auto"/>
         <w:rPr>
-          <w:rFonts w:ascii="Roboto" w:eastAsia="Times New Roman" w:hAnsi="Roboto" w:cs="Times New Roman"/>
+          <w:rFonts w:ascii="Bookman Old Style" w:eastAsia="Times New Roman" w:hAnsi="Bookman Old Style" w:cs="Times New Roman"/>
           <w:color w:val="444444"/>
           <w:sz w:val="21"/>
           <w:szCs w:val="21"/>
@@ -3649,7 +3428,7 @@
       </w:pPr>
       <w:r>
         <w:rPr>
-          <w:rFonts w:ascii="Roboto" w:eastAsia="Times New Roman" w:hAnsi="Roboto" w:cs="Times New Roman"/>
+          <w:rFonts w:ascii="Bookman Old Style" w:eastAsia="Times New Roman" w:hAnsi="Bookman Old Style" w:cs="Times New Roman"/>
           <w:b/>
           <w:bCs/>
           <w:color w:val="444444"/>
@@ -3661,29 +3440,19 @@
       </w:r>
       <w:r>
         <w:rPr>
-          <w:rFonts w:ascii="Roboto" w:eastAsia="Times New Roman" w:hAnsi="Roboto" w:cs="Times New Roman"/>
+          <w:rFonts w:ascii="Bookman Old Style" w:eastAsia="Times New Roman" w:hAnsi="Bookman Old Style" w:cs="Times New Roman"/>
           <w:color w:val="444444"/>
           <w:sz w:val="21"/>
           <w:szCs w:val="21"/>
           <w:lang w:eastAsia="en-GB"/>
         </w:rPr>
-        <w:t xml:space="preserve"> </w:t>
-      </w:r>
-      <w:r>
-        <w:rPr>
-          <w:rFonts w:ascii="Roboto" w:eastAsia="Times New Roman" w:hAnsi="Roboto" w:cs="Times New Roman"/>
-          <w:color w:val="444444"/>
-          <w:sz w:val="21"/>
-          <w:szCs w:val="21"/>
-          <w:lang w:eastAsia="en-GB"/>
-        </w:rPr>
-        <w:t xml:space="preserve">Kaggle Retail Datasets. Kaggle. Retrieved from </w:t>
-      </w:r>
-      <w:hyperlink r:id="rId8" w:history="1">
+        <w:t xml:space="preserve"> Kaggle Retail Datasets. Kaggle. Retrieved from </w:t>
+      </w:r>
+      <w:hyperlink r:id="rId11" w:history="1">
         <w:r>
           <w:rPr>
             <w:rStyle w:val="Hyperlink"/>
-            <w:rFonts w:ascii="Roboto" w:eastAsia="Times New Roman" w:hAnsi="Roboto" w:cs="Times New Roman"/>
+            <w:rFonts w:ascii="Bookman Old Style" w:eastAsia="Times New Roman" w:hAnsi="Bookman Old Style" w:cs="Times New Roman"/>
             <w:sz w:val="21"/>
             <w:szCs w:val="21"/>
             <w:lang w:eastAsia="en-GB"/>
@@ -3693,7 +3462,7 @@
       </w:hyperlink>
       <w:r>
         <w:rPr>
-          <w:rFonts w:ascii="Roboto" w:eastAsia="Times New Roman" w:hAnsi="Roboto" w:cs="Times New Roman"/>
+          <w:rFonts w:ascii="Bookman Old Style" w:eastAsia="Times New Roman" w:hAnsi="Bookman Old Style" w:cs="Times New Roman"/>
           <w:color w:val="444444"/>
           <w:sz w:val="21"/>
           <w:szCs w:val="21"/>
@@ -3704,10 +3473,9 @@
     </w:p>
     <w:p>
       <w:pPr>
-        <w:shd w:val="clear" w:color="auto" w:fill="FFFFFF"/>
         <w:spacing w:line="276" w:lineRule="auto"/>
         <w:rPr>
-          <w:rFonts w:ascii="Roboto" w:eastAsia="Times New Roman" w:hAnsi="Roboto" w:cs="Times New Roman"/>
+          <w:rFonts w:ascii="Bookman Old Style" w:eastAsia="Times New Roman" w:hAnsi="Bookman Old Style" w:cs="Times New Roman"/>
           <w:b/>
           <w:bCs/>
           <w:color w:val="444444"/>
@@ -3719,10 +3487,9 @@
     </w:p>
     <w:p>
       <w:pPr>
-        <w:shd w:val="clear" w:color="auto" w:fill="FFFFFF"/>
         <w:spacing w:line="276" w:lineRule="auto"/>
         <w:rPr>
-          <w:rFonts w:ascii="Roboto" w:eastAsia="Times New Roman" w:hAnsi="Roboto" w:cs="Times New Roman"/>
+          <w:rFonts w:ascii="Bookman Old Style" w:eastAsia="Times New Roman" w:hAnsi="Bookman Old Style" w:cs="Times New Roman"/>
           <w:color w:val="444444"/>
           <w:sz w:val="21"/>
           <w:szCs w:val="21"/>
@@ -3731,7 +3498,7 @@
       </w:pPr>
       <w:r>
         <w:rPr>
-          <w:rFonts w:ascii="Roboto" w:eastAsia="Times New Roman" w:hAnsi="Roboto" w:cs="Times New Roman"/>
+          <w:rFonts w:ascii="Bookman Old Style" w:eastAsia="Times New Roman" w:hAnsi="Bookman Old Style" w:cs="Times New Roman"/>
           <w:b/>
           <w:bCs/>
           <w:color w:val="444444"/>
@@ -3743,29 +3510,19 @@
       </w:r>
       <w:r>
         <w:rPr>
-          <w:rFonts w:ascii="Roboto" w:eastAsia="Times New Roman" w:hAnsi="Roboto" w:cs="Times New Roman"/>
+          <w:rFonts w:ascii="Bookman Old Style" w:eastAsia="Times New Roman" w:hAnsi="Bookman Old Style" w:cs="Times New Roman"/>
           <w:color w:val="444444"/>
           <w:sz w:val="21"/>
           <w:szCs w:val="21"/>
           <w:lang w:eastAsia="en-GB"/>
         </w:rPr>
-        <w:t xml:space="preserve"> </w:t>
-      </w:r>
-      <w:r>
-        <w:rPr>
-          <w:rFonts w:ascii="Roboto" w:eastAsia="Times New Roman" w:hAnsi="Roboto" w:cs="Times New Roman"/>
-          <w:color w:val="444444"/>
-          <w:sz w:val="21"/>
-          <w:szCs w:val="21"/>
-          <w:lang w:eastAsia="en-GB"/>
-        </w:rPr>
-        <w:t xml:space="preserve">Power BI. Microsoft. Retrieved from </w:t>
-      </w:r>
-      <w:hyperlink r:id="rId9" w:history="1">
+        <w:t xml:space="preserve"> Power BI. Microsoft. Retrieved from </w:t>
+      </w:r>
+      <w:hyperlink r:id="rId12" w:history="1">
         <w:r>
           <w:rPr>
             <w:rStyle w:val="Hyperlink"/>
-            <w:rFonts w:ascii="Roboto" w:eastAsia="Times New Roman" w:hAnsi="Roboto" w:cs="Times New Roman"/>
+            <w:rFonts w:ascii="Bookman Old Style" w:eastAsia="Times New Roman" w:hAnsi="Bookman Old Style" w:cs="Times New Roman"/>
             <w:sz w:val="21"/>
             <w:szCs w:val="21"/>
             <w:lang w:eastAsia="en-GB"/>
@@ -3775,7 +3532,7 @@
       </w:hyperlink>
       <w:r>
         <w:rPr>
-          <w:rFonts w:ascii="Roboto" w:eastAsia="Times New Roman" w:hAnsi="Roboto" w:cs="Times New Roman"/>
+          <w:rFonts w:ascii="Bookman Old Style" w:eastAsia="Times New Roman" w:hAnsi="Bookman Old Style" w:cs="Times New Roman"/>
           <w:color w:val="444444"/>
           <w:sz w:val="21"/>
           <w:szCs w:val="21"/>
@@ -3786,10 +3543,9 @@
     </w:p>
     <w:p>
       <w:pPr>
-        <w:shd w:val="clear" w:color="auto" w:fill="FFFFFF"/>
         <w:spacing w:line="276" w:lineRule="auto"/>
         <w:rPr>
-          <w:rFonts w:ascii="Roboto" w:eastAsia="Times New Roman" w:hAnsi="Roboto" w:cs="Times New Roman"/>
+          <w:rFonts w:ascii="Bookman Old Style" w:eastAsia="Times New Roman" w:hAnsi="Bookman Old Style" w:cs="Times New Roman"/>
           <w:b/>
           <w:bCs/>
           <w:color w:val="444444"/>
@@ -3801,19 +3557,18 @@
     </w:p>
     <w:p>
       <w:pPr>
-        <w:shd w:val="clear" w:color="auto" w:fill="FFFFFF"/>
         <w:spacing w:line="276" w:lineRule="auto"/>
         <w:rPr>
-          <w:rFonts w:ascii="Roboto" w:eastAsia="Times New Roman" w:hAnsi="Roboto" w:cs="Times New Roman"/>
-          <w:color w:val="444444"/>
-          <w:sz w:val="21"/>
-          <w:szCs w:val="21"/>
-          <w:lang w:val="en-IN" w:eastAsia="en-GB"/>
-        </w:rPr>
-      </w:pPr>
-      <w:r>
-        <w:rPr>
-          <w:rFonts w:ascii="Roboto" w:eastAsia="Times New Roman" w:hAnsi="Roboto" w:cs="Times New Roman"/>
+          <w:rFonts w:ascii="Bookman Old Style" w:eastAsia="Times New Roman" w:hAnsi="Bookman Old Style" w:cs="Times New Roman"/>
+          <w:color w:val="444444"/>
+          <w:sz w:val="21"/>
+          <w:szCs w:val="21"/>
+          <w:lang w:val="en-IN" w:eastAsia="en-GB"/>
+        </w:rPr>
+      </w:pPr>
+      <w:r>
+        <w:rPr>
+          <w:rFonts w:ascii="Bookman Old Style" w:eastAsia="Times New Roman" w:hAnsi="Bookman Old Style" w:cs="Times New Roman"/>
           <w:b/>
           <w:bCs/>
           <w:color w:val="444444"/>
@@ -3825,7 +3580,7 @@
       </w:r>
       <w:r>
         <w:rPr>
-          <w:rFonts w:ascii="Roboto" w:eastAsia="Times New Roman" w:hAnsi="Roboto" w:cs="Times New Roman"/>
+          <w:rFonts w:ascii="Bookman Old Style" w:eastAsia="Times New Roman" w:hAnsi="Bookman Old Style" w:cs="Times New Roman"/>
           <w:color w:val="444444"/>
           <w:sz w:val="21"/>
           <w:szCs w:val="21"/>
@@ -3833,11 +3588,11 @@
         </w:rPr>
         <w:t xml:space="preserve"> </w:t>
       </w:r>
-      <w:hyperlink r:id="rId10" w:anchor="overview" w:history="1">
+      <w:hyperlink r:id="rId13" w:anchor="overview" w:history="1">
         <w:r>
           <w:rPr>
             <w:rStyle w:val="Hyperlink"/>
-            <w:rFonts w:ascii="Roboto" w:eastAsia="Times New Roman" w:hAnsi="Roboto" w:cs="Times New Roman"/>
+            <w:rFonts w:ascii="Bookman Old Style" w:eastAsia="Times New Roman" w:hAnsi="Bookman Old Style" w:cs="Times New Roman"/>
             <w:sz w:val="21"/>
             <w:szCs w:val="21"/>
             <w:lang w:eastAsia="en-GB"/>
@@ -3847,7 +3602,7 @@
       </w:hyperlink>
       <w:r>
         <w:rPr>
-          <w:rFonts w:ascii="Roboto" w:eastAsia="Times New Roman" w:hAnsi="Roboto" w:cs="Times New Roman"/>
+          <w:rFonts w:ascii="Bookman Old Style" w:eastAsia="Times New Roman" w:hAnsi="Bookman Old Style" w:cs="Times New Roman"/>
           <w:color w:val="444444"/>
           <w:sz w:val="21"/>
           <w:szCs w:val="21"/>
@@ -3864,7 +3619,7 @@
         </w:tabs>
         <w:jc w:val="center"/>
         <w:rPr>
-          <w:rFonts w:ascii="Times New Roman" w:eastAsia="Times New Roman" w:hAnsi="Times New Roman" w:cs="Times New Roman"/>
+          <w:rFonts w:ascii="Bookman Old Style" w:eastAsia="Times New Roman" w:hAnsi="Bookman Old Style" w:cs="Times New Roman"/>
           <w:lang w:val="en-IN" w:eastAsia="en-GB"/>
         </w:rPr>
       </w:pPr>
@@ -3877,7 +3632,7 @@
         </w:tabs>
         <w:jc w:val="center"/>
         <w:rPr>
-          <w:rFonts w:ascii="Times New Roman" w:eastAsia="Times New Roman" w:hAnsi="Times New Roman" w:cs="Times New Roman"/>
+          <w:rFonts w:ascii="Bookman Old Style" w:eastAsia="Times New Roman" w:hAnsi="Bookman Old Style" w:cs="Times New Roman"/>
           <w:lang w:val="en-IN" w:eastAsia="en-GB"/>
         </w:rPr>
       </w:pPr>
@@ -3890,7 +3645,7 @@
         </w:tabs>
         <w:jc w:val="center"/>
         <w:rPr>
-          <w:rFonts w:ascii="Times New Roman" w:eastAsia="Times New Roman" w:hAnsi="Times New Roman" w:cs="Times New Roman"/>
+          <w:rFonts w:ascii="Bookman Old Style" w:eastAsia="Times New Roman" w:hAnsi="Bookman Old Style" w:cs="Times New Roman"/>
           <w:lang w:val="en-IN" w:eastAsia="en-GB"/>
         </w:rPr>
       </w:pPr>
@@ -3901,22 +3656,12 @@
           <w:tab w:val="left" w:pos="0"/>
           <w:tab w:val="left" w:pos="810"/>
         </w:tabs>
-        <w:rPr>
-          <w:rFonts w:ascii="Times New Roman" w:eastAsia="Times New Roman" w:hAnsi="Times New Roman" w:cs="Times New Roman"/>
-          <w:b/>
-          <w:bCs/>
-          <w:lang w:val="en-IN" w:eastAsia="en-GB"/>
-        </w:rPr>
-      </w:pPr>
-      <w:r>
-        <w:rPr>
-          <w:rFonts w:ascii="Times New Roman" w:eastAsia="Times New Roman" w:hAnsi="Times New Roman" w:cs="Times New Roman"/>
-          <w:b/>
-          <w:bCs/>
-          <w:lang w:val="en-IN" w:eastAsia="en-GB"/>
-        </w:rPr>
-        <w:t xml:space="preserve">Project Workflow Using Cloud Services- </w:t>
-      </w:r>
+        <w:jc w:val="center"/>
+        <w:rPr>
+          <w:rFonts w:ascii="Bookman Old Style" w:eastAsia="Times New Roman" w:hAnsi="Bookman Old Style" w:cs="Times New Roman"/>
+          <w:lang w:val="en-IN" w:eastAsia="en-GB"/>
+        </w:rPr>
+      </w:pPr>
     </w:p>
     <w:p>
       <w:pPr>
@@ -3926,7 +3671,7 @@
         </w:tabs>
         <w:jc w:val="center"/>
         <w:rPr>
-          <w:rFonts w:ascii="Times New Roman" w:eastAsia="Times New Roman" w:hAnsi="Times New Roman" w:cs="Times New Roman"/>
+          <w:rFonts w:ascii="Bookman Old Style" w:eastAsia="Times New Roman" w:hAnsi="Bookman Old Style" w:cs="Times New Roman"/>
           <w:lang w:val="en-IN" w:eastAsia="en-GB"/>
         </w:rPr>
       </w:pPr>
@@ -3939,20 +3684,160 @@
         </w:tabs>
         <w:jc w:val="center"/>
         <w:rPr>
-          <w:rFonts w:ascii="Times New Roman" w:eastAsia="Times New Roman" w:hAnsi="Times New Roman" w:cs="Times New Roman"/>
-          <w:lang w:val="en-IN" w:eastAsia="en-GB"/>
-        </w:rPr>
-      </w:pPr>
-      <w:r>
-        <w:rPr>
-          <w:rFonts w:ascii="Times New Roman" w:eastAsia="Times New Roman" w:hAnsi="Times New Roman" w:cs="Times New Roman"/>
+          <w:rFonts w:ascii="Bookman Old Style" w:eastAsia="Times New Roman" w:hAnsi="Bookman Old Style" w:cs="Times New Roman"/>
+          <w:lang w:val="en-IN" w:eastAsia="en-GB"/>
+        </w:rPr>
+      </w:pPr>
+    </w:p>
+    <w:p>
+      <w:pPr>
+        <w:tabs>
+          <w:tab w:val="left" w:pos="0"/>
+          <w:tab w:val="left" w:pos="810"/>
+        </w:tabs>
+        <w:jc w:val="center"/>
+        <w:rPr>
+          <w:rFonts w:ascii="Bookman Old Style" w:eastAsia="Times New Roman" w:hAnsi="Bookman Old Style" w:cs="Times New Roman"/>
+          <w:lang w:val="en-IN" w:eastAsia="en-GB"/>
+        </w:rPr>
+      </w:pPr>
+    </w:p>
+    <w:p>
+      <w:pPr>
+        <w:tabs>
+          <w:tab w:val="left" w:pos="0"/>
+          <w:tab w:val="left" w:pos="810"/>
+        </w:tabs>
+        <w:jc w:val="center"/>
+        <w:rPr>
+          <w:rFonts w:ascii="Bookman Old Style" w:eastAsia="Times New Roman" w:hAnsi="Bookman Old Style" w:cs="Times New Roman"/>
+          <w:lang w:val="en-IN" w:eastAsia="en-GB"/>
+        </w:rPr>
+      </w:pPr>
+    </w:p>
+    <w:p>
+      <w:pPr>
+        <w:tabs>
+          <w:tab w:val="left" w:pos="0"/>
+          <w:tab w:val="left" w:pos="810"/>
+        </w:tabs>
+        <w:jc w:val="center"/>
+        <w:rPr>
+          <w:rFonts w:ascii="Bookman Old Style" w:eastAsia="Times New Roman" w:hAnsi="Bookman Old Style" w:cs="Times New Roman"/>
+          <w:lang w:val="en-IN" w:eastAsia="en-GB"/>
+        </w:rPr>
+      </w:pPr>
+    </w:p>
+    <w:p>
+      <w:pPr>
+        <w:tabs>
+          <w:tab w:val="left" w:pos="0"/>
+          <w:tab w:val="left" w:pos="810"/>
+        </w:tabs>
+        <w:jc w:val="center"/>
+        <w:rPr>
+          <w:rFonts w:ascii="Bookman Old Style" w:eastAsia="Times New Roman" w:hAnsi="Bookman Old Style" w:cs="Times New Roman"/>
+          <w:lang w:val="en-IN" w:eastAsia="en-GB"/>
+        </w:rPr>
+      </w:pPr>
+    </w:p>
+    <w:p>
+      <w:pPr>
+        <w:tabs>
+          <w:tab w:val="left" w:pos="0"/>
+          <w:tab w:val="left" w:pos="810"/>
+        </w:tabs>
+        <w:jc w:val="center"/>
+        <w:rPr>
+          <w:rFonts w:ascii="Bookman Old Style" w:eastAsia="Times New Roman" w:hAnsi="Bookman Old Style" w:cs="Times New Roman"/>
+          <w:lang w:val="en-IN" w:eastAsia="en-GB"/>
+        </w:rPr>
+      </w:pPr>
+    </w:p>
+    <w:p>
+      <w:pPr>
+        <w:tabs>
+          <w:tab w:val="left" w:pos="0"/>
+          <w:tab w:val="left" w:pos="810"/>
+        </w:tabs>
+        <w:jc w:val="center"/>
+        <w:rPr>
+          <w:rFonts w:ascii="Bookman Old Style" w:eastAsia="Times New Roman" w:hAnsi="Bookman Old Style" w:cs="Times New Roman"/>
+          <w:lang w:val="en-IN" w:eastAsia="en-GB"/>
+        </w:rPr>
+      </w:pPr>
+    </w:p>
+    <w:p>
+      <w:pPr>
+        <w:tabs>
+          <w:tab w:val="left" w:pos="0"/>
+          <w:tab w:val="left" w:pos="810"/>
+        </w:tabs>
+        <w:rPr>
+          <w:rFonts w:ascii="Bookman Old Style" w:eastAsia="Times New Roman" w:hAnsi="Bookman Old Style" w:cs="Times New Roman"/>
+          <w:b/>
+          <w:bCs/>
+          <w:lang w:val="en-IN" w:eastAsia="en-GB"/>
+        </w:rPr>
+      </w:pPr>
+      <w:r>
+        <w:rPr>
+          <w:rFonts w:ascii="Bookman Old Style" w:eastAsia="Times New Roman" w:hAnsi="Bookman Old Style" w:cs="Times New Roman"/>
+          <w:b/>
+          <w:bCs/>
+          <w:lang w:val="en-IN" w:eastAsia="en-GB"/>
+        </w:rPr>
+        <w:t xml:space="preserve">Project Workflow Using Cloud Services- </w:t>
+      </w:r>
+    </w:p>
+    <w:p>
+      <w:pPr>
+        <w:tabs>
+          <w:tab w:val="left" w:pos="0"/>
+          <w:tab w:val="left" w:pos="810"/>
+        </w:tabs>
+        <w:jc w:val="center"/>
+        <w:rPr>
+          <w:rFonts w:ascii="Bookman Old Style" w:eastAsia="Times New Roman" w:hAnsi="Bookman Old Style" w:cs="Times New Roman"/>
+          <w:lang w:val="en-IN" w:eastAsia="en-GB"/>
+        </w:rPr>
+      </w:pPr>
+    </w:p>
+    <w:p>
+      <w:pPr>
+        <w:tabs>
+          <w:tab w:val="left" w:pos="0"/>
+          <w:tab w:val="left" w:pos="810"/>
+        </w:tabs>
+        <w:jc w:val="center"/>
+        <w:rPr>
+          <w:rFonts w:ascii="Bookman Old Style" w:eastAsia="Times New Roman" w:hAnsi="Bookman Old Style" w:cs="Times New Roman"/>
+          <w:lang w:val="en-IN" w:eastAsia="en-GB"/>
+        </w:rPr>
+      </w:pPr>
+    </w:p>
+    <w:p>
+      <w:pPr>
+        <w:tabs>
+          <w:tab w:val="left" w:pos="810"/>
+        </w:tabs>
+        <w:ind w:left="-720"/>
+        <w:jc w:val="both"/>
+        <w:rPr>
+          <w:rFonts w:ascii="Bookman Old Style" w:eastAsia="Times New Roman" w:hAnsi="Bookman Old Style" w:cs="Times New Roman"/>
+          <w:lang w:val="en-IN" w:eastAsia="en-GB"/>
+        </w:rPr>
+      </w:pPr>
+      <w:r>
+        <w:rPr>
+          <w:rFonts w:ascii="Bookman Old Style" w:eastAsia="Times New Roman" w:hAnsi="Bookman Old Style" w:cs="Times New Roman"/>
           <w:noProof/>
           <w:lang w:val="en-IN" w:eastAsia="en-GB"/>
         </w:rPr>
         <w:drawing>
-          <wp:inline distT="0" distB="0" distL="0" distR="0" wp14:anchorId="3A58E0D7" wp14:editId="519469B6">
-            <wp:extent cx="5727700" cy="2296160"/>
-            <wp:effectExtent l="0" t="0" r="6350" b="8890"/>
+          <wp:inline distT="0" distB="0" distL="0" distR="0" wp14:anchorId="3A58E0D7" wp14:editId="39B28601">
+            <wp:extent cx="6304272" cy="2527300"/>
+            <wp:effectExtent l="152400" t="152400" r="363855" b="368300"/>
             <wp:docPr id="862568179" name="Picture 1"/>
             <wp:cNvGraphicFramePr>
               <a:graphicFrameLocks xmlns:a="http://schemas.openxmlformats.org/drawingml/2006/main" noChangeAspect="1"/>
@@ -3965,7 +3850,7 @@
                     <pic:cNvPicPr/>
                   </pic:nvPicPr>
                   <pic:blipFill>
-                    <a:blip r:embed="rId11">
+                    <a:blip r:embed="rId14">
                       <a:extLst>
                         <a:ext uri="{28A0092B-C50C-407E-A947-70E740481C1C}">
                           <a14:useLocalDpi xmlns:a14="http://schemas.microsoft.com/office/drawing/2010/main" val="0"/>
@@ -3979,11 +3864,21 @@
                   <pic:spPr>
                     <a:xfrm>
                       <a:off x="0" y="0"/>
-                      <a:ext cx="5727700" cy="2296160"/>
+                      <a:ext cx="6311197" cy="2530076"/>
                     </a:xfrm>
                     <a:prstGeom prst="rect">
                       <a:avLst/>
                     </a:prstGeom>
+                    <a:ln>
+                      <a:noFill/>
+                    </a:ln>
+                    <a:effectLst>
+                      <a:outerShdw blurRad="292100" dist="139700" dir="2700000" algn="tl" rotWithShape="0">
+                        <a:srgbClr val="333333">
+                          <a:alpha val="65000"/>
+                        </a:srgbClr>
+                      </a:outerShdw>
+                    </a:effectLst>
                   </pic:spPr>
                 </pic:pic>
               </a:graphicData>
@@ -4000,7 +3895,7 @@
         </w:tabs>
         <w:jc w:val="center"/>
         <w:rPr>
-          <w:rFonts w:ascii="Times New Roman" w:eastAsia="Times New Roman" w:hAnsi="Times New Roman" w:cs="Times New Roman"/>
+          <w:rFonts w:ascii="Bookman Old Style" w:eastAsia="Times New Roman" w:hAnsi="Bookman Old Style" w:cs="Times New Roman"/>
           <w:lang w:val="en-IN" w:eastAsia="en-GB"/>
         </w:rPr>
       </w:pPr>
@@ -4013,7 +3908,7 @@
         </w:tabs>
         <w:jc w:val="center"/>
         <w:rPr>
-          <w:rFonts w:ascii="Times New Roman" w:eastAsia="Times New Roman" w:hAnsi="Times New Roman" w:cs="Times New Roman"/>
+          <w:rFonts w:ascii="Bookman Old Style" w:eastAsia="Times New Roman" w:hAnsi="Bookman Old Style" w:cs="Times New Roman"/>
           <w:lang w:val="en-IN" w:eastAsia="en-GB"/>
         </w:rPr>
       </w:pPr>
@@ -4026,7 +3921,7 @@
         </w:tabs>
         <w:jc w:val="center"/>
         <w:rPr>
-          <w:rFonts w:ascii="Times New Roman" w:eastAsia="Times New Roman" w:hAnsi="Times New Roman" w:cs="Times New Roman"/>
+          <w:rFonts w:ascii="Bookman Old Style" w:eastAsia="Times New Roman" w:hAnsi="Bookman Old Style" w:cs="Times New Roman"/>
           <w:lang w:val="en-IN" w:eastAsia="en-GB"/>
         </w:rPr>
       </w:pPr>
@@ -4039,7 +3934,7 @@
         </w:tabs>
         <w:jc w:val="center"/>
         <w:rPr>
-          <w:rFonts w:ascii="Times New Roman" w:eastAsia="Times New Roman" w:hAnsi="Times New Roman" w:cs="Times New Roman"/>
+          <w:rFonts w:ascii="Bookman Old Style" w:eastAsia="Times New Roman" w:hAnsi="Bookman Old Style" w:cs="Times New Roman"/>
           <w:lang w:val="en-IN" w:eastAsia="en-GB"/>
         </w:rPr>
       </w:pPr>
@@ -4052,7 +3947,7 @@
         </w:tabs>
         <w:jc w:val="center"/>
         <w:rPr>
-          <w:rFonts w:ascii="Times New Roman" w:eastAsia="Times New Roman" w:hAnsi="Times New Roman" w:cs="Times New Roman"/>
+          <w:rFonts w:ascii="Bookman Old Style" w:eastAsia="Times New Roman" w:hAnsi="Bookman Old Style" w:cs="Times New Roman"/>
           <w:lang w:val="en-IN" w:eastAsia="en-GB"/>
         </w:rPr>
       </w:pPr>
@@ -4065,7 +3960,7 @@
         </w:tabs>
         <w:jc w:val="center"/>
         <w:rPr>
-          <w:rFonts w:ascii="Times New Roman" w:eastAsia="Times New Roman" w:hAnsi="Times New Roman" w:cs="Times New Roman"/>
+          <w:rFonts w:ascii="Bookman Old Style" w:eastAsia="Times New Roman" w:hAnsi="Bookman Old Style" w:cs="Times New Roman"/>
           <w:lang w:val="en-IN" w:eastAsia="en-GB"/>
         </w:rPr>
       </w:pPr>
@@ -4078,7 +3973,7 @@
         </w:tabs>
         <w:jc w:val="center"/>
         <w:rPr>
-          <w:rFonts w:ascii="Times New Roman" w:eastAsia="Times New Roman" w:hAnsi="Times New Roman" w:cs="Times New Roman"/>
+          <w:rFonts w:ascii="Bookman Old Style" w:eastAsia="Times New Roman" w:hAnsi="Bookman Old Style" w:cs="Times New Roman"/>
           <w:lang w:val="en-IN" w:eastAsia="en-GB"/>
         </w:rPr>
       </w:pPr>
@@ -4091,7 +3986,7 @@
         </w:tabs>
         <w:jc w:val="center"/>
         <w:rPr>
-          <w:rFonts w:ascii="Times New Roman" w:eastAsia="Times New Roman" w:hAnsi="Times New Roman" w:cs="Times New Roman"/>
+          <w:rFonts w:ascii="Bookman Old Style" w:eastAsia="Times New Roman" w:hAnsi="Bookman Old Style" w:cs="Times New Roman"/>
           <w:lang w:val="en-IN" w:eastAsia="en-GB"/>
         </w:rPr>
       </w:pPr>
@@ -4104,7 +3999,7 @@
         </w:tabs>
         <w:jc w:val="center"/>
         <w:rPr>
-          <w:rFonts w:ascii="Times New Roman" w:eastAsia="Times New Roman" w:hAnsi="Times New Roman" w:cs="Times New Roman"/>
+          <w:rFonts w:ascii="Bookman Old Style" w:eastAsia="Times New Roman" w:hAnsi="Bookman Old Style" w:cs="Times New Roman"/>
           <w:lang w:val="en-IN" w:eastAsia="en-GB"/>
         </w:rPr>
       </w:pPr>
@@ -4117,7 +4012,7 @@
         </w:tabs>
         <w:jc w:val="center"/>
         <w:rPr>
-          <w:rFonts w:ascii="Times New Roman" w:eastAsia="Times New Roman" w:hAnsi="Times New Roman" w:cs="Times New Roman"/>
+          <w:rFonts w:ascii="Bookman Old Style" w:eastAsia="Times New Roman" w:hAnsi="Bookman Old Style" w:cs="Times New Roman"/>
           <w:lang w:val="en-IN" w:eastAsia="en-GB"/>
         </w:rPr>
       </w:pPr>
@@ -4130,7 +4025,7 @@
         </w:tabs>
         <w:jc w:val="center"/>
         <w:rPr>
-          <w:rFonts w:ascii="Times New Roman" w:eastAsia="Times New Roman" w:hAnsi="Times New Roman" w:cs="Times New Roman"/>
+          <w:rFonts w:ascii="Bookman Old Style" w:eastAsia="Times New Roman" w:hAnsi="Bookman Old Style" w:cs="Times New Roman"/>
           <w:lang w:val="en-IN" w:eastAsia="en-GB"/>
         </w:rPr>
       </w:pPr>
@@ -4143,7 +4038,7 @@
         </w:tabs>
         <w:jc w:val="center"/>
         <w:rPr>
-          <w:rFonts w:ascii="Times New Roman" w:eastAsia="Times New Roman" w:hAnsi="Times New Roman" w:cs="Times New Roman"/>
+          <w:rFonts w:ascii="Bookman Old Style" w:eastAsia="Times New Roman" w:hAnsi="Bookman Old Style" w:cs="Times New Roman"/>
           <w:lang w:val="en-IN" w:eastAsia="en-GB"/>
         </w:rPr>
       </w:pPr>
@@ -4156,7 +4051,7 @@
         </w:tabs>
         <w:jc w:val="center"/>
         <w:rPr>
-          <w:rFonts w:ascii="Times New Roman" w:eastAsia="Times New Roman" w:hAnsi="Times New Roman" w:cs="Times New Roman"/>
+          <w:rFonts w:ascii="Bookman Old Style" w:eastAsia="Times New Roman" w:hAnsi="Bookman Old Style" w:cs="Times New Roman"/>
           <w:lang w:val="en-IN" w:eastAsia="en-GB"/>
         </w:rPr>
       </w:pPr>
@@ -4169,7 +4064,7 @@
         </w:tabs>
         <w:jc w:val="center"/>
         <w:rPr>
-          <w:rFonts w:ascii="Times New Roman" w:eastAsia="Times New Roman" w:hAnsi="Times New Roman" w:cs="Times New Roman"/>
+          <w:rFonts w:ascii="Bookman Old Style" w:eastAsia="Times New Roman" w:hAnsi="Bookman Old Style" w:cs="Times New Roman"/>
           <w:lang w:val="en-IN" w:eastAsia="en-GB"/>
         </w:rPr>
       </w:pPr>
@@ -4182,7 +4077,7 @@
         </w:tabs>
         <w:jc w:val="center"/>
         <w:rPr>
-          <w:rFonts w:ascii="Times New Roman" w:eastAsia="Times New Roman" w:hAnsi="Times New Roman" w:cs="Times New Roman"/>
+          <w:rFonts w:ascii="Bookman Old Style" w:eastAsia="Times New Roman" w:hAnsi="Bookman Old Style" w:cs="Times New Roman"/>
           <w:lang w:val="en-IN" w:eastAsia="en-GB"/>
         </w:rPr>
       </w:pPr>
@@ -4195,7 +4090,7 @@
         </w:tabs>
         <w:jc w:val="center"/>
         <w:rPr>
-          <w:rFonts w:ascii="Times New Roman" w:eastAsia="Times New Roman" w:hAnsi="Times New Roman" w:cs="Times New Roman"/>
+          <w:rFonts w:ascii="Bookman Old Style" w:eastAsia="Times New Roman" w:hAnsi="Bookman Old Style" w:cs="Times New Roman"/>
           <w:lang w:val="en-IN" w:eastAsia="en-GB"/>
         </w:rPr>
       </w:pPr>
@@ -4208,7 +4103,7 @@
         </w:tabs>
         <w:jc w:val="center"/>
         <w:rPr>
-          <w:rFonts w:ascii="Times New Roman" w:eastAsia="Times New Roman" w:hAnsi="Times New Roman" w:cs="Times New Roman"/>
+          <w:rFonts w:ascii="Bookman Old Style" w:eastAsia="Times New Roman" w:hAnsi="Bookman Old Style" w:cs="Times New Roman"/>
           <w:lang w:val="en-IN" w:eastAsia="en-GB"/>
         </w:rPr>
       </w:pPr>
@@ -4221,7 +4116,7 @@
         </w:tabs>
         <w:jc w:val="center"/>
         <w:rPr>
-          <w:rFonts w:ascii="Times New Roman" w:eastAsia="Times New Roman" w:hAnsi="Times New Roman" w:cs="Times New Roman"/>
+          <w:rFonts w:ascii="Bookman Old Style" w:eastAsia="Times New Roman" w:hAnsi="Bookman Old Style" w:cs="Times New Roman"/>
           <w:lang w:val="en-IN" w:eastAsia="en-GB"/>
         </w:rPr>
       </w:pPr>
@@ -4234,91 +4129,223 @@
         </w:tabs>
         <w:jc w:val="center"/>
         <w:rPr>
-          <w:rFonts w:ascii="Times New Roman" w:eastAsia="Times New Roman" w:hAnsi="Times New Roman" w:cs="Times New Roman"/>
-          <w:lang w:val="en-IN" w:eastAsia="en-GB"/>
-        </w:rPr>
-      </w:pPr>
-    </w:p>
-    <w:p>
-      <w:pPr>
-        <w:tabs>
-          <w:tab w:val="left" w:pos="0"/>
-          <w:tab w:val="left" w:pos="810"/>
-        </w:tabs>
-        <w:jc w:val="center"/>
-        <w:rPr>
-          <w:rFonts w:ascii="Times New Roman" w:eastAsia="Times New Roman" w:hAnsi="Times New Roman" w:cs="Times New Roman"/>
-          <w:lang w:val="en-IN" w:eastAsia="en-GB"/>
-        </w:rPr>
-      </w:pPr>
-    </w:p>
-    <w:p>
-      <w:pPr>
-        <w:tabs>
-          <w:tab w:val="left" w:pos="0"/>
-          <w:tab w:val="left" w:pos="810"/>
-        </w:tabs>
-        <w:jc w:val="center"/>
-        <w:rPr>
-          <w:rFonts w:ascii="Times New Roman" w:eastAsia="Times New Roman" w:hAnsi="Times New Roman" w:cs="Times New Roman"/>
-          <w:lang w:val="en-IN" w:eastAsia="en-GB"/>
-        </w:rPr>
-      </w:pPr>
-    </w:p>
-    <w:p>
-      <w:pPr>
-        <w:tabs>
-          <w:tab w:val="left" w:pos="0"/>
-          <w:tab w:val="left" w:pos="810"/>
-        </w:tabs>
-        <w:jc w:val="center"/>
-        <w:rPr>
-          <w:rFonts w:ascii="Times New Roman" w:eastAsia="Times New Roman" w:hAnsi="Times New Roman" w:cs="Times New Roman"/>
-          <w:lang w:val="en-IN" w:eastAsia="en-GB"/>
-        </w:rPr>
-      </w:pPr>
-    </w:p>
-    <w:p>
-      <w:pPr>
-        <w:tabs>
-          <w:tab w:val="left" w:pos="0"/>
-          <w:tab w:val="left" w:pos="810"/>
-        </w:tabs>
-        <w:jc w:val="center"/>
-        <w:rPr>
-          <w:rFonts w:ascii="Times New Roman" w:eastAsia="Times New Roman" w:hAnsi="Times New Roman" w:cs="Times New Roman"/>
-          <w:lang w:val="en-IN" w:eastAsia="en-GB"/>
-        </w:rPr>
-      </w:pPr>
-    </w:p>
-    <w:p>
-      <w:pPr>
-        <w:tabs>
-          <w:tab w:val="left" w:pos="0"/>
-          <w:tab w:val="left" w:pos="810"/>
-        </w:tabs>
-        <w:jc w:val="center"/>
-        <w:rPr>
-          <w:rFonts w:ascii="Times New Roman" w:eastAsia="Times New Roman" w:hAnsi="Times New Roman" w:cs="Times New Roman"/>
-          <w:lang w:val="en-IN" w:eastAsia="en-GB"/>
-        </w:rPr>
-      </w:pPr>
-    </w:p>
-    <w:p/>
+          <w:rFonts w:ascii="Bookman Old Style" w:eastAsia="Times New Roman" w:hAnsi="Bookman Old Style" w:cs="Times New Roman"/>
+          <w:lang w:val="en-IN" w:eastAsia="en-GB"/>
+        </w:rPr>
+      </w:pPr>
+    </w:p>
+    <w:p>
+      <w:pPr>
+        <w:rPr>
+          <w:rFonts w:ascii="Bookman Old Style" w:hAnsi="Bookman Old Style"/>
+        </w:rPr>
+      </w:pPr>
+    </w:p>
     <w:sectPr>
+      <w:headerReference w:type="even" r:id="rId15"/>
+      <w:headerReference w:type="default" r:id="rId16"/>
+      <w:footerReference w:type="even" r:id="rId17"/>
+      <w:footerReference w:type="default" r:id="rId18"/>
+      <w:headerReference w:type="first" r:id="rId19"/>
+      <w:footerReference w:type="first" r:id="rId20"/>
       <w:pgSz w:w="11900" w:h="16840"/>
       <w:pgMar w:top="292" w:right="1440" w:bottom="783" w:left="1440" w:header="708" w:footer="708" w:gutter="0"/>
       <w:pgBorders w:offsetFrom="page">
-        <w:top w:val="single" w:sz="8" w:space="24" w:color="auto"/>
-        <w:left w:val="single" w:sz="8" w:space="24" w:color="auto"/>
-        <w:bottom w:val="single" w:sz="8" w:space="24" w:color="auto"/>
-        <w:right w:val="single" w:sz="8" w:space="24" w:color="auto"/>
+        <w:top w:val="thinThickSmallGap" w:sz="18" w:space="24" w:color="auto"/>
+        <w:left w:val="thinThickSmallGap" w:sz="18" w:space="24" w:color="auto"/>
+        <w:bottom w:val="thinThickSmallGap" w:sz="18" w:space="24" w:color="auto"/>
+        <w:right w:val="thinThickSmallGap" w:sz="18" w:space="24" w:color="auto"/>
       </w:pgBorders>
       <w:cols w:space="708"/>
       <w:docGrid w:linePitch="360"/>
     </w:sectPr>
   </w:body>
 </w:document>
+</file>
+
+<file path=word/endnotes.xml><?xml version="1.0" encoding="utf-8"?>
+<w:endnotes xmlns:wpc="http://schemas.microsoft.com/office/word/2010/wordprocessingCanvas" xmlns:cx="http://schemas.microsoft.com/office/drawing/2014/chartex" xmlns:cx1="http://schemas.microsoft.com/office/drawing/2015/9/8/chartex" xmlns:cx2="http://schemas.microsoft.com/office/drawing/2015/10/21/chartex" xmlns:cx3="http://schemas.microsoft.com/office/drawing/2016/5/9/chartex" xmlns:cx4="http://schemas.microsoft.com/office/drawing/2016/5/10/chartex" xmlns:cx5="http://schemas.microsoft.com/office/drawing/2016/5/11/chartex" xmlns:cx6="http://schemas.microsoft.com/office/drawing/2016/5/12/chartex" xmlns:cx7="http://schemas.microsoft.com/office/drawing/2016/5/13/chartex" xmlns:cx8="http://schemas.microsoft.com/office/drawing/2016/5/14/chartex" xmlns:mc="http://schemas.openxmlformats.org/markup-compatibility/2006" xmlns:aink="http://schemas.microsoft.com/office/drawing/2016/ink" xmlns:am3d="http://schemas.microsoft.com/office/drawing/2017/model3d" xmlns:o="urn:schemas-microsoft-com:office:office" xmlns:oel="http://schemas.microsoft.com/office/2019/extlst" xmlns:r="http://schemas.openxmlformats.org/officeDocument/2006/relationships" xmlns:m="http://schemas.openxmlformats.org/officeDocument/2006/math" xmlns:v="urn:schemas-microsoft-com:vml" xmlns:wp14="http://schemas.microsoft.com/office/word/2010/wordprocessingDrawing" xmlns:wp="http://schemas.openxmlformats.org/drawingml/2006/wordprocessingDrawing" xmlns:w10="urn:schemas-microsoft-com:office:word" xmlns:w="http://schemas.openxmlformats.org/wordprocessingml/2006/main" xmlns:w14="http://schemas.microsoft.com/office/word/2010/wordml" xmlns:w15="http://schemas.microsoft.com/office/word/2012/wordml" xmlns:w16cex="http://schemas.microsoft.com/office/word/2018/wordml/cex" xmlns:w16cid="http://schemas.microsoft.com/office/word/2016/wordml/cid" xmlns:w16="http://schemas.microsoft.com/office/word/2018/wordml" xmlns:w16du="http://schemas.microsoft.com/office/word/2023/wordml/word16du" xmlns:w16sdtdh="http://schemas.microsoft.com/office/word/2020/wordml/sdtdatahash" xmlns:w16sdtfl="http://schemas.microsoft.com/office/word/2024/wordml/sdtformatlock" xmlns:w16se="http://schemas.microsoft.com/office/word/2015/wordml/symex" xmlns:wpg="http://schemas.microsoft.com/office/word/2010/wordprocessingGroup" xmlns:wpi="http://schemas.microsoft.com/office/word/2010/wordprocessingInk" xmlns:wne="http://schemas.microsoft.com/office/word/2006/wordml" xmlns:wps="http://schemas.microsoft.com/office/word/2010/wordprocessingShape" mc:Ignorable="w14 w15 w16se w16cid w16 w16cex w16sdtdh w16sdtfl w16du wp14">
+  <w:endnote w:type="separator" w:id="-1">
+    <w:p>
+      <w:r>
+        <w:separator/>
+      </w:r>
+    </w:p>
+  </w:endnote>
+  <w:endnote w:type="continuationSeparator" w:id="0">
+    <w:p>
+      <w:r>
+        <w:continuationSeparator/>
+      </w:r>
+    </w:p>
+  </w:endnote>
+</w:endnotes>
+</file>
+
+<file path=word/footer1.xml><?xml version="1.0" encoding="utf-8"?>
+<w:ftr xmlns:wpc="http://schemas.microsoft.com/office/word/2010/wordprocessingCanvas" xmlns:cx="http://schemas.microsoft.com/office/drawing/2014/chartex" xmlns:cx1="http://schemas.microsoft.com/office/drawing/2015/9/8/chartex" xmlns:cx2="http://schemas.microsoft.com/office/drawing/2015/10/21/chartex" xmlns:cx3="http://schemas.microsoft.com/office/drawing/2016/5/9/chartex" xmlns:cx4="http://schemas.microsoft.com/office/drawing/2016/5/10/chartex" xmlns:cx5="http://schemas.microsoft.com/office/drawing/2016/5/11/chartex" xmlns:cx6="http://schemas.microsoft.com/office/drawing/2016/5/12/chartex" xmlns:cx7="http://schemas.microsoft.com/office/drawing/2016/5/13/chartex" xmlns:cx8="http://schemas.microsoft.com/office/drawing/2016/5/14/chartex" xmlns:mc="http://schemas.openxmlformats.org/markup-compatibility/2006" xmlns:aink="http://schemas.microsoft.com/office/drawing/2016/ink" xmlns:am3d="http://schemas.microsoft.com/office/drawing/2017/model3d" xmlns:o="urn:schemas-microsoft-com:office:office" xmlns:oel="http://schemas.microsoft.com/office/2019/extlst" xmlns:r="http://schemas.openxmlformats.org/officeDocument/2006/relationships" xmlns:m="http://schemas.openxmlformats.org/officeDocument/2006/math" xmlns:v="urn:schemas-microsoft-com:vml" xmlns:wp14="http://schemas.microsoft.com/office/word/2010/wordprocessingDrawing" xmlns:wp="http://schemas.openxmlformats.org/drawingml/2006/wordprocessingDrawing" xmlns:w10="urn:schemas-microsoft-com:office:word" xmlns:w="http://schemas.openxmlformats.org/wordprocessingml/2006/main" xmlns:w14="http://schemas.microsoft.com/office/word/2010/wordml" xmlns:w15="http://schemas.microsoft.com/office/word/2012/wordml" xmlns:w16cex="http://schemas.microsoft.com/office/word/2018/wordml/cex" xmlns:w16cid="http://schemas.microsoft.com/office/word/2016/wordml/cid" xmlns:w16="http://schemas.microsoft.com/office/word/2018/wordml" xmlns:w16du="http://schemas.microsoft.com/office/word/2023/wordml/word16du" xmlns:w16sdtdh="http://schemas.microsoft.com/office/word/2020/wordml/sdtdatahash" xmlns:w16sdtfl="http://schemas.microsoft.com/office/word/2024/wordml/sdtformatlock" xmlns:w16se="http://schemas.microsoft.com/office/word/2015/wordml/symex" xmlns:wpg="http://schemas.microsoft.com/office/word/2010/wordprocessingGroup" xmlns:wpi="http://schemas.microsoft.com/office/word/2010/wordprocessingInk" xmlns:wne="http://schemas.microsoft.com/office/word/2006/wordml" xmlns:wps="http://schemas.microsoft.com/office/word/2010/wordprocessingShape" mc:Ignorable="w14 w15 w16se w16cid w16 w16cex w16sdtdh w16sdtfl w16du wp14">
+  <w:p>
+    <w:pPr>
+      <w:pStyle w:val="Footer"/>
+    </w:pPr>
+  </w:p>
+</w:ftr>
+</file>
+
+<file path=word/footer2.xml><?xml version="1.0" encoding="utf-8"?>
+<w:ftr xmlns:wpc="http://schemas.microsoft.com/office/word/2010/wordprocessingCanvas" xmlns:cx="http://schemas.microsoft.com/office/drawing/2014/chartex" xmlns:cx1="http://schemas.microsoft.com/office/drawing/2015/9/8/chartex" xmlns:cx2="http://schemas.microsoft.com/office/drawing/2015/10/21/chartex" xmlns:cx3="http://schemas.microsoft.com/office/drawing/2016/5/9/chartex" xmlns:cx4="http://schemas.microsoft.com/office/drawing/2016/5/10/chartex" xmlns:cx5="http://schemas.microsoft.com/office/drawing/2016/5/11/chartex" xmlns:cx6="http://schemas.microsoft.com/office/drawing/2016/5/12/chartex" xmlns:cx7="http://schemas.microsoft.com/office/drawing/2016/5/13/chartex" xmlns:cx8="http://schemas.microsoft.com/office/drawing/2016/5/14/chartex" xmlns:mc="http://schemas.openxmlformats.org/markup-compatibility/2006" xmlns:aink="http://schemas.microsoft.com/office/drawing/2016/ink" xmlns:am3d="http://schemas.microsoft.com/office/drawing/2017/model3d" xmlns:o="urn:schemas-microsoft-com:office:office" xmlns:oel="http://schemas.microsoft.com/office/2019/extlst" xmlns:r="http://schemas.openxmlformats.org/officeDocument/2006/relationships" xmlns:m="http://schemas.openxmlformats.org/officeDocument/2006/math" xmlns:v="urn:schemas-microsoft-com:vml" xmlns:wp14="http://schemas.microsoft.com/office/word/2010/wordprocessingDrawing" xmlns:wp="http://schemas.openxmlformats.org/drawingml/2006/wordprocessingDrawing" xmlns:w10="urn:schemas-microsoft-com:office:word" xmlns:w="http://schemas.openxmlformats.org/wordprocessingml/2006/main" xmlns:w14="http://schemas.microsoft.com/office/word/2010/wordml" xmlns:w15="http://schemas.microsoft.com/office/word/2012/wordml" xmlns:w16cex="http://schemas.microsoft.com/office/word/2018/wordml/cex" xmlns:w16cid="http://schemas.microsoft.com/office/word/2016/wordml/cid" xmlns:w16="http://schemas.microsoft.com/office/word/2018/wordml" xmlns:w16du="http://schemas.microsoft.com/office/word/2023/wordml/word16du" xmlns:w16sdtdh="http://schemas.microsoft.com/office/word/2020/wordml/sdtdatahash" xmlns:w16sdtfl="http://schemas.microsoft.com/office/word/2024/wordml/sdtformatlock" xmlns:w16se="http://schemas.microsoft.com/office/word/2015/wordml/symex" xmlns:wpg="http://schemas.microsoft.com/office/word/2010/wordprocessingGroup" xmlns:wpi="http://schemas.microsoft.com/office/word/2010/wordprocessingInk" xmlns:wne="http://schemas.microsoft.com/office/word/2006/wordml" xmlns:wps="http://schemas.microsoft.com/office/word/2010/wordprocessingShape" mc:Ignorable="w14 w15 w16se w16cid w16 w16cex w16sdtdh w16sdtfl w16du wp14">
+  <w:p>
+    <w:pPr>
+      <w:pStyle w:val="Footer"/>
+    </w:pPr>
+  </w:p>
+</w:ftr>
+</file>
+
+<file path=word/footer3.xml><?xml version="1.0" encoding="utf-8"?>
+<w:ftr xmlns:wpc="http://schemas.microsoft.com/office/word/2010/wordprocessingCanvas" xmlns:cx="http://schemas.microsoft.com/office/drawing/2014/chartex" xmlns:cx1="http://schemas.microsoft.com/office/drawing/2015/9/8/chartex" xmlns:cx2="http://schemas.microsoft.com/office/drawing/2015/10/21/chartex" xmlns:cx3="http://schemas.microsoft.com/office/drawing/2016/5/9/chartex" xmlns:cx4="http://schemas.microsoft.com/office/drawing/2016/5/10/chartex" xmlns:cx5="http://schemas.microsoft.com/office/drawing/2016/5/11/chartex" xmlns:cx6="http://schemas.microsoft.com/office/drawing/2016/5/12/chartex" xmlns:cx7="http://schemas.microsoft.com/office/drawing/2016/5/13/chartex" xmlns:cx8="http://schemas.microsoft.com/office/drawing/2016/5/14/chartex" xmlns:mc="http://schemas.openxmlformats.org/markup-compatibility/2006" xmlns:aink="http://schemas.microsoft.com/office/drawing/2016/ink" xmlns:am3d="http://schemas.microsoft.com/office/drawing/2017/model3d" xmlns:o="urn:schemas-microsoft-com:office:office" xmlns:oel="http://schemas.microsoft.com/office/2019/extlst" xmlns:r="http://schemas.openxmlformats.org/officeDocument/2006/relationships" xmlns:m="http://schemas.openxmlformats.org/officeDocument/2006/math" xmlns:v="urn:schemas-microsoft-com:vml" xmlns:wp14="http://schemas.microsoft.com/office/word/2010/wordprocessingDrawing" xmlns:wp="http://schemas.openxmlformats.org/drawingml/2006/wordprocessingDrawing" xmlns:w10="urn:schemas-microsoft-com:office:word" xmlns:w="http://schemas.openxmlformats.org/wordprocessingml/2006/main" xmlns:w14="http://schemas.microsoft.com/office/word/2010/wordml" xmlns:w15="http://schemas.microsoft.com/office/word/2012/wordml" xmlns:w16cex="http://schemas.microsoft.com/office/word/2018/wordml/cex" xmlns:w16cid="http://schemas.microsoft.com/office/word/2016/wordml/cid" xmlns:w16="http://schemas.microsoft.com/office/word/2018/wordml" xmlns:w16du="http://schemas.microsoft.com/office/word/2023/wordml/word16du" xmlns:w16sdtdh="http://schemas.microsoft.com/office/word/2020/wordml/sdtdatahash" xmlns:w16sdtfl="http://schemas.microsoft.com/office/word/2024/wordml/sdtformatlock" xmlns:w16se="http://schemas.microsoft.com/office/word/2015/wordml/symex" xmlns:wpg="http://schemas.microsoft.com/office/word/2010/wordprocessingGroup" xmlns:wpi="http://schemas.microsoft.com/office/word/2010/wordprocessingInk" xmlns:wne="http://schemas.microsoft.com/office/word/2006/wordml" xmlns:wps="http://schemas.microsoft.com/office/word/2010/wordprocessingShape" mc:Ignorable="w14 w15 w16se w16cid w16 w16cex w16sdtdh w16sdtfl w16du wp14">
+  <w:p>
+    <w:pPr>
+      <w:pStyle w:val="Footer"/>
+    </w:pPr>
+  </w:p>
+</w:ftr>
+</file>
+
+<file path=word/footnotes.xml><?xml version="1.0" encoding="utf-8"?>
+<w:footnotes xmlns:wpc="http://schemas.microsoft.com/office/word/2010/wordprocessingCanvas" xmlns:cx="http://schemas.microsoft.com/office/drawing/2014/chartex" xmlns:cx1="http://schemas.microsoft.com/office/drawing/2015/9/8/chartex" xmlns:cx2="http://schemas.microsoft.com/office/drawing/2015/10/21/chartex" xmlns:cx3="http://schemas.microsoft.com/office/drawing/2016/5/9/chartex" xmlns:cx4="http://schemas.microsoft.com/office/drawing/2016/5/10/chartex" xmlns:cx5="http://schemas.microsoft.com/office/drawing/2016/5/11/chartex" xmlns:cx6="http://schemas.microsoft.com/office/drawing/2016/5/12/chartex" xmlns:cx7="http://schemas.microsoft.com/office/drawing/2016/5/13/chartex" xmlns:cx8="http://schemas.microsoft.com/office/drawing/2016/5/14/chartex" xmlns:mc="http://schemas.openxmlformats.org/markup-compatibility/2006" xmlns:aink="http://schemas.microsoft.com/office/drawing/2016/ink" xmlns:am3d="http://schemas.microsoft.com/office/drawing/2017/model3d" xmlns:o="urn:schemas-microsoft-com:office:office" xmlns:oel="http://schemas.microsoft.com/office/2019/extlst" xmlns:r="http://schemas.openxmlformats.org/officeDocument/2006/relationships" xmlns:m="http://schemas.openxmlformats.org/officeDocument/2006/math" xmlns:v="urn:schemas-microsoft-com:vml" xmlns:wp14="http://schemas.microsoft.com/office/word/2010/wordprocessingDrawing" xmlns:wp="http://schemas.openxmlformats.org/drawingml/2006/wordprocessingDrawing" xmlns:w10="urn:schemas-microsoft-com:office:word" xmlns:w="http://schemas.openxmlformats.org/wordprocessingml/2006/main" xmlns:w14="http://schemas.microsoft.com/office/word/2010/wordml" xmlns:w15="http://schemas.microsoft.com/office/word/2012/wordml" xmlns:w16cex="http://schemas.microsoft.com/office/word/2018/wordml/cex" xmlns:w16cid="http://schemas.microsoft.com/office/word/2016/wordml/cid" xmlns:w16="http://schemas.microsoft.com/office/word/2018/wordml" xmlns:w16du="http://schemas.microsoft.com/office/word/2023/wordml/word16du" xmlns:w16sdtdh="http://schemas.microsoft.com/office/word/2020/wordml/sdtdatahash" xmlns:w16sdtfl="http://schemas.microsoft.com/office/word/2024/wordml/sdtformatlock" xmlns:w16se="http://schemas.microsoft.com/office/word/2015/wordml/symex" xmlns:wpg="http://schemas.microsoft.com/office/word/2010/wordprocessingGroup" xmlns:wpi="http://schemas.microsoft.com/office/word/2010/wordprocessingInk" xmlns:wne="http://schemas.microsoft.com/office/word/2006/wordml" xmlns:wps="http://schemas.microsoft.com/office/word/2010/wordprocessingShape" mc:Ignorable="w14 w15 w16se w16cid w16 w16cex w16sdtdh w16sdtfl w16du wp14">
+  <w:footnote w:type="separator" w:id="-1">
+    <w:p>
+      <w:r>
+        <w:separator/>
+      </w:r>
+    </w:p>
+  </w:footnote>
+  <w:footnote w:type="continuationSeparator" w:id="0">
+    <w:p>
+      <w:r>
+        <w:continuationSeparator/>
+      </w:r>
+    </w:p>
+  </w:footnote>
+</w:footnotes>
+</file>
+
+<file path=word/header1.xml><?xml version="1.0" encoding="utf-8"?>
+<w:hdr xmlns:wpc="http://schemas.microsoft.com/office/word/2010/wordprocessingCanvas" xmlns:cx="http://schemas.microsoft.com/office/drawing/2014/chartex" xmlns:cx1="http://schemas.microsoft.com/office/drawing/2015/9/8/chartex" xmlns:cx2="http://schemas.microsoft.com/office/drawing/2015/10/21/chartex" xmlns:cx3="http://schemas.microsoft.com/office/drawing/2016/5/9/chartex" xmlns:cx4="http://schemas.microsoft.com/office/drawing/2016/5/10/chartex" xmlns:cx5="http://schemas.microsoft.com/office/drawing/2016/5/11/chartex" xmlns:cx6="http://schemas.microsoft.com/office/drawing/2016/5/12/chartex" xmlns:cx7="http://schemas.microsoft.com/office/drawing/2016/5/13/chartex" xmlns:cx8="http://schemas.microsoft.com/office/drawing/2016/5/14/chartex" xmlns:mc="http://schemas.openxmlformats.org/markup-compatibility/2006" xmlns:aink="http://schemas.microsoft.com/office/drawing/2016/ink" xmlns:am3d="http://schemas.microsoft.com/office/drawing/2017/model3d" xmlns:o="urn:schemas-microsoft-com:office:office" xmlns:oel="http://schemas.microsoft.com/office/2019/extlst" xmlns:r="http://schemas.openxmlformats.org/officeDocument/2006/relationships" xmlns:m="http://schemas.openxmlformats.org/officeDocument/2006/math" xmlns:v="urn:schemas-microsoft-com:vml" xmlns:wp14="http://schemas.microsoft.com/office/word/2010/wordprocessingDrawing" xmlns:wp="http://schemas.openxmlformats.org/drawingml/2006/wordprocessingDrawing" xmlns:w10="urn:schemas-microsoft-com:office:word" xmlns:w="http://schemas.openxmlformats.org/wordprocessingml/2006/main" xmlns:w14="http://schemas.microsoft.com/office/word/2010/wordml" xmlns:w15="http://schemas.microsoft.com/office/word/2012/wordml" xmlns:w16cex="http://schemas.microsoft.com/office/word/2018/wordml/cex" xmlns:w16cid="http://schemas.microsoft.com/office/word/2016/wordml/cid" xmlns:w16="http://schemas.microsoft.com/office/word/2018/wordml" xmlns:w16du="http://schemas.microsoft.com/office/word/2023/wordml/word16du" xmlns:w16sdtdh="http://schemas.microsoft.com/office/word/2020/wordml/sdtdatahash" xmlns:w16sdtfl="http://schemas.microsoft.com/office/word/2024/wordml/sdtformatlock" xmlns:w16se="http://schemas.microsoft.com/office/word/2015/wordml/symex" xmlns:wpg="http://schemas.microsoft.com/office/word/2010/wordprocessingGroup" xmlns:wpi="http://schemas.microsoft.com/office/word/2010/wordprocessingInk" xmlns:wne="http://schemas.microsoft.com/office/word/2006/wordml" xmlns:wps="http://schemas.microsoft.com/office/word/2010/wordprocessingShape" mc:Ignorable="w14 w15 w16se w16cid w16 w16cex w16sdtdh w16sdtfl w16du wp14">
+  <w:p>
+    <w:pPr>
+      <w:pStyle w:val="Header"/>
+    </w:pPr>
+    <w:r>
+      <w:rPr>
+        <w:noProof/>
+      </w:rPr>
+      <w:pict w14:anchorId="34D7082D">
+        <v:shapetype id="_x0000_t75" coordsize="21600,21600" o:spt="75" o:preferrelative="t" path="m@4@5l@4@11@9@11@9@5xe" filled="f" stroked="f">
+          <v:stroke joinstyle="miter"/>
+          <v:formulas>
+            <v:f eqn="if lineDrawn pixelLineWidth 0"/>
+            <v:f eqn="sum @0 1 0"/>
+            <v:f eqn="sum 0 0 @1"/>
+            <v:f eqn="prod @2 1 2"/>
+            <v:f eqn="prod @3 21600 pixelWidth"/>
+            <v:f eqn="prod @3 21600 pixelHeight"/>
+            <v:f eqn="sum @0 0 1"/>
+            <v:f eqn="prod @6 1 2"/>
+            <v:f eqn="prod @7 21600 pixelWidth"/>
+            <v:f eqn="sum @8 21600 0"/>
+            <v:f eqn="prod @7 21600 pixelHeight"/>
+            <v:f eqn="sum @10 21600 0"/>
+          </v:formulas>
+          <v:path o:extrusionok="f" gradientshapeok="t" o:connecttype="rect"/>
+          <o:lock v:ext="edit" aspectratio="t"/>
+        </v:shapetype>
+        <v:shape id="WordPictureWatermark122566344" o:spid="_x0000_s1032" type="#_x0000_t75" style="position:absolute;margin-left:0;margin-top:0;width:2340pt;height:1425pt;z-index:-251657216;mso-position-horizontal:center;mso-position-horizontal-relative:margin;mso-position-vertical:center;mso-position-vertical-relative:margin" o:allowincell="f">
+          <v:imagedata r:id="rId1" o:title="modern-analytic" gain="19661f" blacklevel="22938f"/>
+        </v:shape>
+      </w:pict>
+    </w:r>
+  </w:p>
+</w:hdr>
+</file>
+
+<file path=word/header2.xml><?xml version="1.0" encoding="utf-8"?>
+<w:hdr xmlns:wpc="http://schemas.microsoft.com/office/word/2010/wordprocessingCanvas" xmlns:cx="http://schemas.microsoft.com/office/drawing/2014/chartex" xmlns:cx1="http://schemas.microsoft.com/office/drawing/2015/9/8/chartex" xmlns:cx2="http://schemas.microsoft.com/office/drawing/2015/10/21/chartex" xmlns:cx3="http://schemas.microsoft.com/office/drawing/2016/5/9/chartex" xmlns:cx4="http://schemas.microsoft.com/office/drawing/2016/5/10/chartex" xmlns:cx5="http://schemas.microsoft.com/office/drawing/2016/5/11/chartex" xmlns:cx6="http://schemas.microsoft.com/office/drawing/2016/5/12/chartex" xmlns:cx7="http://schemas.microsoft.com/office/drawing/2016/5/13/chartex" xmlns:cx8="http://schemas.microsoft.com/office/drawing/2016/5/14/chartex" xmlns:mc="http://schemas.openxmlformats.org/markup-compatibility/2006" xmlns:aink="http://schemas.microsoft.com/office/drawing/2016/ink" xmlns:am3d="http://schemas.microsoft.com/office/drawing/2017/model3d" xmlns:o="urn:schemas-microsoft-com:office:office" xmlns:oel="http://schemas.microsoft.com/office/2019/extlst" xmlns:r="http://schemas.openxmlformats.org/officeDocument/2006/relationships" xmlns:m="http://schemas.openxmlformats.org/officeDocument/2006/math" xmlns:v="urn:schemas-microsoft-com:vml" xmlns:wp14="http://schemas.microsoft.com/office/word/2010/wordprocessingDrawing" xmlns:wp="http://schemas.openxmlformats.org/drawingml/2006/wordprocessingDrawing" xmlns:w10="urn:schemas-microsoft-com:office:word" xmlns:w="http://schemas.openxmlformats.org/wordprocessingml/2006/main" xmlns:w14="http://schemas.microsoft.com/office/word/2010/wordml" xmlns:w15="http://schemas.microsoft.com/office/word/2012/wordml" xmlns:w16cex="http://schemas.microsoft.com/office/word/2018/wordml/cex" xmlns:w16cid="http://schemas.microsoft.com/office/word/2016/wordml/cid" xmlns:w16="http://schemas.microsoft.com/office/word/2018/wordml" xmlns:w16du="http://schemas.microsoft.com/office/word/2023/wordml/word16du" xmlns:w16sdtdh="http://schemas.microsoft.com/office/word/2020/wordml/sdtdatahash" xmlns:w16sdtfl="http://schemas.microsoft.com/office/word/2024/wordml/sdtformatlock" xmlns:w16se="http://schemas.microsoft.com/office/word/2015/wordml/symex" xmlns:wpg="http://schemas.microsoft.com/office/word/2010/wordprocessingGroup" xmlns:wpi="http://schemas.microsoft.com/office/word/2010/wordprocessingInk" xmlns:wne="http://schemas.microsoft.com/office/word/2006/wordml" xmlns:wps="http://schemas.microsoft.com/office/word/2010/wordprocessingShape" mc:Ignorable="w14 w15 w16se w16cid w16 w16cex w16sdtdh w16sdtfl w16du wp14">
+  <w:p>
+    <w:pPr>
+      <w:pStyle w:val="Header"/>
+    </w:pPr>
+    <w:r>
+      <w:rPr>
+        <w:noProof/>
+      </w:rPr>
+      <w:pict w14:anchorId="1017DC42">
+        <v:shapetype id="_x0000_t75" coordsize="21600,21600" o:spt="75" o:preferrelative="t" path="m@4@5l@4@11@9@11@9@5xe" filled="f" stroked="f">
+          <v:stroke joinstyle="miter"/>
+          <v:formulas>
+            <v:f eqn="if lineDrawn pixelLineWidth 0"/>
+            <v:f eqn="sum @0 1 0"/>
+            <v:f eqn="sum 0 0 @1"/>
+            <v:f eqn="prod @2 1 2"/>
+            <v:f eqn="prod @3 21600 pixelWidth"/>
+            <v:f eqn="prod @3 21600 pixelHeight"/>
+            <v:f eqn="sum @0 0 1"/>
+            <v:f eqn="prod @6 1 2"/>
+            <v:f eqn="prod @7 21600 pixelWidth"/>
+            <v:f eqn="sum @8 21600 0"/>
+            <v:f eqn="prod @7 21600 pixelHeight"/>
+            <v:f eqn="sum @10 21600 0"/>
+          </v:formulas>
+          <v:path o:extrusionok="f" gradientshapeok="t" o:connecttype="rect"/>
+          <o:lock v:ext="edit" aspectratio="t"/>
+        </v:shapetype>
+        <v:shape id="WordPictureWatermark122566345" o:spid="_x0000_s1033" type="#_x0000_t75" style="position:absolute;margin-left:0;margin-top:0;width:2340pt;height:1425pt;z-index:-251656192;mso-position-horizontal:center;mso-position-horizontal-relative:margin;mso-position-vertical:center;mso-position-vertical-relative:margin" o:allowincell="f">
+          <v:imagedata r:id="rId1" o:title="modern-analytic" gain="19661f" blacklevel="22938f"/>
+        </v:shape>
+      </w:pict>
+    </w:r>
+  </w:p>
+</w:hdr>
+</file>
+
+<file path=word/header3.xml><?xml version="1.0" encoding="utf-8"?>
+<w:hdr xmlns:wpc="http://schemas.microsoft.com/office/word/2010/wordprocessingCanvas" xmlns:cx="http://schemas.microsoft.com/office/drawing/2014/chartex" xmlns:cx1="http://schemas.microsoft.com/office/drawing/2015/9/8/chartex" xmlns:cx2="http://schemas.microsoft.com/office/drawing/2015/10/21/chartex" xmlns:cx3="http://schemas.microsoft.com/office/drawing/2016/5/9/chartex" xmlns:cx4="http://schemas.microsoft.com/office/drawing/2016/5/10/chartex" xmlns:cx5="http://schemas.microsoft.com/office/drawing/2016/5/11/chartex" xmlns:cx6="http://schemas.microsoft.com/office/drawing/2016/5/12/chartex" xmlns:cx7="http://schemas.microsoft.com/office/drawing/2016/5/13/chartex" xmlns:cx8="http://schemas.microsoft.com/office/drawing/2016/5/14/chartex" xmlns:mc="http://schemas.openxmlformats.org/markup-compatibility/2006" xmlns:aink="http://schemas.microsoft.com/office/drawing/2016/ink" xmlns:am3d="http://schemas.microsoft.com/office/drawing/2017/model3d" xmlns:o="urn:schemas-microsoft-com:office:office" xmlns:oel="http://schemas.microsoft.com/office/2019/extlst" xmlns:r="http://schemas.openxmlformats.org/officeDocument/2006/relationships" xmlns:m="http://schemas.openxmlformats.org/officeDocument/2006/math" xmlns:v="urn:schemas-microsoft-com:vml" xmlns:wp14="http://schemas.microsoft.com/office/word/2010/wordprocessingDrawing" xmlns:wp="http://schemas.openxmlformats.org/drawingml/2006/wordprocessingDrawing" xmlns:w10="urn:schemas-microsoft-com:office:word" xmlns:w="http://schemas.openxmlformats.org/wordprocessingml/2006/main" xmlns:w14="http://schemas.microsoft.com/office/word/2010/wordml" xmlns:w15="http://schemas.microsoft.com/office/word/2012/wordml" xmlns:w16cex="http://schemas.microsoft.com/office/word/2018/wordml/cex" xmlns:w16cid="http://schemas.microsoft.com/office/word/2016/wordml/cid" xmlns:w16="http://schemas.microsoft.com/office/word/2018/wordml" xmlns:w16du="http://schemas.microsoft.com/office/word/2023/wordml/word16du" xmlns:w16sdtdh="http://schemas.microsoft.com/office/word/2020/wordml/sdtdatahash" xmlns:w16sdtfl="http://schemas.microsoft.com/office/word/2024/wordml/sdtformatlock" xmlns:w16se="http://schemas.microsoft.com/office/word/2015/wordml/symex" xmlns:wpg="http://schemas.microsoft.com/office/word/2010/wordprocessingGroup" xmlns:wpi="http://schemas.microsoft.com/office/word/2010/wordprocessingInk" xmlns:wne="http://schemas.microsoft.com/office/word/2006/wordml" xmlns:wps="http://schemas.microsoft.com/office/word/2010/wordprocessingShape" mc:Ignorable="w14 w15 w16se w16cid w16 w16cex w16sdtdh w16sdtfl w16du wp14">
+  <w:p>
+    <w:pPr>
+      <w:pStyle w:val="Header"/>
+    </w:pPr>
+    <w:r>
+      <w:rPr>
+        <w:noProof/>
+      </w:rPr>
+      <w:pict w14:anchorId="638C3375">
+        <v:shapetype id="_x0000_t75" coordsize="21600,21600" o:spt="75" o:preferrelative="t" path="m@4@5l@4@11@9@11@9@5xe" filled="f" stroked="f">
+          <v:stroke joinstyle="miter"/>
+          <v:formulas>
+            <v:f eqn="if lineDrawn pixelLineWidth 0"/>
+            <v:f eqn="sum @0 1 0"/>
+            <v:f eqn="sum 0 0 @1"/>
+            <v:f eqn="prod @2 1 2"/>
+            <v:f eqn="prod @3 21600 pixelWidth"/>
+            <v:f eqn="prod @3 21600 pixelHeight"/>
+            <v:f eqn="sum @0 0 1"/>
+            <v:f eqn="prod @6 1 2"/>
+            <v:f eqn="prod @7 21600 pixelWidth"/>
+            <v:f eqn="sum @8 21600 0"/>
+            <v:f eqn="prod @7 21600 pixelHeight"/>
+            <v:f eqn="sum @10 21600 0"/>
+          </v:formulas>
+          <v:path o:extrusionok="f" gradientshapeok="t" o:connecttype="rect"/>
+          <o:lock v:ext="edit" aspectratio="t"/>
+        </v:shapetype>
+        <v:shape id="WordPictureWatermark122566343" o:spid="_x0000_s1031" type="#_x0000_t75" style="position:absolute;margin-left:0;margin-top:0;width:2340pt;height:1425pt;z-index:-251658240;mso-position-horizontal:center;mso-position-horizontal-relative:margin;mso-position-vertical:center;mso-position-vertical-relative:margin" o:allowincell="f">
+          <v:imagedata r:id="rId1" o:title="modern-analytic" gain="19661f" blacklevel="22938f"/>
+        </v:shape>
+      </w:pict>
+    </w:r>
+  </w:p>
+</w:hdr>
 </file>
 
 <file path=word/numbering.xml><?xml version="1.0" encoding="utf-8"?>
@@ -5894,6 +5921,7 @@
   <w:style w:type="character" w:default="1" w:styleId="DefaultParagraphFont">
     <w:name w:val="Default Paragraph Font"/>
     <w:uiPriority w:val="1"/>
+    <w:semiHidden/>
     <w:unhideWhenUsed/>
   </w:style>
   <w:style w:type="table" w:default="1" w:styleId="TableNormal">
@@ -5986,6 +6014,48 @@
       <w:color w:val="954F72" w:themeColor="followedHyperlink"/>
       <w:u w:val="single"/>
     </w:rPr>
+  </w:style>
+  <w:style w:type="paragraph" w:styleId="Header">
+    <w:name w:val="header"/>
+    <w:basedOn w:val="Normal"/>
+    <w:link w:val="HeaderChar"/>
+    <w:uiPriority w:val="99"/>
+    <w:unhideWhenUsed/>
+    <w:rsid w:val="002D2DC2"/>
+    <w:pPr>
+      <w:tabs>
+        <w:tab w:val="center" w:pos="4513"/>
+        <w:tab w:val="right" w:pos="9026"/>
+      </w:tabs>
+    </w:pPr>
+  </w:style>
+  <w:style w:type="character" w:customStyle="1" w:styleId="HeaderChar">
+    <w:name w:val="Header Char"/>
+    <w:basedOn w:val="DefaultParagraphFont"/>
+    <w:link w:val="Header"/>
+    <w:uiPriority w:val="99"/>
+    <w:rsid w:val="002D2DC2"/>
+  </w:style>
+  <w:style w:type="paragraph" w:styleId="Footer">
+    <w:name w:val="footer"/>
+    <w:basedOn w:val="Normal"/>
+    <w:link w:val="FooterChar"/>
+    <w:uiPriority w:val="99"/>
+    <w:unhideWhenUsed/>
+    <w:rsid w:val="002D2DC2"/>
+    <w:pPr>
+      <w:tabs>
+        <w:tab w:val="center" w:pos="4513"/>
+        <w:tab w:val="right" w:pos="9026"/>
+      </w:tabs>
+    </w:pPr>
+  </w:style>
+  <w:style w:type="character" w:customStyle="1" w:styleId="FooterChar">
+    <w:name w:val="Footer Char"/>
+    <w:basedOn w:val="DefaultParagraphFont"/>
+    <w:link w:val="Footer"/>
+    <w:uiPriority w:val="99"/>
+    <w:rsid w:val="002D2DC2"/>
   </w:style>
 </w:styles>
 </file>
@@ -6249,4 +6319,16 @@
     </a:ext>
   </a:extLst>
 </a:theme>
+</file>
+
+<file path=customXml/item1.xml><?xml version="1.0" encoding="utf-8"?>
+<b:Sources xmlns:b="http://schemas.openxmlformats.org/officeDocument/2006/bibliography" xmlns="http://schemas.openxmlformats.org/officeDocument/2006/bibliography" SelectedStyle="\APASixthEditionOfficeOnline.xsl" StyleName="APA" Version="6"/>
+</file>
+
+<file path=customXml/itemProps1.xml><?xml version="1.0" encoding="utf-8"?>
+<ds:datastoreItem xmlns:ds="http://schemas.openxmlformats.org/officeDocument/2006/customXml" ds:itemID="{A713A4E4-E2BE-4F6E-A9CD-1B926588EAC3}">
+  <ds:schemaRefs>
+    <ds:schemaRef ds:uri="http://schemas.openxmlformats.org/officeDocument/2006/bibliography"/>
+  </ds:schemaRefs>
+</ds:datastoreItem>
 </file>